--- a/PTP_and_TSN_Configuration_Manual_CLI_EN.docx
+++ b/PTP_and_TSN_Configuration_Manual_CLI_EN.docx
@@ -1364,7 +1364,7 @@
       </w:r>
       <w:r>
         <w:rPr>
-          <w:rFonts w:ascii="Consolas" w:hAnsi="Consolas" w:eastAsia="Consolas"/>
+          <w:rFonts w:ascii="Courier New" w:hAnsi="Courier New" w:eastAsia="Courier New"/>
           <w:b w:val="0"/>
           <w:i w:val="0"/>
           <w:color w:val="9B1C1C"/>
@@ -1399,7 +1399,7 @@
       </w:r>
       <w:r>
         <w:rPr>
-          <w:rFonts w:ascii="Consolas" w:hAnsi="Consolas" w:eastAsia="Consolas"/>
+          <w:rFonts w:ascii="Courier New" w:hAnsi="Courier New" w:eastAsia="Courier New"/>
           <w:b w:val="0"/>
           <w:i w:val="0"/>
           <w:color w:val="9B1C1C"/>
@@ -1451,7 +1451,7 @@
       </w:r>
       <w:r>
         <w:rPr>
-          <w:rFonts w:ascii="Consolas" w:hAnsi="Consolas" w:eastAsia="Consolas"/>
+          <w:rFonts w:ascii="Courier New" w:hAnsi="Courier New" w:eastAsia="Courier New"/>
           <w:b w:val="0"/>
           <w:i w:val="0"/>
           <w:color w:val="9B1C1C"/>
@@ -1486,7 +1486,7 @@
       </w:r>
       <w:r>
         <w:rPr>
-          <w:rFonts w:ascii="Consolas" w:hAnsi="Consolas" w:eastAsia="Consolas"/>
+          <w:rFonts w:ascii="Courier New" w:hAnsi="Courier New" w:eastAsia="Courier New"/>
           <w:b w:val="0"/>
           <w:i w:val="0"/>
           <w:color w:val="9B1C1C"/>
@@ -1538,7 +1538,7 @@
       </w:r>
       <w:r>
         <w:rPr>
-          <w:rFonts w:ascii="Consolas" w:hAnsi="Consolas" w:eastAsia="Consolas"/>
+          <w:rFonts w:ascii="Courier New" w:hAnsi="Courier New" w:eastAsia="Courier New"/>
           <w:b w:val="0"/>
           <w:i w:val="0"/>
           <w:color w:val="9B1C1C"/>
@@ -1573,7 +1573,7 @@
       </w:r>
       <w:r>
         <w:rPr>
-          <w:rFonts w:ascii="Consolas" w:hAnsi="Consolas" w:eastAsia="Consolas"/>
+          <w:rFonts w:ascii="Courier New" w:hAnsi="Courier New" w:eastAsia="Courier New"/>
           <w:b w:val="0"/>
           <w:i w:val="0"/>
           <w:color w:val="9B1C1C"/>
@@ -1666,7 +1666,7 @@
       </w:r>
       <w:r>
         <w:rPr>
-          <w:rFonts w:ascii="Consolas" w:hAnsi="Consolas" w:eastAsia="Consolas"/>
+          <w:rFonts w:ascii="Courier New" w:hAnsi="Courier New" w:eastAsia="Courier New"/>
           <w:b w:val="0"/>
           <w:i w:val="0"/>
           <w:color w:val="9B1C1C"/>
@@ -1701,7 +1701,7 @@
       </w:r>
       <w:r>
         <w:rPr>
-          <w:rFonts w:ascii="Consolas" w:hAnsi="Consolas" w:eastAsia="Consolas"/>
+          <w:rFonts w:ascii="Courier New" w:hAnsi="Courier New" w:eastAsia="Courier New"/>
           <w:b w:val="0"/>
           <w:i w:val="0"/>
           <w:color w:val="9B1C1C"/>
@@ -1753,7 +1753,7 @@
       </w:r>
       <w:r>
         <w:rPr>
-          <w:rFonts w:ascii="Consolas" w:hAnsi="Consolas" w:eastAsia="Consolas"/>
+          <w:rFonts w:ascii="Courier New" w:hAnsi="Courier New" w:eastAsia="Courier New"/>
           <w:b w:val="0"/>
           <w:i w:val="0"/>
           <w:color w:val="9B1C1C"/>
@@ -1788,7 +1788,7 @@
       </w:r>
       <w:r>
         <w:rPr>
-          <w:rFonts w:ascii="Consolas" w:hAnsi="Consolas" w:eastAsia="Consolas"/>
+          <w:rFonts w:ascii="Courier New" w:hAnsi="Courier New" w:eastAsia="Courier New"/>
           <w:b w:val="0"/>
           <w:i w:val="0"/>
           <w:color w:val="9B1C1C"/>
@@ -1823,7 +1823,7 @@
       </w:r>
       <w:r>
         <w:rPr>
-          <w:rFonts w:ascii="Consolas" w:hAnsi="Consolas" w:eastAsia="Consolas"/>
+          <w:rFonts w:ascii="Courier New" w:hAnsi="Courier New" w:eastAsia="Courier New"/>
           <w:b w:val="0"/>
           <w:i w:val="0"/>
           <w:color w:val="9B1C1C"/>
@@ -1875,7 +1875,7 @@
       </w:r>
       <w:r>
         <w:rPr>
-          <w:rFonts w:ascii="Consolas" w:hAnsi="Consolas" w:eastAsia="Consolas"/>
+          <w:rFonts w:ascii="Courier New" w:hAnsi="Courier New" w:eastAsia="Courier New"/>
           <w:b w:val="0"/>
           <w:i w:val="0"/>
           <w:color w:val="9B1C1C"/>
@@ -1967,7 +1967,7 @@
       </w:r>
       <w:r>
         <w:rPr>
-          <w:rFonts w:ascii="Consolas" w:hAnsi="Consolas" w:eastAsia="Consolas"/>
+          <w:rFonts w:ascii="Courier New" w:hAnsi="Courier New" w:eastAsia="Courier New"/>
           <w:b w:val="0"/>
           <w:i w:val="0"/>
           <w:color w:val="9B1C1C"/>
@@ -2059,7 +2059,7 @@
       </w:r>
       <w:r>
         <w:rPr>
-          <w:rFonts w:ascii="Consolas" w:hAnsi="Consolas" w:eastAsia="Consolas"/>
+          <w:rFonts w:ascii="Courier New" w:hAnsi="Courier New" w:eastAsia="Courier New"/>
           <w:b w:val="0"/>
           <w:i w:val="0"/>
           <w:color w:val="9B1C1C"/>
@@ -2151,7 +2151,7 @@
       </w:r>
       <w:r>
         <w:rPr>
-          <w:rFonts w:ascii="Consolas" w:hAnsi="Consolas" w:eastAsia="Consolas"/>
+          <w:rFonts w:ascii="Courier New" w:hAnsi="Courier New" w:eastAsia="Courier New"/>
           <w:b w:val="0"/>
           <w:i w:val="0"/>
           <w:color w:val="9B1C1C"/>
@@ -2243,7 +2243,7 @@
       </w:r>
       <w:r>
         <w:rPr>
-          <w:rFonts w:ascii="Consolas" w:hAnsi="Consolas" w:eastAsia="Consolas"/>
+          <w:rFonts w:ascii="Courier New" w:hAnsi="Courier New" w:eastAsia="Courier New"/>
           <w:b w:val="0"/>
           <w:i w:val="0"/>
           <w:color w:val="9B1C1C"/>
@@ -2335,7 +2335,7 @@
       </w:r>
       <w:r>
         <w:rPr>
-          <w:rFonts w:ascii="Consolas" w:hAnsi="Consolas" w:eastAsia="Consolas"/>
+          <w:rFonts w:ascii="Courier New" w:hAnsi="Courier New" w:eastAsia="Courier New"/>
           <w:b w:val="0"/>
           <w:i w:val="0"/>
           <w:color w:val="9B1C1C"/>
@@ -2483,7 +2483,7 @@
       </w:pPr>
       <w:r>
         <w:rPr>
-          <w:rFonts w:ascii="Consolas" w:hAnsi="Consolas" w:eastAsia="Consolas"/>
+          <w:rFonts w:ascii="Courier New" w:hAnsi="Courier New" w:eastAsia="Courier New"/>
           <w:color w:val="1A1A1A"/>
           <w:sz w:val="17"/>
         </w:rPr>
@@ -2501,7 +2501,7 @@
       </w:pPr>
       <w:r>
         <w:rPr>
-          <w:rFonts w:ascii="Consolas" w:hAnsi="Consolas" w:eastAsia="Consolas"/>
+          <w:rFonts w:ascii="Courier New" w:hAnsi="Courier New" w:eastAsia="Courier New"/>
           <w:color w:val="1A1A1A"/>
           <w:sz w:val="17"/>
         </w:rPr>
@@ -2519,7 +2519,7 @@
       </w:pPr>
       <w:r>
         <w:rPr>
-          <w:rFonts w:ascii="Consolas" w:hAnsi="Consolas" w:eastAsia="Consolas"/>
+          <w:rFonts w:ascii="Courier New" w:hAnsi="Courier New" w:eastAsia="Courier New"/>
           <w:color w:val="1A1A1A"/>
           <w:sz w:val="17"/>
         </w:rPr>
@@ -2537,7 +2537,7 @@
       </w:pPr>
       <w:r>
         <w:rPr>
-          <w:rFonts w:ascii="Consolas" w:hAnsi="Consolas" w:eastAsia="Consolas"/>
+          <w:rFonts w:ascii="Courier New" w:hAnsi="Courier New" w:eastAsia="Courier New"/>
           <w:color w:val="1A1A1A"/>
           <w:sz w:val="17"/>
         </w:rPr>
@@ -2555,7 +2555,7 @@
       </w:pPr>
       <w:r>
         <w:rPr>
-          <w:rFonts w:ascii="Consolas" w:hAnsi="Consolas" w:eastAsia="Consolas"/>
+          <w:rFonts w:ascii="Courier New" w:hAnsi="Courier New" w:eastAsia="Courier New"/>
           <w:color w:val="1A1A1A"/>
           <w:sz w:val="17"/>
         </w:rPr>
@@ -2573,7 +2573,7 @@
       </w:pPr>
       <w:r>
         <w:rPr>
-          <w:rFonts w:ascii="Consolas" w:hAnsi="Consolas" w:eastAsia="Consolas"/>
+          <w:rFonts w:ascii="Courier New" w:hAnsi="Courier New" w:eastAsia="Courier New"/>
           <w:color w:val="1A1A1A"/>
           <w:sz w:val="17"/>
         </w:rPr>
@@ -2605,7 +2605,7 @@
       </w:pPr>
       <w:r>
         <w:rPr>
-          <w:rFonts w:ascii="Consolas" w:hAnsi="Consolas" w:eastAsia="Consolas"/>
+          <w:rFonts w:ascii="Courier New" w:hAnsi="Courier New" w:eastAsia="Courier New"/>
           <w:color w:val="1A1A1A"/>
           <w:sz w:val="17"/>
         </w:rPr>
@@ -2623,7 +2623,7 @@
       </w:pPr>
       <w:r>
         <w:rPr>
-          <w:rFonts w:ascii="Consolas" w:hAnsi="Consolas" w:eastAsia="Consolas"/>
+          <w:rFonts w:ascii="Courier New" w:hAnsi="Courier New" w:eastAsia="Courier New"/>
           <w:color w:val="1A1A1A"/>
           <w:sz w:val="17"/>
         </w:rPr>
@@ -2641,7 +2641,7 @@
       </w:pPr>
       <w:r>
         <w:rPr>
-          <w:rFonts w:ascii="Consolas" w:hAnsi="Consolas" w:eastAsia="Consolas"/>
+          <w:rFonts w:ascii="Courier New" w:hAnsi="Courier New" w:eastAsia="Courier New"/>
           <w:color w:val="1A1A1A"/>
           <w:sz w:val="17"/>
         </w:rPr>
@@ -2659,7 +2659,7 @@
       </w:pPr>
       <w:r>
         <w:rPr>
-          <w:rFonts w:ascii="Consolas" w:hAnsi="Consolas" w:eastAsia="Consolas"/>
+          <w:rFonts w:ascii="Courier New" w:hAnsi="Courier New" w:eastAsia="Courier New"/>
           <w:color w:val="1A1A1A"/>
           <w:sz w:val="17"/>
         </w:rPr>
@@ -2677,7 +2677,7 @@
       </w:pPr>
       <w:r>
         <w:rPr>
-          <w:rFonts w:ascii="Consolas" w:hAnsi="Consolas" w:eastAsia="Consolas"/>
+          <w:rFonts w:ascii="Courier New" w:hAnsi="Courier New" w:eastAsia="Courier New"/>
           <w:color w:val="1A1A1A"/>
           <w:sz w:val="17"/>
         </w:rPr>
@@ -2737,7 +2737,7 @@
       </w:r>
       <w:r>
         <w:rPr>
-          <w:rFonts w:ascii="Consolas" w:hAnsi="Consolas" w:eastAsia="Consolas"/>
+          <w:rFonts w:ascii="Courier New" w:hAnsi="Courier New" w:eastAsia="Courier New"/>
           <w:b w:val="0"/>
           <w:i w:val="0"/>
           <w:color w:val="9B1C1C"/>
@@ -2756,7 +2756,7 @@
       </w:r>
       <w:r>
         <w:rPr>
-          <w:rFonts w:ascii="Consolas" w:hAnsi="Consolas" w:eastAsia="Consolas"/>
+          <w:rFonts w:ascii="Courier New" w:hAnsi="Courier New" w:eastAsia="Courier New"/>
           <w:b w:val="0"/>
           <w:i w:val="0"/>
           <w:color w:val="9B1C1C"/>
@@ -3560,7 +3560,7 @@
       </w:r>
       <w:r>
         <w:rPr>
-          <w:rFonts w:ascii="Consolas" w:hAnsi="Consolas" w:eastAsia="Consolas"/>
+          <w:rFonts w:ascii="Courier New" w:hAnsi="Courier New" w:eastAsia="Courier New"/>
           <w:b w:val="0"/>
           <w:i w:val="0"/>
           <w:color w:val="9B1C1C"/>
@@ -3626,7 +3626,7 @@
       </w:r>
       <w:r>
         <w:rPr>
-          <w:rFonts w:ascii="Consolas" w:hAnsi="Consolas" w:eastAsia="Consolas"/>
+          <w:rFonts w:ascii="Courier New" w:hAnsi="Courier New" w:eastAsia="Courier New"/>
           <w:b w:val="0"/>
           <w:i w:val="0"/>
           <w:color w:val="9B1C1C"/>
@@ -3661,7 +3661,7 @@
       </w:r>
       <w:r>
         <w:rPr>
-          <w:rFonts w:ascii="Consolas" w:hAnsi="Consolas" w:eastAsia="Consolas"/>
+          <w:rFonts w:ascii="Courier New" w:hAnsi="Courier New" w:eastAsia="Courier New"/>
           <w:b w:val="0"/>
           <w:i w:val="0"/>
           <w:color w:val="9B1C1C"/>
@@ -3696,7 +3696,7 @@
       </w:r>
       <w:r>
         <w:rPr>
-          <w:rFonts w:ascii="Consolas" w:hAnsi="Consolas" w:eastAsia="Consolas"/>
+          <w:rFonts w:ascii="Courier New" w:hAnsi="Courier New" w:eastAsia="Courier New"/>
           <w:b w:val="0"/>
           <w:i w:val="0"/>
           <w:color w:val="9B1C1C"/>
@@ -3789,7 +3789,7 @@
       </w:pPr>
       <w:r>
         <w:rPr>
-          <w:rFonts w:ascii="Consolas" w:hAnsi="Consolas" w:eastAsia="Consolas"/>
+          <w:rFonts w:ascii="Courier New" w:hAnsi="Courier New" w:eastAsia="Courier New"/>
           <w:color w:val="1A1A1A"/>
           <w:sz w:val="17"/>
         </w:rPr>
@@ -3823,7 +3823,7 @@
       </w:pPr>
       <w:r>
         <w:rPr>
-          <w:rFonts w:ascii="Consolas" w:hAnsi="Consolas" w:eastAsia="Consolas"/>
+          <w:rFonts w:ascii="Courier New" w:hAnsi="Courier New" w:eastAsia="Courier New"/>
           <w:color w:val="1A1A1A"/>
           <w:sz w:val="17"/>
         </w:rPr>
@@ -3857,7 +3857,7 @@
       </w:pPr>
       <w:r>
         <w:rPr>
-          <w:rFonts w:ascii="Consolas" w:hAnsi="Consolas" w:eastAsia="Consolas"/>
+          <w:rFonts w:ascii="Courier New" w:hAnsi="Courier New" w:eastAsia="Courier New"/>
           <w:color w:val="1A1A1A"/>
           <w:sz w:val="17"/>
         </w:rPr>
@@ -3905,7 +3905,7 @@
       </w:pPr>
       <w:r>
         <w:rPr>
-          <w:rFonts w:ascii="Consolas" w:hAnsi="Consolas" w:eastAsia="Consolas"/>
+          <w:rFonts w:ascii="Courier New" w:hAnsi="Courier New" w:eastAsia="Courier New"/>
           <w:color w:val="1A1A1A"/>
           <w:sz w:val="17"/>
         </w:rPr>
@@ -3923,7 +3923,7 @@
       </w:pPr>
       <w:r>
         <w:rPr>
-          <w:rFonts w:ascii="Consolas" w:hAnsi="Consolas" w:eastAsia="Consolas"/>
+          <w:rFonts w:ascii="Courier New" w:hAnsi="Courier New" w:eastAsia="Courier New"/>
           <w:color w:val="1A1A1A"/>
           <w:sz w:val="17"/>
         </w:rPr>
@@ -4048,7 +4048,7 @@
       </w:pPr>
       <w:r>
         <w:rPr>
-          <w:rFonts w:ascii="Consolas" w:hAnsi="Consolas" w:eastAsia="Consolas"/>
+          <w:rFonts w:ascii="Courier New" w:hAnsi="Courier New" w:eastAsia="Courier New"/>
           <w:color w:val="1A1A1A"/>
           <w:sz w:val="17"/>
         </w:rPr>
@@ -4082,7 +4082,7 @@
       </w:pPr>
       <w:r>
         <w:rPr>
-          <w:rFonts w:ascii="Consolas" w:hAnsi="Consolas" w:eastAsia="Consolas"/>
+          <w:rFonts w:ascii="Courier New" w:hAnsi="Courier New" w:eastAsia="Courier New"/>
           <w:color w:val="1A1A1A"/>
           <w:sz w:val="17"/>
         </w:rPr>
@@ -4116,7 +4116,7 @@
       </w:pPr>
       <w:r>
         <w:rPr>
-          <w:rFonts w:ascii="Consolas" w:hAnsi="Consolas" w:eastAsia="Consolas"/>
+          <w:rFonts w:ascii="Courier New" w:hAnsi="Courier New" w:eastAsia="Courier New"/>
           <w:color w:val="1A1A1A"/>
           <w:sz w:val="17"/>
         </w:rPr>
@@ -4150,7 +4150,7 @@
       </w:pPr>
       <w:r>
         <w:rPr>
-          <w:rFonts w:ascii="Consolas" w:hAnsi="Consolas" w:eastAsia="Consolas"/>
+          <w:rFonts w:ascii="Courier New" w:hAnsi="Courier New" w:eastAsia="Courier New"/>
           <w:color w:val="1A1A1A"/>
           <w:sz w:val="17"/>
         </w:rPr>
@@ -4195,7 +4195,7 @@
       </w:r>
       <w:r>
         <w:rPr>
-          <w:rFonts w:ascii="Consolas" w:hAnsi="Consolas" w:eastAsia="Consolas"/>
+          <w:rFonts w:ascii="Courier New" w:hAnsi="Courier New" w:eastAsia="Courier New"/>
           <w:b w:val="0"/>
           <w:i w:val="0"/>
           <w:color w:val="9B1C1C"/>
@@ -4228,7 +4228,7 @@
       </w:r>
       <w:r>
         <w:rPr>
-          <w:rFonts w:ascii="Consolas" w:hAnsi="Consolas" w:eastAsia="Consolas"/>
+          <w:rFonts w:ascii="Courier New" w:hAnsi="Courier New" w:eastAsia="Courier New"/>
           <w:b w:val="0"/>
           <w:i w:val="0"/>
           <w:color w:val="9B1C1C"/>
@@ -4270,7 +4270,7 @@
       </w:r>
       <w:r>
         <w:rPr>
-          <w:rFonts w:ascii="Consolas" w:hAnsi="Consolas" w:eastAsia="Consolas"/>
+          <w:rFonts w:ascii="Courier New" w:hAnsi="Courier New" w:eastAsia="Courier New"/>
           <w:b w:val="0"/>
           <w:i w:val="0"/>
           <w:color w:val="9B1C1C"/>
@@ -4303,7 +4303,7 @@
       </w:r>
       <w:r>
         <w:rPr>
-          <w:rFonts w:ascii="Consolas" w:hAnsi="Consolas" w:eastAsia="Consolas"/>
+          <w:rFonts w:ascii="Courier New" w:hAnsi="Courier New" w:eastAsia="Courier New"/>
           <w:b w:val="0"/>
           <w:i w:val="0"/>
           <w:color w:val="9B1C1C"/>
@@ -4365,7 +4365,7 @@
       </w:pPr>
       <w:r>
         <w:rPr>
-          <w:rFonts w:ascii="Consolas" w:hAnsi="Consolas" w:eastAsia="Consolas"/>
+          <w:rFonts w:ascii="Courier New" w:hAnsi="Courier New" w:eastAsia="Courier New"/>
           <w:color w:val="1A1A1A"/>
           <w:sz w:val="17"/>
         </w:rPr>
@@ -4399,7 +4399,7 @@
       </w:pPr>
       <w:r>
         <w:rPr>
-          <w:rFonts w:ascii="Consolas" w:hAnsi="Consolas" w:eastAsia="Consolas"/>
+          <w:rFonts w:ascii="Courier New" w:hAnsi="Courier New" w:eastAsia="Courier New"/>
           <w:color w:val="1A1A1A"/>
           <w:sz w:val="17"/>
         </w:rPr>
@@ -4433,7 +4433,7 @@
       </w:pPr>
       <w:r>
         <w:rPr>
-          <w:rFonts w:ascii="Consolas" w:hAnsi="Consolas" w:eastAsia="Consolas"/>
+          <w:rFonts w:ascii="Courier New" w:hAnsi="Courier New" w:eastAsia="Courier New"/>
           <w:color w:val="1A1A1A"/>
           <w:sz w:val="17"/>
         </w:rPr>
@@ -4481,7 +4481,7 @@
       </w:pPr>
       <w:r>
         <w:rPr>
-          <w:rFonts w:ascii="Consolas" w:hAnsi="Consolas" w:eastAsia="Consolas"/>
+          <w:rFonts w:ascii="Courier New" w:hAnsi="Courier New" w:eastAsia="Courier New"/>
           <w:color w:val="1A1A1A"/>
           <w:sz w:val="17"/>
         </w:rPr>
@@ -4515,7 +4515,7 @@
       </w:pPr>
       <w:r>
         <w:rPr>
-          <w:rFonts w:ascii="Consolas" w:hAnsi="Consolas" w:eastAsia="Consolas"/>
+          <w:rFonts w:ascii="Courier New" w:hAnsi="Courier New" w:eastAsia="Courier New"/>
           <w:color w:val="1A1A1A"/>
           <w:sz w:val="17"/>
         </w:rPr>
@@ -4537,7 +4537,7 @@
       </w:r>
       <w:r>
         <w:rPr>
-          <w:rFonts w:ascii="Consolas" w:hAnsi="Consolas" w:eastAsia="Consolas"/>
+          <w:rFonts w:ascii="Courier New" w:hAnsi="Courier New" w:eastAsia="Courier New"/>
           <w:b w:val="0"/>
           <w:i w:val="0"/>
           <w:color w:val="9B1C1C"/>
@@ -4577,10 +4577,10 @@
       </w:r>
       <w:r>
         <w:rPr>
-          <w:rFonts w:ascii="Consolas" w:hAnsi="Consolas" w:eastAsia="Consolas"/>
-          <w:b w:val="0"/>
-          <w:i w:val="0"/>
-          <w:color w:val="9B1C1C"/>
+          <w:rFonts w:ascii="Courier New" w:hAnsi="Courier New" w:eastAsia="Courier New"/>
+          <w:b w:val="0"/>
+          <w:i w:val="0"/>
+          <w:color w:val="5A4400"/>
           <w:sz w:val="17"/>
         </w:rPr>
         <w:t>tsn tas gate-states …</w:t>
@@ -4640,7 +4640,7 @@
       </w:pPr>
       <w:r>
         <w:rPr>
-          <w:rFonts w:ascii="Consolas" w:hAnsi="Consolas" w:eastAsia="Consolas"/>
+          <w:rFonts w:ascii="Courier New" w:hAnsi="Courier New" w:eastAsia="Courier New"/>
           <w:color w:val="1A1A1A"/>
           <w:sz w:val="17"/>
         </w:rPr>
@@ -4674,7 +4674,7 @@
       </w:pPr>
       <w:r>
         <w:rPr>
-          <w:rFonts w:ascii="Consolas" w:hAnsi="Consolas" w:eastAsia="Consolas"/>
+          <w:rFonts w:ascii="Courier New" w:hAnsi="Courier New" w:eastAsia="Courier New"/>
           <w:color w:val="1A1A1A"/>
           <w:sz w:val="17"/>
         </w:rPr>
@@ -4708,7 +4708,7 @@
       </w:pPr>
       <w:r>
         <w:rPr>
-          <w:rFonts w:ascii="Consolas" w:hAnsi="Consolas" w:eastAsia="Consolas"/>
+          <w:rFonts w:ascii="Courier New" w:hAnsi="Courier New" w:eastAsia="Courier New"/>
           <w:color w:val="1A1A1A"/>
           <w:sz w:val="17"/>
         </w:rPr>
@@ -4759,7 +4759,7 @@
       </w:pPr>
       <w:r>
         <w:rPr>
-          <w:rFonts w:ascii="Consolas" w:hAnsi="Consolas" w:eastAsia="Consolas"/>
+          <w:rFonts w:ascii="Courier New" w:hAnsi="Courier New" w:eastAsia="Courier New"/>
           <w:color w:val="1A1A1A"/>
           <w:sz w:val="17"/>
         </w:rPr>
@@ -4793,7 +4793,7 @@
       </w:pPr>
       <w:r>
         <w:rPr>
-          <w:rFonts w:ascii="Consolas" w:hAnsi="Consolas" w:eastAsia="Consolas"/>
+          <w:rFonts w:ascii="Courier New" w:hAnsi="Courier New" w:eastAsia="Courier New"/>
           <w:color w:val="1A1A1A"/>
           <w:sz w:val="17"/>
         </w:rPr>
@@ -5203,7 +5203,7 @@
       </w:pPr>
       <w:r>
         <w:rPr>
-          <w:rFonts w:ascii="Consolas" w:hAnsi="Consolas" w:eastAsia="Consolas"/>
+          <w:rFonts w:ascii="Courier New" w:hAnsi="Courier New" w:eastAsia="Courier New"/>
           <w:color w:val="2E7D32"/>
           <w:sz w:val="17"/>
         </w:rPr>
@@ -5221,7 +5221,7 @@
       </w:pPr>
       <w:r>
         <w:rPr>
-          <w:rFonts w:ascii="Consolas" w:hAnsi="Consolas" w:eastAsia="Consolas"/>
+          <w:rFonts w:ascii="Courier New" w:hAnsi="Courier New" w:eastAsia="Courier New"/>
           <w:color w:val="1A1A1A"/>
           <w:sz w:val="17"/>
         </w:rPr>
@@ -5239,7 +5239,7 @@
       </w:pPr>
       <w:r>
         <w:rPr>
-          <w:rFonts w:ascii="Consolas" w:hAnsi="Consolas" w:eastAsia="Consolas"/>
+          <w:rFonts w:ascii="Courier New" w:hAnsi="Courier New" w:eastAsia="Courier New"/>
           <w:color w:val="2E7D32"/>
           <w:sz w:val="17"/>
         </w:rPr>
@@ -5257,7 +5257,7 @@
       </w:pPr>
       <w:r>
         <w:rPr>
-          <w:rFonts w:ascii="Consolas" w:hAnsi="Consolas" w:eastAsia="Consolas"/>
+          <w:rFonts w:ascii="Courier New" w:hAnsi="Courier New" w:eastAsia="Courier New"/>
           <w:color w:val="1A1A1A"/>
           <w:sz w:val="17"/>
         </w:rPr>
@@ -5275,7 +5275,7 @@
       </w:pPr>
       <w:r>
         <w:rPr>
-          <w:rFonts w:ascii="Consolas" w:hAnsi="Consolas" w:eastAsia="Consolas"/>
+          <w:rFonts w:ascii="Courier New" w:hAnsi="Courier New" w:eastAsia="Courier New"/>
           <w:color w:val="2E7D32"/>
           <w:sz w:val="17"/>
         </w:rPr>
@@ -5293,7 +5293,7 @@
       </w:pPr>
       <w:r>
         <w:rPr>
-          <w:rFonts w:ascii="Consolas" w:hAnsi="Consolas" w:eastAsia="Consolas"/>
+          <w:rFonts w:ascii="Courier New" w:hAnsi="Courier New" w:eastAsia="Courier New"/>
           <w:color w:val="1A1A1A"/>
           <w:sz w:val="17"/>
         </w:rPr>
@@ -5311,7 +5311,7 @@
       </w:pPr>
       <w:r>
         <w:rPr>
-          <w:rFonts w:ascii="Consolas" w:hAnsi="Consolas" w:eastAsia="Consolas"/>
+          <w:rFonts w:ascii="Courier New" w:hAnsi="Courier New" w:eastAsia="Courier New"/>
           <w:color w:val="2E7D32"/>
           <w:sz w:val="17"/>
         </w:rPr>
@@ -5329,7 +5329,7 @@
       </w:pPr>
       <w:r>
         <w:rPr>
-          <w:rFonts w:ascii="Consolas" w:hAnsi="Consolas" w:eastAsia="Consolas"/>
+          <w:rFonts w:ascii="Courier New" w:hAnsi="Courier New" w:eastAsia="Courier New"/>
           <w:color w:val="1A1A1A"/>
           <w:sz w:val="17"/>
         </w:rPr>
@@ -5347,7 +5347,7 @@
       </w:pPr>
       <w:r>
         <w:rPr>
-          <w:rFonts w:ascii="Consolas" w:hAnsi="Consolas" w:eastAsia="Consolas"/>
+          <w:rFonts w:ascii="Courier New" w:hAnsi="Courier New" w:eastAsia="Courier New"/>
           <w:color w:val="2E7D32"/>
           <w:sz w:val="17"/>
         </w:rPr>
@@ -5365,7 +5365,7 @@
       </w:pPr>
       <w:r>
         <w:rPr>
-          <w:rFonts w:ascii="Consolas" w:hAnsi="Consolas" w:eastAsia="Consolas"/>
+          <w:rFonts w:ascii="Courier New" w:hAnsi="Courier New" w:eastAsia="Courier New"/>
           <w:color w:val="1A1A1A"/>
           <w:sz w:val="17"/>
         </w:rPr>
@@ -5383,7 +5383,7 @@
       </w:pPr>
       <w:r>
         <w:rPr>
-          <w:rFonts w:ascii="Consolas" w:hAnsi="Consolas" w:eastAsia="Consolas"/>
+          <w:rFonts w:ascii="Courier New" w:hAnsi="Courier New" w:eastAsia="Courier New"/>
           <w:color w:val="1A1A1A"/>
           <w:sz w:val="17"/>
         </w:rPr>
@@ -5401,7 +5401,7 @@
       </w:pPr>
       <w:r>
         <w:rPr>
-          <w:rFonts w:ascii="Consolas" w:hAnsi="Consolas" w:eastAsia="Consolas"/>
+          <w:rFonts w:ascii="Courier New" w:hAnsi="Courier New" w:eastAsia="Courier New"/>
           <w:color w:val="2E7D32"/>
           <w:sz w:val="17"/>
         </w:rPr>
@@ -5419,7 +5419,7 @@
       </w:pPr>
       <w:r>
         <w:rPr>
-          <w:rFonts w:ascii="Consolas" w:hAnsi="Consolas" w:eastAsia="Consolas"/>
+          <w:rFonts w:ascii="Courier New" w:hAnsi="Courier New" w:eastAsia="Courier New"/>
           <w:color w:val="1A1A1A"/>
           <w:sz w:val="17"/>
         </w:rPr>
@@ -5437,7 +5437,7 @@
       </w:pPr>
       <w:r>
         <w:rPr>
-          <w:rFonts w:ascii="Consolas" w:hAnsi="Consolas" w:eastAsia="Consolas"/>
+          <w:rFonts w:ascii="Courier New" w:hAnsi="Courier New" w:eastAsia="Courier New"/>
           <w:color w:val="2E7D32"/>
           <w:sz w:val="17"/>
         </w:rPr>
@@ -5455,7 +5455,7 @@
       </w:pPr>
       <w:r>
         <w:rPr>
-          <w:rFonts w:ascii="Consolas" w:hAnsi="Consolas" w:eastAsia="Consolas"/>
+          <w:rFonts w:ascii="Courier New" w:hAnsi="Courier New" w:eastAsia="Courier New"/>
           <w:color w:val="1A1A1A"/>
           <w:sz w:val="17"/>
         </w:rPr>
@@ -5473,7 +5473,7 @@
       </w:pPr>
       <w:r>
         <w:rPr>
-          <w:rFonts w:ascii="Consolas" w:hAnsi="Consolas" w:eastAsia="Consolas"/>
+          <w:rFonts w:ascii="Courier New" w:hAnsi="Courier New" w:eastAsia="Courier New"/>
           <w:color w:val="2E7D32"/>
           <w:sz w:val="17"/>
         </w:rPr>
@@ -5491,7 +5491,7 @@
       </w:pPr>
       <w:r>
         <w:rPr>
-          <w:rFonts w:ascii="Consolas" w:hAnsi="Consolas" w:eastAsia="Consolas"/>
+          <w:rFonts w:ascii="Courier New" w:hAnsi="Courier New" w:eastAsia="Courier New"/>
           <w:color w:val="1A1A1A"/>
           <w:sz w:val="17"/>
         </w:rPr>
@@ -5509,7 +5509,7 @@
       </w:pPr>
       <w:r>
         <w:rPr>
-          <w:rFonts w:ascii="Consolas" w:hAnsi="Consolas" w:eastAsia="Consolas"/>
+          <w:rFonts w:ascii="Courier New" w:hAnsi="Courier New" w:eastAsia="Courier New"/>
           <w:color w:val="1A1A1A"/>
           <w:sz w:val="17"/>
         </w:rPr>
@@ -5527,7 +5527,7 @@
       </w:pPr>
       <w:r>
         <w:rPr>
-          <w:rFonts w:ascii="Consolas" w:hAnsi="Consolas" w:eastAsia="Consolas"/>
+          <w:rFonts w:ascii="Courier New" w:hAnsi="Courier New" w:eastAsia="Courier New"/>
           <w:color w:val="1A1A1A"/>
           <w:sz w:val="17"/>
         </w:rPr>
@@ -5545,7 +5545,7 @@
       </w:pPr>
       <w:r>
         <w:rPr>
-          <w:rFonts w:ascii="Consolas" w:hAnsi="Consolas" w:eastAsia="Consolas"/>
+          <w:rFonts w:ascii="Courier New" w:hAnsi="Courier New" w:eastAsia="Courier New"/>
           <w:color w:val="1A1A1A"/>
           <w:sz w:val="17"/>
         </w:rPr>
@@ -5563,7 +5563,7 @@
       </w:pPr>
       <w:r>
         <w:rPr>
-          <w:rFonts w:ascii="Consolas" w:hAnsi="Consolas" w:eastAsia="Consolas"/>
+          <w:rFonts w:ascii="Courier New" w:hAnsi="Courier New" w:eastAsia="Courier New"/>
           <w:color w:val="1A1A1A"/>
           <w:sz w:val="17"/>
         </w:rPr>
@@ -5581,7 +5581,7 @@
       </w:pPr>
       <w:r>
         <w:rPr>
-          <w:rFonts w:ascii="Consolas" w:hAnsi="Consolas" w:eastAsia="Consolas"/>
+          <w:rFonts w:ascii="Courier New" w:hAnsi="Courier New" w:eastAsia="Courier New"/>
           <w:color w:val="1A1A1A"/>
           <w:sz w:val="17"/>
         </w:rPr>
@@ -5599,7 +5599,7 @@
       </w:pPr>
       <w:r>
         <w:rPr>
-          <w:rFonts w:ascii="Consolas" w:hAnsi="Consolas" w:eastAsia="Consolas"/>
+          <w:rFonts w:ascii="Courier New" w:hAnsi="Courier New" w:eastAsia="Courier New"/>
           <w:color w:val="1A1A1A"/>
           <w:sz w:val="17"/>
         </w:rPr>
@@ -5617,7 +5617,7 @@
       </w:pPr>
       <w:r>
         <w:rPr>
-          <w:rFonts w:ascii="Consolas" w:hAnsi="Consolas" w:eastAsia="Consolas"/>
+          <w:rFonts w:ascii="Courier New" w:hAnsi="Courier New" w:eastAsia="Courier New"/>
           <w:color w:val="1A1A1A"/>
           <w:sz w:val="17"/>
         </w:rPr>
@@ -5635,7 +5635,7 @@
       </w:pPr>
       <w:r>
         <w:rPr>
-          <w:rFonts w:ascii="Consolas" w:hAnsi="Consolas" w:eastAsia="Consolas"/>
+          <w:rFonts w:ascii="Courier New" w:hAnsi="Courier New" w:eastAsia="Courier New"/>
           <w:color w:val="2E7D32"/>
           <w:sz w:val="17"/>
         </w:rPr>
@@ -5653,7 +5653,7 @@
       </w:pPr>
       <w:r>
         <w:rPr>
-          <w:rFonts w:ascii="Consolas" w:hAnsi="Consolas" w:eastAsia="Consolas"/>
+          <w:rFonts w:ascii="Courier New" w:hAnsi="Courier New" w:eastAsia="Courier New"/>
           <w:color w:val="1A1A1A"/>
           <w:sz w:val="17"/>
         </w:rPr>
@@ -5671,7 +5671,7 @@
       </w:pPr>
       <w:r>
         <w:rPr>
-          <w:rFonts w:ascii="Consolas" w:hAnsi="Consolas" w:eastAsia="Consolas"/>
+          <w:rFonts w:ascii="Courier New" w:hAnsi="Courier New" w:eastAsia="Courier New"/>
           <w:color w:val="2E7D32"/>
           <w:sz w:val="17"/>
         </w:rPr>
@@ -5689,7 +5689,7 @@
       </w:pPr>
       <w:r>
         <w:rPr>
-          <w:rFonts w:ascii="Consolas" w:hAnsi="Consolas" w:eastAsia="Consolas"/>
+          <w:rFonts w:ascii="Courier New" w:hAnsi="Courier New" w:eastAsia="Courier New"/>
           <w:color w:val="1A1A1A"/>
           <w:sz w:val="17"/>
         </w:rPr>
@@ -5707,7 +5707,7 @@
       </w:pPr>
       <w:r>
         <w:rPr>
-          <w:rFonts w:ascii="Consolas" w:hAnsi="Consolas" w:eastAsia="Consolas"/>
+          <w:rFonts w:ascii="Courier New" w:hAnsi="Courier New" w:eastAsia="Courier New"/>
           <w:color w:val="2E7D32"/>
           <w:sz w:val="17"/>
         </w:rPr>
@@ -5725,7 +5725,7 @@
       </w:pPr>
       <w:r>
         <w:rPr>
-          <w:rFonts w:ascii="Consolas" w:hAnsi="Consolas" w:eastAsia="Consolas"/>
+          <w:rFonts w:ascii="Courier New" w:hAnsi="Courier New" w:eastAsia="Courier New"/>
           <w:color w:val="1A1A1A"/>
           <w:sz w:val="17"/>
         </w:rPr>
@@ -5743,7 +5743,7 @@
       </w:pPr>
       <w:r>
         <w:rPr>
-          <w:rFonts w:ascii="Consolas" w:hAnsi="Consolas" w:eastAsia="Consolas"/>
+          <w:rFonts w:ascii="Courier New" w:hAnsi="Courier New" w:eastAsia="Courier New"/>
           <w:color w:val="2E7D32"/>
           <w:sz w:val="17"/>
         </w:rPr>
@@ -5761,7 +5761,7 @@
       </w:pPr>
       <w:r>
         <w:rPr>
-          <w:rFonts w:ascii="Consolas" w:hAnsi="Consolas" w:eastAsia="Consolas"/>
+          <w:rFonts w:ascii="Courier New" w:hAnsi="Courier New" w:eastAsia="Courier New"/>
           <w:color w:val="1A1A1A"/>
           <w:sz w:val="17"/>
         </w:rPr>
@@ -5779,7 +5779,7 @@
       </w:pPr>
       <w:r>
         <w:rPr>
-          <w:rFonts w:ascii="Consolas" w:hAnsi="Consolas" w:eastAsia="Consolas"/>
+          <w:rFonts w:ascii="Courier New" w:hAnsi="Courier New" w:eastAsia="Courier New"/>
           <w:color w:val="2E7D32"/>
           <w:sz w:val="17"/>
         </w:rPr>
@@ -5797,7 +5797,7 @@
       </w:pPr>
       <w:r>
         <w:rPr>
-          <w:rFonts w:ascii="Consolas" w:hAnsi="Consolas" w:eastAsia="Consolas"/>
+          <w:rFonts w:ascii="Courier New" w:hAnsi="Courier New" w:eastAsia="Courier New"/>
           <w:color w:val="1A1A1A"/>
           <w:sz w:val="17"/>
         </w:rPr>
@@ -5815,7 +5815,7 @@
       </w:pPr>
       <w:r>
         <w:rPr>
-          <w:rFonts w:ascii="Consolas" w:hAnsi="Consolas" w:eastAsia="Consolas"/>
+          <w:rFonts w:ascii="Courier New" w:hAnsi="Courier New" w:eastAsia="Courier New"/>
           <w:color w:val="2E7D32"/>
           <w:sz w:val="17"/>
         </w:rPr>
@@ -5833,7 +5833,7 @@
       </w:pPr>
       <w:r>
         <w:rPr>
-          <w:rFonts w:ascii="Consolas" w:hAnsi="Consolas" w:eastAsia="Consolas"/>
+          <w:rFonts w:ascii="Courier New" w:hAnsi="Courier New" w:eastAsia="Courier New"/>
           <w:color w:val="1A1A1A"/>
           <w:sz w:val="17"/>
         </w:rPr>
@@ -5851,7 +5851,7 @@
       </w:pPr>
       <w:r>
         <w:rPr>
-          <w:rFonts w:ascii="Consolas" w:hAnsi="Consolas" w:eastAsia="Consolas"/>
+          <w:rFonts w:ascii="Courier New" w:hAnsi="Courier New" w:eastAsia="Courier New"/>
           <w:color w:val="1A1A1A"/>
           <w:sz w:val="17"/>
         </w:rPr>
@@ -5869,7 +5869,7 @@
       </w:pPr>
       <w:r>
         <w:rPr>
-          <w:rFonts w:ascii="Consolas" w:hAnsi="Consolas" w:eastAsia="Consolas"/>
+          <w:rFonts w:ascii="Courier New" w:hAnsi="Courier New" w:eastAsia="Courier New"/>
           <w:color w:val="2E7D32"/>
           <w:sz w:val="17"/>
         </w:rPr>
@@ -5887,7 +5887,7 @@
       </w:pPr>
       <w:r>
         <w:rPr>
-          <w:rFonts w:ascii="Consolas" w:hAnsi="Consolas" w:eastAsia="Consolas"/>
+          <w:rFonts w:ascii="Courier New" w:hAnsi="Courier New" w:eastAsia="Courier New"/>
           <w:color w:val="2E7D32"/>
           <w:sz w:val="17"/>
         </w:rPr>
@@ -5905,7 +5905,7 @@
       </w:pPr>
       <w:r>
         <w:rPr>
-          <w:rFonts w:ascii="Consolas" w:hAnsi="Consolas" w:eastAsia="Consolas"/>
+          <w:rFonts w:ascii="Courier New" w:hAnsi="Courier New" w:eastAsia="Courier New"/>
           <w:color w:val="1A1A1A"/>
           <w:sz w:val="17"/>
         </w:rPr>
@@ -5923,7 +5923,7 @@
       </w:pPr>
       <w:r>
         <w:rPr>
-          <w:rFonts w:ascii="Consolas" w:hAnsi="Consolas" w:eastAsia="Consolas"/>
+          <w:rFonts w:ascii="Courier New" w:hAnsi="Courier New" w:eastAsia="Courier New"/>
           <w:color w:val="1A1A1A"/>
           <w:sz w:val="17"/>
         </w:rPr>
@@ -5941,7 +5941,7 @@
       </w:pPr>
       <w:r>
         <w:rPr>
-          <w:rFonts w:ascii="Consolas" w:hAnsi="Consolas" w:eastAsia="Consolas"/>
+          <w:rFonts w:ascii="Courier New" w:hAnsi="Courier New" w:eastAsia="Courier New"/>
           <w:color w:val="1A1A1A"/>
           <w:sz w:val="17"/>
         </w:rPr>
@@ -5959,7 +5959,7 @@
       </w:pPr>
       <w:r>
         <w:rPr>
-          <w:rFonts w:ascii="Consolas" w:hAnsi="Consolas" w:eastAsia="Consolas"/>
+          <w:rFonts w:ascii="Courier New" w:hAnsi="Courier New" w:eastAsia="Courier New"/>
           <w:color w:val="1A1A1A"/>
           <w:sz w:val="17"/>
         </w:rPr>
@@ -5977,7 +5977,7 @@
       </w:pPr>
       <w:r>
         <w:rPr>
-          <w:rFonts w:ascii="Consolas" w:hAnsi="Consolas" w:eastAsia="Consolas"/>
+          <w:rFonts w:ascii="Courier New" w:hAnsi="Courier New" w:eastAsia="Courier New"/>
           <w:color w:val="2E7D32"/>
           <w:sz w:val="17"/>
         </w:rPr>
@@ -5995,7 +5995,7 @@
       </w:pPr>
       <w:r>
         <w:rPr>
-          <w:rFonts w:ascii="Consolas" w:hAnsi="Consolas" w:eastAsia="Consolas"/>
+          <w:rFonts w:ascii="Courier New" w:hAnsi="Courier New" w:eastAsia="Courier New"/>
           <w:color w:val="1A1A1A"/>
           <w:sz w:val="17"/>
         </w:rPr>
@@ -6069,7 +6069,7 @@
       </w:r>
       <w:r>
         <w:rPr>
-          <w:rFonts w:ascii="Consolas" w:hAnsi="Consolas" w:eastAsia="Consolas"/>
+          <w:rFonts w:ascii="Courier New" w:hAnsi="Courier New" w:eastAsia="Courier New"/>
           <w:b w:val="0"/>
           <w:i w:val="0"/>
           <w:color w:val="9B1C1C"/>
@@ -6159,7 +6159,7 @@
       </w:r>
       <w:r>
         <w:rPr>
-          <w:rFonts w:ascii="Consolas" w:hAnsi="Consolas" w:eastAsia="Consolas"/>
+          <w:rFonts w:ascii="Courier New" w:hAnsi="Courier New" w:eastAsia="Courier New"/>
           <w:b w:val="0"/>
           <w:i w:val="0"/>
           <w:color w:val="9B1C1C"/>
@@ -8046,10 +8046,10 @@
       </w:r>
       <w:r>
         <w:rPr>
-          <w:rFonts w:ascii="Consolas" w:hAnsi="Consolas" w:eastAsia="Consolas"/>
-          <w:b w:val="0"/>
-          <w:i w:val="0"/>
-          <w:color w:val="9B1C1C"/>
+          <w:rFonts w:ascii="Courier New" w:hAnsi="Courier New" w:eastAsia="Courier New"/>
+          <w:b w:val="0"/>
+          <w:i w:val="0"/>
+          <w:color w:val="5A4400"/>
           <w:sz w:val="17"/>
         </w:rPr>
         <w:t>0xAD</w:t>
@@ -8066,10 +8066,10 @@
       </w:r>
       <w:r>
         <w:rPr>
-          <w:rFonts w:ascii="Consolas" w:hAnsi="Consolas" w:eastAsia="Consolas"/>
-          <w:b w:val="0"/>
-          <w:i w:val="0"/>
-          <w:color w:val="9B1C1C"/>
+          <w:rFonts w:ascii="Courier New" w:hAnsi="Courier New" w:eastAsia="Courier New"/>
+          <w:b w:val="0"/>
+          <w:i w:val="0"/>
+          <w:color w:val="5A4400"/>
           <w:sz w:val="17"/>
         </w:rPr>
         <w:t>0x2A</w:t>
@@ -8222,7 +8222,7 @@
       </w:pPr>
       <w:r>
         <w:rPr>
-          <w:rFonts w:ascii="Consolas" w:hAnsi="Consolas" w:eastAsia="Consolas"/>
+          <w:rFonts w:ascii="Courier New" w:hAnsi="Courier New" w:eastAsia="Courier New"/>
           <w:color w:val="1A1A1A"/>
           <w:sz w:val="17"/>
         </w:rPr>
@@ -8256,7 +8256,7 @@
       </w:pPr>
       <w:r>
         <w:rPr>
-          <w:rFonts w:ascii="Consolas" w:hAnsi="Consolas" w:eastAsia="Consolas"/>
+          <w:rFonts w:ascii="Courier New" w:hAnsi="Courier New" w:eastAsia="Courier New"/>
           <w:color w:val="1A1A1A"/>
           <w:sz w:val="17"/>
         </w:rPr>
@@ -8290,7 +8290,7 @@
       </w:pPr>
       <w:r>
         <w:rPr>
-          <w:rFonts w:ascii="Consolas" w:hAnsi="Consolas" w:eastAsia="Consolas"/>
+          <w:rFonts w:ascii="Courier New" w:hAnsi="Courier New" w:eastAsia="Courier New"/>
           <w:color w:val="1A1A1A"/>
           <w:sz w:val="17"/>
         </w:rPr>
@@ -8324,7 +8324,7 @@
       </w:pPr>
       <w:r>
         <w:rPr>
-          <w:rFonts w:ascii="Consolas" w:hAnsi="Consolas" w:eastAsia="Consolas"/>
+          <w:rFonts w:ascii="Courier New" w:hAnsi="Courier New" w:eastAsia="Courier New"/>
           <w:color w:val="1A1A1A"/>
           <w:sz w:val="17"/>
         </w:rPr>
@@ -8372,7 +8372,7 @@
       </w:pPr>
       <w:r>
         <w:rPr>
-          <w:rFonts w:ascii="Consolas" w:hAnsi="Consolas" w:eastAsia="Consolas"/>
+          <w:rFonts w:ascii="Courier New" w:hAnsi="Courier New" w:eastAsia="Courier New"/>
           <w:color w:val="1A1A1A"/>
           <w:sz w:val="17"/>
         </w:rPr>
@@ -8420,7 +8420,7 @@
       </w:pPr>
       <w:r>
         <w:rPr>
-          <w:rFonts w:ascii="Consolas" w:hAnsi="Consolas" w:eastAsia="Consolas"/>
+          <w:rFonts w:ascii="Courier New" w:hAnsi="Courier New" w:eastAsia="Courier New"/>
           <w:color w:val="1A1A1A"/>
           <w:sz w:val="17"/>
         </w:rPr>
@@ -8458,7 +8458,7 @@
       </w:r>
       <w:r>
         <w:rPr>
-          <w:rFonts w:ascii="Consolas" w:hAnsi="Consolas" w:eastAsia="Consolas"/>
+          <w:rFonts w:ascii="Courier New" w:hAnsi="Courier New" w:eastAsia="Courier New"/>
           <w:b w:val="0"/>
           <w:i w:val="0"/>
           <w:color w:val="9B1C1C"/>
@@ -8487,7 +8487,7 @@
       </w:pPr>
       <w:r>
         <w:rPr>
-          <w:rFonts w:ascii="Consolas" w:hAnsi="Consolas" w:eastAsia="Consolas"/>
+          <w:rFonts w:ascii="Courier New" w:hAnsi="Courier New" w:eastAsia="Courier New"/>
           <w:color w:val="1A1A1A"/>
           <w:sz w:val="17"/>
         </w:rPr>
@@ -8542,7 +8542,7 @@
       </w:pPr>
       <w:r>
         <w:rPr>
-          <w:rFonts w:ascii="Consolas" w:hAnsi="Consolas" w:eastAsia="Consolas"/>
+          <w:rFonts w:ascii="Courier New" w:hAnsi="Courier New" w:eastAsia="Courier New"/>
           <w:color w:val="1A1A1A"/>
           <w:sz w:val="17"/>
         </w:rPr>
@@ -8560,7 +8560,7 @@
       </w:pPr>
       <w:r>
         <w:rPr>
-          <w:rFonts w:ascii="Consolas" w:hAnsi="Consolas" w:eastAsia="Consolas"/>
+          <w:rFonts w:ascii="Courier New" w:hAnsi="Courier New" w:eastAsia="Courier New"/>
           <w:color w:val="1A1A1A"/>
           <w:sz w:val="17"/>
         </w:rPr>
@@ -8578,7 +8578,7 @@
       </w:pPr>
       <w:r>
         <w:rPr>
-          <w:rFonts w:ascii="Consolas" w:hAnsi="Consolas" w:eastAsia="Consolas"/>
+          <w:rFonts w:ascii="Courier New" w:hAnsi="Courier New" w:eastAsia="Courier New"/>
           <w:color w:val="1A1A1A"/>
           <w:sz w:val="17"/>
         </w:rPr>
@@ -8596,7 +8596,7 @@
       </w:pPr>
       <w:r>
         <w:rPr>
-          <w:rFonts w:ascii="Consolas" w:hAnsi="Consolas" w:eastAsia="Consolas"/>
+          <w:rFonts w:ascii="Courier New" w:hAnsi="Courier New" w:eastAsia="Courier New"/>
           <w:color w:val="1A1A1A"/>
           <w:sz w:val="17"/>
         </w:rPr>
@@ -8614,7 +8614,7 @@
       </w:pPr>
       <w:r>
         <w:rPr>
-          <w:rFonts w:ascii="Consolas" w:hAnsi="Consolas" w:eastAsia="Consolas"/>
+          <w:rFonts w:ascii="Courier New" w:hAnsi="Courier New" w:eastAsia="Courier New"/>
           <w:color w:val="1A1A1A"/>
           <w:sz w:val="17"/>
         </w:rPr>
@@ -8632,7 +8632,7 @@
       </w:pPr>
       <w:r>
         <w:rPr>
-          <w:rFonts w:ascii="Consolas" w:hAnsi="Consolas" w:eastAsia="Consolas"/>
+          <w:rFonts w:ascii="Courier New" w:hAnsi="Courier New" w:eastAsia="Courier New"/>
           <w:color w:val="1A1A1A"/>
           <w:sz w:val="17"/>
         </w:rPr>
@@ -8650,7 +8650,7 @@
       </w:pPr>
       <w:r>
         <w:rPr>
-          <w:rFonts w:ascii="Consolas" w:hAnsi="Consolas" w:eastAsia="Consolas"/>
+          <w:rFonts w:ascii="Courier New" w:hAnsi="Courier New" w:eastAsia="Courier New"/>
           <w:color w:val="1A1A1A"/>
           <w:sz w:val="17"/>
         </w:rPr>
@@ -8668,7 +8668,7 @@
       </w:pPr>
       <w:r>
         <w:rPr>
-          <w:rFonts w:ascii="Consolas" w:hAnsi="Consolas" w:eastAsia="Consolas"/>
+          <w:rFonts w:ascii="Courier New" w:hAnsi="Courier New" w:eastAsia="Courier New"/>
           <w:color w:val="1A1A1A"/>
           <w:sz w:val="17"/>
         </w:rPr>
@@ -8686,7 +8686,7 @@
       </w:pPr>
       <w:r>
         <w:rPr>
-          <w:rFonts w:ascii="Consolas" w:hAnsi="Consolas" w:eastAsia="Consolas"/>
+          <w:rFonts w:ascii="Courier New" w:hAnsi="Courier New" w:eastAsia="Courier New"/>
           <w:color w:val="1A1A1A"/>
           <w:sz w:val="17"/>
         </w:rPr>
@@ -8704,7 +8704,7 @@
       </w:pPr>
       <w:r>
         <w:rPr>
-          <w:rFonts w:ascii="Consolas" w:hAnsi="Consolas" w:eastAsia="Consolas"/>
+          <w:rFonts w:ascii="Courier New" w:hAnsi="Courier New" w:eastAsia="Courier New"/>
           <w:color w:val="1A1A1A"/>
           <w:sz w:val="17"/>
         </w:rPr>
@@ -8722,7 +8722,7 @@
       </w:pPr>
       <w:r>
         <w:rPr>
-          <w:rFonts w:ascii="Consolas" w:hAnsi="Consolas" w:eastAsia="Consolas"/>
+          <w:rFonts w:ascii="Courier New" w:hAnsi="Courier New" w:eastAsia="Courier New"/>
           <w:color w:val="1A1A1A"/>
           <w:sz w:val="17"/>
         </w:rPr>
@@ -8740,7 +8740,7 @@
       </w:pPr>
       <w:r>
         <w:rPr>
-          <w:rFonts w:ascii="Consolas" w:hAnsi="Consolas" w:eastAsia="Consolas"/>
+          <w:rFonts w:ascii="Courier New" w:hAnsi="Courier New" w:eastAsia="Courier New"/>
           <w:color w:val="1A1A1A"/>
           <w:sz w:val="17"/>
         </w:rPr>
@@ -8758,7 +8758,7 @@
       </w:pPr>
       <w:r>
         <w:rPr>
-          <w:rFonts w:ascii="Consolas" w:hAnsi="Consolas" w:eastAsia="Consolas"/>
+          <w:rFonts w:ascii="Courier New" w:hAnsi="Courier New" w:eastAsia="Courier New"/>
           <w:color w:val="1A1A1A"/>
           <w:sz w:val="17"/>
         </w:rPr>
@@ -8776,7 +8776,7 @@
       </w:pPr>
       <w:r>
         <w:rPr>
-          <w:rFonts w:ascii="Consolas" w:hAnsi="Consolas" w:eastAsia="Consolas"/>
+          <w:rFonts w:ascii="Courier New" w:hAnsi="Courier New" w:eastAsia="Courier New"/>
           <w:color w:val="1A1A1A"/>
           <w:sz w:val="17"/>
         </w:rPr>
@@ -8794,7 +8794,7 @@
       </w:pPr>
       <w:r>
         <w:rPr>
-          <w:rFonts w:ascii="Consolas" w:hAnsi="Consolas" w:eastAsia="Consolas"/>
+          <w:rFonts w:ascii="Courier New" w:hAnsi="Courier New" w:eastAsia="Courier New"/>
           <w:color w:val="1A1A1A"/>
           <w:sz w:val="17"/>
         </w:rPr>
@@ -8812,7 +8812,7 @@
       </w:pPr>
       <w:r>
         <w:rPr>
-          <w:rFonts w:ascii="Consolas" w:hAnsi="Consolas" w:eastAsia="Consolas"/>
+          <w:rFonts w:ascii="Courier New" w:hAnsi="Courier New" w:eastAsia="Courier New"/>
           <w:color w:val="1A1A1A"/>
           <w:sz w:val="17"/>
         </w:rPr>
@@ -8830,7 +8830,7 @@
       </w:pPr>
       <w:r>
         <w:rPr>
-          <w:rFonts w:ascii="Consolas" w:hAnsi="Consolas" w:eastAsia="Consolas"/>
+          <w:rFonts w:ascii="Courier New" w:hAnsi="Courier New" w:eastAsia="Courier New"/>
           <w:color w:val="1A1A1A"/>
           <w:sz w:val="17"/>
         </w:rPr>
@@ -8864,7 +8864,7 @@
       </w:pPr>
       <w:r>
         <w:rPr>
-          <w:rFonts w:ascii="Consolas" w:hAnsi="Consolas" w:eastAsia="Consolas"/>
+          <w:rFonts w:ascii="Courier New" w:hAnsi="Courier New" w:eastAsia="Courier New"/>
           <w:color w:val="2E7D32"/>
           <w:sz w:val="17"/>
         </w:rPr>
@@ -8882,7 +8882,7 @@
       </w:pPr>
       <w:r>
         <w:rPr>
-          <w:rFonts w:ascii="Consolas" w:hAnsi="Consolas" w:eastAsia="Consolas"/>
+          <w:rFonts w:ascii="Courier New" w:hAnsi="Courier New" w:eastAsia="Courier New"/>
           <w:color w:val="1A1A1A"/>
           <w:sz w:val="17"/>
         </w:rPr>
@@ -8900,7 +8900,7 @@
       </w:pPr>
       <w:r>
         <w:rPr>
-          <w:rFonts w:ascii="Consolas" w:hAnsi="Consolas" w:eastAsia="Consolas"/>
+          <w:rFonts w:ascii="Courier New" w:hAnsi="Courier New" w:eastAsia="Courier New"/>
           <w:color w:val="1A1A1A"/>
           <w:sz w:val="17"/>
         </w:rPr>
@@ -8918,7 +8918,7 @@
       </w:pPr>
       <w:r>
         <w:rPr>
-          <w:rFonts w:ascii="Consolas" w:hAnsi="Consolas" w:eastAsia="Consolas"/>
+          <w:rFonts w:ascii="Courier New" w:hAnsi="Courier New" w:eastAsia="Courier New"/>
           <w:color w:val="1A1A1A"/>
           <w:sz w:val="17"/>
         </w:rPr>
@@ -8936,7 +8936,7 @@
       </w:pPr>
       <w:r>
         <w:rPr>
-          <w:rFonts w:ascii="Consolas" w:hAnsi="Consolas" w:eastAsia="Consolas"/>
+          <w:rFonts w:ascii="Courier New" w:hAnsi="Courier New" w:eastAsia="Courier New"/>
           <w:color w:val="1A1A1A"/>
           <w:sz w:val="17"/>
         </w:rPr>
@@ -8954,7 +8954,7 @@
       </w:pPr>
       <w:r>
         <w:rPr>
-          <w:rFonts w:ascii="Consolas" w:hAnsi="Consolas" w:eastAsia="Consolas"/>
+          <w:rFonts w:ascii="Courier New" w:hAnsi="Courier New" w:eastAsia="Courier New"/>
           <w:color w:val="1A1A1A"/>
           <w:sz w:val="17"/>
         </w:rPr>
@@ -8972,7 +8972,7 @@
       </w:pPr>
       <w:r>
         <w:rPr>
-          <w:rFonts w:ascii="Consolas" w:hAnsi="Consolas" w:eastAsia="Consolas"/>
+          <w:rFonts w:ascii="Courier New" w:hAnsi="Courier New" w:eastAsia="Courier New"/>
           <w:color w:val="1A1A1A"/>
           <w:sz w:val="17"/>
         </w:rPr>
@@ -8990,7 +8990,7 @@
       </w:pPr>
       <w:r>
         <w:rPr>
-          <w:rFonts w:ascii="Consolas" w:hAnsi="Consolas" w:eastAsia="Consolas"/>
+          <w:rFonts w:ascii="Courier New" w:hAnsi="Courier New" w:eastAsia="Courier New"/>
           <w:color w:val="1A1A1A"/>
           <w:sz w:val="17"/>
         </w:rPr>
@@ -9008,7 +9008,7 @@
       </w:pPr>
       <w:r>
         <w:rPr>
-          <w:rFonts w:ascii="Consolas" w:hAnsi="Consolas" w:eastAsia="Consolas"/>
+          <w:rFonts w:ascii="Courier New" w:hAnsi="Courier New" w:eastAsia="Courier New"/>
           <w:color w:val="1A1A1A"/>
           <w:sz w:val="17"/>
         </w:rPr>
@@ -9026,7 +9026,7 @@
       </w:pPr>
       <w:r>
         <w:rPr>
-          <w:rFonts w:ascii="Consolas" w:hAnsi="Consolas" w:eastAsia="Consolas"/>
+          <w:rFonts w:ascii="Courier New" w:hAnsi="Courier New" w:eastAsia="Courier New"/>
           <w:color w:val="1A1A1A"/>
           <w:sz w:val="17"/>
         </w:rPr>
@@ -9044,7 +9044,7 @@
       </w:pPr>
       <w:r>
         <w:rPr>
-          <w:rFonts w:ascii="Consolas" w:hAnsi="Consolas" w:eastAsia="Consolas"/>
+          <w:rFonts w:ascii="Courier New" w:hAnsi="Courier New" w:eastAsia="Courier New"/>
           <w:color w:val="1A1A1A"/>
           <w:sz w:val="17"/>
         </w:rPr>
@@ -9253,7 +9253,7 @@
       </w:pPr>
       <w:r>
         <w:rPr>
-          <w:rFonts w:ascii="Consolas" w:hAnsi="Consolas" w:eastAsia="Consolas"/>
+          <w:rFonts w:ascii="Courier New" w:hAnsi="Courier New" w:eastAsia="Courier New"/>
           <w:color w:val="2E7D32"/>
           <w:sz w:val="17"/>
         </w:rPr>
@@ -9271,7 +9271,7 @@
       </w:pPr>
       <w:r>
         <w:rPr>
-          <w:rFonts w:ascii="Consolas" w:hAnsi="Consolas" w:eastAsia="Consolas"/>
+          <w:rFonts w:ascii="Courier New" w:hAnsi="Courier New" w:eastAsia="Courier New"/>
           <w:color w:val="1A1A1A"/>
           <w:sz w:val="17"/>
         </w:rPr>
@@ -9289,7 +9289,7 @@
       </w:pPr>
       <w:r>
         <w:rPr>
-          <w:rFonts w:ascii="Consolas" w:hAnsi="Consolas" w:eastAsia="Consolas"/>
+          <w:rFonts w:ascii="Courier New" w:hAnsi="Courier New" w:eastAsia="Courier New"/>
           <w:color w:val="1A1A1A"/>
           <w:sz w:val="17"/>
         </w:rPr>
@@ -9307,7 +9307,7 @@
       </w:pPr>
       <w:r>
         <w:rPr>
-          <w:rFonts w:ascii="Consolas" w:hAnsi="Consolas" w:eastAsia="Consolas"/>
+          <w:rFonts w:ascii="Courier New" w:hAnsi="Courier New" w:eastAsia="Courier New"/>
           <w:color w:val="1A1A1A"/>
           <w:sz w:val="17"/>
         </w:rPr>
@@ -9325,7 +9325,7 @@
       </w:pPr>
       <w:r>
         <w:rPr>
-          <w:rFonts w:ascii="Consolas" w:hAnsi="Consolas" w:eastAsia="Consolas"/>
+          <w:rFonts w:ascii="Courier New" w:hAnsi="Courier New" w:eastAsia="Courier New"/>
           <w:color w:val="2E7D32"/>
           <w:sz w:val="17"/>
         </w:rPr>
@@ -9343,7 +9343,7 @@
       </w:pPr>
       <w:r>
         <w:rPr>
-          <w:rFonts w:ascii="Consolas" w:hAnsi="Consolas" w:eastAsia="Consolas"/>
+          <w:rFonts w:ascii="Courier New" w:hAnsi="Courier New" w:eastAsia="Courier New"/>
           <w:color w:val="1A1A1A"/>
           <w:sz w:val="17"/>
         </w:rPr>
@@ -9361,7 +9361,7 @@
       </w:pPr>
       <w:r>
         <w:rPr>
-          <w:rFonts w:ascii="Consolas" w:hAnsi="Consolas" w:eastAsia="Consolas"/>
+          <w:rFonts w:ascii="Courier New" w:hAnsi="Courier New" w:eastAsia="Courier New"/>
           <w:color w:val="2E7D32"/>
           <w:sz w:val="17"/>
         </w:rPr>
@@ -9379,7 +9379,7 @@
       </w:pPr>
       <w:r>
         <w:rPr>
-          <w:rFonts w:ascii="Consolas" w:hAnsi="Consolas" w:eastAsia="Consolas"/>
+          <w:rFonts w:ascii="Courier New" w:hAnsi="Courier New" w:eastAsia="Courier New"/>
           <w:color w:val="1A1A1A"/>
           <w:sz w:val="17"/>
         </w:rPr>
@@ -9397,7 +9397,7 @@
       </w:pPr>
       <w:r>
         <w:rPr>
-          <w:rFonts w:ascii="Consolas" w:hAnsi="Consolas" w:eastAsia="Consolas"/>
+          <w:rFonts w:ascii="Courier New" w:hAnsi="Courier New" w:eastAsia="Courier New"/>
           <w:color w:val="1A1A1A"/>
           <w:sz w:val="17"/>
         </w:rPr>
@@ -9415,7 +9415,7 @@
       </w:pPr>
       <w:r>
         <w:rPr>
-          <w:rFonts w:ascii="Consolas" w:hAnsi="Consolas" w:eastAsia="Consolas"/>
+          <w:rFonts w:ascii="Courier New" w:hAnsi="Courier New" w:eastAsia="Courier New"/>
           <w:color w:val="2E7D32"/>
           <w:sz w:val="17"/>
         </w:rPr>
@@ -9433,7 +9433,7 @@
       </w:pPr>
       <w:r>
         <w:rPr>
-          <w:rFonts w:ascii="Consolas" w:hAnsi="Consolas" w:eastAsia="Consolas"/>
+          <w:rFonts w:ascii="Courier New" w:hAnsi="Courier New" w:eastAsia="Courier New"/>
           <w:color w:val="1A1A1A"/>
           <w:sz w:val="17"/>
         </w:rPr>
@@ -9451,7 +9451,7 @@
       </w:pPr>
       <w:r>
         <w:rPr>
-          <w:rFonts w:ascii="Consolas" w:hAnsi="Consolas" w:eastAsia="Consolas"/>
+          <w:rFonts w:ascii="Courier New" w:hAnsi="Courier New" w:eastAsia="Courier New"/>
           <w:color w:val="1A1A1A"/>
           <w:sz w:val="17"/>
         </w:rPr>
@@ -9469,7 +9469,7 @@
       </w:pPr>
       <w:r>
         <w:rPr>
-          <w:rFonts w:ascii="Consolas" w:hAnsi="Consolas" w:eastAsia="Consolas"/>
+          <w:rFonts w:ascii="Courier New" w:hAnsi="Courier New" w:eastAsia="Courier New"/>
           <w:color w:val="1A1A1A"/>
           <w:sz w:val="17"/>
         </w:rPr>
@@ -9487,7 +9487,7 @@
       </w:pPr>
       <w:r>
         <w:rPr>
-          <w:rFonts w:ascii="Consolas" w:hAnsi="Consolas" w:eastAsia="Consolas"/>
+          <w:rFonts w:ascii="Courier New" w:hAnsi="Courier New" w:eastAsia="Courier New"/>
           <w:color w:val="1A1A1A"/>
           <w:sz w:val="17"/>
         </w:rPr>
@@ -9505,7 +9505,7 @@
       </w:pPr>
       <w:r>
         <w:rPr>
-          <w:rFonts w:ascii="Consolas" w:hAnsi="Consolas" w:eastAsia="Consolas"/>
+          <w:rFonts w:ascii="Courier New" w:hAnsi="Courier New" w:eastAsia="Courier New"/>
           <w:color w:val="1A1A1A"/>
           <w:sz w:val="17"/>
         </w:rPr>
@@ -9523,7 +9523,7 @@
       </w:pPr>
       <w:r>
         <w:rPr>
-          <w:rFonts w:ascii="Consolas" w:hAnsi="Consolas" w:eastAsia="Consolas"/>
+          <w:rFonts w:ascii="Courier New" w:hAnsi="Courier New" w:eastAsia="Courier New"/>
           <w:color w:val="2E7D32"/>
           <w:sz w:val="17"/>
         </w:rPr>
@@ -9541,7 +9541,7 @@
       </w:pPr>
       <w:r>
         <w:rPr>
-          <w:rFonts w:ascii="Consolas" w:hAnsi="Consolas" w:eastAsia="Consolas"/>
+          <w:rFonts w:ascii="Courier New" w:hAnsi="Courier New" w:eastAsia="Courier New"/>
           <w:color w:val="1A1A1A"/>
           <w:sz w:val="17"/>
         </w:rPr>
@@ -9559,7 +9559,7 @@
       </w:pPr>
       <w:r>
         <w:rPr>
-          <w:rFonts w:ascii="Consolas" w:hAnsi="Consolas" w:eastAsia="Consolas"/>
+          <w:rFonts w:ascii="Courier New" w:hAnsi="Courier New" w:eastAsia="Courier New"/>
           <w:color w:val="2E7D32"/>
           <w:sz w:val="17"/>
         </w:rPr>
@@ -9577,7 +9577,7 @@
       </w:pPr>
       <w:r>
         <w:rPr>
-          <w:rFonts w:ascii="Consolas" w:hAnsi="Consolas" w:eastAsia="Consolas"/>
+          <w:rFonts w:ascii="Courier New" w:hAnsi="Courier New" w:eastAsia="Courier New"/>
           <w:color w:val="1A1A1A"/>
           <w:sz w:val="17"/>
         </w:rPr>
@@ -9595,7 +9595,7 @@
       </w:pPr>
       <w:r>
         <w:rPr>
-          <w:rFonts w:ascii="Consolas" w:hAnsi="Consolas" w:eastAsia="Consolas"/>
+          <w:rFonts w:ascii="Courier New" w:hAnsi="Courier New" w:eastAsia="Courier New"/>
           <w:color w:val="1A1A1A"/>
           <w:sz w:val="17"/>
         </w:rPr>
@@ -9613,7 +9613,7 @@
       </w:pPr>
       <w:r>
         <w:rPr>
-          <w:rFonts w:ascii="Consolas" w:hAnsi="Consolas" w:eastAsia="Consolas"/>
+          <w:rFonts w:ascii="Courier New" w:hAnsi="Courier New" w:eastAsia="Courier New"/>
           <w:color w:val="2E7D32"/>
           <w:sz w:val="17"/>
         </w:rPr>
@@ -9631,7 +9631,7 @@
       </w:pPr>
       <w:r>
         <w:rPr>
-          <w:rFonts w:ascii="Consolas" w:hAnsi="Consolas" w:eastAsia="Consolas"/>
+          <w:rFonts w:ascii="Courier New" w:hAnsi="Courier New" w:eastAsia="Courier New"/>
           <w:color w:val="1A1A1A"/>
           <w:sz w:val="17"/>
         </w:rPr>
@@ -9649,7 +9649,7 @@
       </w:pPr>
       <w:r>
         <w:rPr>
-          <w:rFonts w:ascii="Consolas" w:hAnsi="Consolas" w:eastAsia="Consolas"/>
+          <w:rFonts w:ascii="Courier New" w:hAnsi="Courier New" w:eastAsia="Courier New"/>
           <w:color w:val="1A1A1A"/>
           <w:sz w:val="17"/>
         </w:rPr>
@@ -9667,7 +9667,7 @@
       </w:pPr>
       <w:r>
         <w:rPr>
-          <w:rFonts w:ascii="Consolas" w:hAnsi="Consolas" w:eastAsia="Consolas"/>
+          <w:rFonts w:ascii="Courier New" w:hAnsi="Courier New" w:eastAsia="Courier New"/>
           <w:color w:val="1A1A1A"/>
           <w:sz w:val="17"/>
         </w:rPr>
@@ -9685,7 +9685,7 @@
       </w:pPr>
       <w:r>
         <w:rPr>
-          <w:rFonts w:ascii="Consolas" w:hAnsi="Consolas" w:eastAsia="Consolas"/>
+          <w:rFonts w:ascii="Courier New" w:hAnsi="Courier New" w:eastAsia="Courier New"/>
           <w:color w:val="1A1A1A"/>
           <w:sz w:val="17"/>
         </w:rPr>
@@ -9703,7 +9703,7 @@
       </w:pPr>
       <w:r>
         <w:rPr>
-          <w:rFonts w:ascii="Consolas" w:hAnsi="Consolas" w:eastAsia="Consolas"/>
+          <w:rFonts w:ascii="Courier New" w:hAnsi="Courier New" w:eastAsia="Courier New"/>
           <w:color w:val="1A1A1A"/>
           <w:sz w:val="17"/>
         </w:rPr>
@@ -9721,7 +9721,7 @@
       </w:pPr>
       <w:r>
         <w:rPr>
-          <w:rFonts w:ascii="Consolas" w:hAnsi="Consolas" w:eastAsia="Consolas"/>
+          <w:rFonts w:ascii="Courier New" w:hAnsi="Courier New" w:eastAsia="Courier New"/>
           <w:color w:val="2E7D32"/>
           <w:sz w:val="17"/>
         </w:rPr>
@@ -9739,7 +9739,7 @@
       </w:pPr>
       <w:r>
         <w:rPr>
-          <w:rFonts w:ascii="Consolas" w:hAnsi="Consolas" w:eastAsia="Consolas"/>
+          <w:rFonts w:ascii="Courier New" w:hAnsi="Courier New" w:eastAsia="Courier New"/>
           <w:color w:val="1A1A1A"/>
           <w:sz w:val="17"/>
         </w:rPr>
@@ -9757,7 +9757,7 @@
       </w:pPr>
       <w:r>
         <w:rPr>
-          <w:rFonts w:ascii="Consolas" w:hAnsi="Consolas" w:eastAsia="Consolas"/>
+          <w:rFonts w:ascii="Courier New" w:hAnsi="Courier New" w:eastAsia="Courier New"/>
           <w:color w:val="2E7D32"/>
           <w:sz w:val="17"/>
         </w:rPr>
@@ -9775,7 +9775,7 @@
       </w:pPr>
       <w:r>
         <w:rPr>
-          <w:rFonts w:ascii="Consolas" w:hAnsi="Consolas" w:eastAsia="Consolas"/>
+          <w:rFonts w:ascii="Courier New" w:hAnsi="Courier New" w:eastAsia="Courier New"/>
           <w:color w:val="1A1A1A"/>
           <w:sz w:val="17"/>
         </w:rPr>
@@ -9793,7 +9793,7 @@
       </w:pPr>
       <w:r>
         <w:rPr>
-          <w:rFonts w:ascii="Consolas" w:hAnsi="Consolas" w:eastAsia="Consolas"/>
+          <w:rFonts w:ascii="Courier New" w:hAnsi="Courier New" w:eastAsia="Courier New"/>
           <w:color w:val="1A1A1A"/>
           <w:sz w:val="17"/>
         </w:rPr>
@@ -9811,7 +9811,7 @@
       </w:pPr>
       <w:r>
         <w:rPr>
-          <w:rFonts w:ascii="Consolas" w:hAnsi="Consolas" w:eastAsia="Consolas"/>
+          <w:rFonts w:ascii="Courier New" w:hAnsi="Courier New" w:eastAsia="Courier New"/>
           <w:color w:val="2E7D32"/>
           <w:sz w:val="17"/>
         </w:rPr>
@@ -9829,7 +9829,7 @@
       </w:pPr>
       <w:r>
         <w:rPr>
-          <w:rFonts w:ascii="Consolas" w:hAnsi="Consolas" w:eastAsia="Consolas"/>
+          <w:rFonts w:ascii="Courier New" w:hAnsi="Courier New" w:eastAsia="Courier New"/>
           <w:color w:val="1A1A1A"/>
           <w:sz w:val="17"/>
         </w:rPr>
@@ -9847,7 +9847,7 @@
       </w:pPr>
       <w:r>
         <w:rPr>
-          <w:rFonts w:ascii="Consolas" w:hAnsi="Consolas" w:eastAsia="Consolas"/>
+          <w:rFonts w:ascii="Courier New" w:hAnsi="Courier New" w:eastAsia="Courier New"/>
           <w:color w:val="1A1A1A"/>
           <w:sz w:val="17"/>
         </w:rPr>
@@ -9865,7 +9865,7 @@
       </w:pPr>
       <w:r>
         <w:rPr>
-          <w:rFonts w:ascii="Consolas" w:hAnsi="Consolas" w:eastAsia="Consolas"/>
+          <w:rFonts w:ascii="Courier New" w:hAnsi="Courier New" w:eastAsia="Courier New"/>
           <w:color w:val="1A1A1A"/>
           <w:sz w:val="17"/>
         </w:rPr>
@@ -9883,7 +9883,7 @@
       </w:pPr>
       <w:r>
         <w:rPr>
-          <w:rFonts w:ascii="Consolas" w:hAnsi="Consolas" w:eastAsia="Consolas"/>
+          <w:rFonts w:ascii="Courier New" w:hAnsi="Courier New" w:eastAsia="Courier New"/>
           <w:color w:val="1A1A1A"/>
           <w:sz w:val="17"/>
         </w:rPr>
@@ -9901,7 +9901,7 @@
       </w:pPr>
       <w:r>
         <w:rPr>
-          <w:rFonts w:ascii="Consolas" w:hAnsi="Consolas" w:eastAsia="Consolas"/>
+          <w:rFonts w:ascii="Courier New" w:hAnsi="Courier New" w:eastAsia="Courier New"/>
           <w:color w:val="1A1A1A"/>
           <w:sz w:val="17"/>
         </w:rPr>
@@ -9919,7 +9919,7 @@
       </w:pPr>
       <w:r>
         <w:rPr>
-          <w:rFonts w:ascii="Consolas" w:hAnsi="Consolas" w:eastAsia="Consolas"/>
+          <w:rFonts w:ascii="Courier New" w:hAnsi="Courier New" w:eastAsia="Courier New"/>
           <w:color w:val="2E7D32"/>
           <w:sz w:val="17"/>
         </w:rPr>
@@ -9937,7 +9937,7 @@
       </w:pPr>
       <w:r>
         <w:rPr>
-          <w:rFonts w:ascii="Consolas" w:hAnsi="Consolas" w:eastAsia="Consolas"/>
+          <w:rFonts w:ascii="Courier New" w:hAnsi="Courier New" w:eastAsia="Courier New"/>
           <w:color w:val="1A1A1A"/>
           <w:sz w:val="17"/>
         </w:rPr>
@@ -9955,7 +9955,7 @@
       </w:pPr>
       <w:r>
         <w:rPr>
-          <w:rFonts w:ascii="Consolas" w:hAnsi="Consolas" w:eastAsia="Consolas"/>
+          <w:rFonts w:ascii="Courier New" w:hAnsi="Courier New" w:eastAsia="Courier New"/>
           <w:color w:val="2E7D32"/>
           <w:sz w:val="17"/>
         </w:rPr>
@@ -9973,7 +9973,7 @@
       </w:pPr>
       <w:r>
         <w:rPr>
-          <w:rFonts w:ascii="Consolas" w:hAnsi="Consolas" w:eastAsia="Consolas"/>
+          <w:rFonts w:ascii="Courier New" w:hAnsi="Courier New" w:eastAsia="Courier New"/>
           <w:color w:val="1A1A1A"/>
           <w:sz w:val="17"/>
         </w:rPr>
@@ -10002,10 +10002,10 @@
       </w:r>
       <w:r>
         <w:rPr>
-          <w:rFonts w:ascii="Consolas" w:hAnsi="Consolas" w:eastAsia="Consolas"/>
-          <w:b w:val="0"/>
-          <w:i w:val="0"/>
-          <w:color w:val="9B1C1C"/>
+          <w:rFonts w:ascii="Courier New" w:hAnsi="Courier New" w:eastAsia="Courier New"/>
+          <w:b w:val="0"/>
+          <w:i w:val="0"/>
+          <w:color w:val="5A4400"/>
           <w:sz w:val="17"/>
         </w:rPr>
         <w:t>qos map tag-cos</w:t>
@@ -10049,7 +10049,7 @@
       </w:pPr>
       <w:r>
         <w:rPr>
-          <w:rFonts w:ascii="Consolas" w:hAnsi="Consolas" w:eastAsia="Consolas"/>
+          <w:rFonts w:ascii="Courier New" w:hAnsi="Courier New" w:eastAsia="Courier New"/>
           <w:color w:val="2E7D32"/>
           <w:sz w:val="17"/>
         </w:rPr>
@@ -10067,7 +10067,7 @@
       </w:pPr>
       <w:r>
         <w:rPr>
-          <w:rFonts w:ascii="Consolas" w:hAnsi="Consolas" w:eastAsia="Consolas"/>
+          <w:rFonts w:ascii="Courier New" w:hAnsi="Courier New" w:eastAsia="Courier New"/>
           <w:color w:val="1A1A1A"/>
           <w:sz w:val="17"/>
         </w:rPr>
@@ -10085,7 +10085,7 @@
       </w:pPr>
       <w:r>
         <w:rPr>
-          <w:rFonts w:ascii="Consolas" w:hAnsi="Consolas" w:eastAsia="Consolas"/>
+          <w:rFonts w:ascii="Courier New" w:hAnsi="Courier New" w:eastAsia="Courier New"/>
           <w:color w:val="1A1A1A"/>
           <w:sz w:val="17"/>
         </w:rPr>
@@ -10103,7 +10103,7 @@
       </w:pPr>
       <w:r>
         <w:rPr>
-          <w:rFonts w:ascii="Consolas" w:hAnsi="Consolas" w:eastAsia="Consolas"/>
+          <w:rFonts w:ascii="Courier New" w:hAnsi="Courier New" w:eastAsia="Courier New"/>
           <w:color w:val="1A1A1A"/>
           <w:sz w:val="17"/>
         </w:rPr>
@@ -10121,7 +10121,7 @@
       </w:pPr>
       <w:r>
         <w:rPr>
-          <w:rFonts w:ascii="Consolas" w:hAnsi="Consolas" w:eastAsia="Consolas"/>
+          <w:rFonts w:ascii="Courier New" w:hAnsi="Courier New" w:eastAsia="Courier New"/>
           <w:color w:val="1A1A1A"/>
           <w:sz w:val="17"/>
         </w:rPr>
@@ -10139,7 +10139,7 @@
       </w:pPr>
       <w:r>
         <w:rPr>
-          <w:rFonts w:ascii="Consolas" w:hAnsi="Consolas" w:eastAsia="Consolas"/>
+          <w:rFonts w:ascii="Courier New" w:hAnsi="Courier New" w:eastAsia="Courier New"/>
           <w:color w:val="1A1A1A"/>
           <w:sz w:val="17"/>
         </w:rPr>
@@ -10157,7 +10157,7 @@
       </w:pPr>
       <w:r>
         <w:rPr>
-          <w:rFonts w:ascii="Consolas" w:hAnsi="Consolas" w:eastAsia="Consolas"/>
+          <w:rFonts w:ascii="Courier New" w:hAnsi="Courier New" w:eastAsia="Courier New"/>
           <w:color w:val="1A1A1A"/>
           <w:sz w:val="17"/>
         </w:rPr>
@@ -10175,7 +10175,7 @@
       </w:pPr>
       <w:r>
         <w:rPr>
-          <w:rFonts w:ascii="Consolas" w:hAnsi="Consolas" w:eastAsia="Consolas"/>
+          <w:rFonts w:ascii="Courier New" w:hAnsi="Courier New" w:eastAsia="Courier New"/>
           <w:color w:val="1A1A1A"/>
           <w:sz w:val="17"/>
         </w:rPr>
@@ -10193,7 +10193,7 @@
       </w:pPr>
       <w:r>
         <w:rPr>
-          <w:rFonts w:ascii="Consolas" w:hAnsi="Consolas" w:eastAsia="Consolas"/>
+          <w:rFonts w:ascii="Courier New" w:hAnsi="Courier New" w:eastAsia="Courier New"/>
           <w:color w:val="1A1A1A"/>
           <w:sz w:val="17"/>
         </w:rPr>
@@ -10211,7 +10211,7 @@
       </w:pPr>
       <w:r>
         <w:rPr>
-          <w:rFonts w:ascii="Consolas" w:hAnsi="Consolas" w:eastAsia="Consolas"/>
+          <w:rFonts w:ascii="Courier New" w:hAnsi="Courier New" w:eastAsia="Courier New"/>
           <w:color w:val="1A1A1A"/>
           <w:sz w:val="17"/>
         </w:rPr>
@@ -10229,7 +10229,7 @@
       </w:pPr>
       <w:r>
         <w:rPr>
-          <w:rFonts w:ascii="Consolas" w:hAnsi="Consolas" w:eastAsia="Consolas"/>
+          <w:rFonts w:ascii="Courier New" w:hAnsi="Courier New" w:eastAsia="Courier New"/>
           <w:color w:val="1A1A1A"/>
           <w:sz w:val="17"/>
         </w:rPr>
@@ -10247,7 +10247,7 @@
       </w:pPr>
       <w:r>
         <w:rPr>
-          <w:rFonts w:ascii="Consolas" w:hAnsi="Consolas" w:eastAsia="Consolas"/>
+          <w:rFonts w:ascii="Courier New" w:hAnsi="Courier New" w:eastAsia="Courier New"/>
           <w:color w:val="1A1A1A"/>
           <w:sz w:val="17"/>
         </w:rPr>
@@ -10265,7 +10265,7 @@
       </w:pPr>
       <w:r>
         <w:rPr>
-          <w:rFonts w:ascii="Consolas" w:hAnsi="Consolas" w:eastAsia="Consolas"/>
+          <w:rFonts w:ascii="Courier New" w:hAnsi="Courier New" w:eastAsia="Courier New"/>
           <w:color w:val="1A1A1A"/>
           <w:sz w:val="17"/>
         </w:rPr>
@@ -10283,7 +10283,7 @@
       </w:pPr>
       <w:r>
         <w:rPr>
-          <w:rFonts w:ascii="Consolas" w:hAnsi="Consolas" w:eastAsia="Consolas"/>
+          <w:rFonts w:ascii="Courier New" w:hAnsi="Courier New" w:eastAsia="Courier New"/>
           <w:color w:val="1A1A1A"/>
           <w:sz w:val="17"/>
         </w:rPr>
@@ -10301,7 +10301,7 @@
       </w:pPr>
       <w:r>
         <w:rPr>
-          <w:rFonts w:ascii="Consolas" w:hAnsi="Consolas" w:eastAsia="Consolas"/>
+          <w:rFonts w:ascii="Courier New" w:hAnsi="Courier New" w:eastAsia="Courier New"/>
           <w:color w:val="1A1A1A"/>
           <w:sz w:val="17"/>
         </w:rPr>
@@ -10319,7 +10319,7 @@
       </w:pPr>
       <w:r>
         <w:rPr>
-          <w:rFonts w:ascii="Consolas" w:hAnsi="Consolas" w:eastAsia="Consolas"/>
+          <w:rFonts w:ascii="Courier New" w:hAnsi="Courier New" w:eastAsia="Courier New"/>
           <w:color w:val="1A1A1A"/>
           <w:sz w:val="17"/>
         </w:rPr>
@@ -10337,7 +10337,7 @@
       </w:pPr>
       <w:r>
         <w:rPr>
-          <w:rFonts w:ascii="Consolas" w:hAnsi="Consolas" w:eastAsia="Consolas"/>
+          <w:rFonts w:ascii="Courier New" w:hAnsi="Courier New" w:eastAsia="Courier New"/>
           <w:color w:val="1A1A1A"/>
           <w:sz w:val="17"/>
         </w:rPr>
@@ -10355,7 +10355,7 @@
       </w:pPr>
       <w:r>
         <w:rPr>
-          <w:rFonts w:ascii="Consolas" w:hAnsi="Consolas" w:eastAsia="Consolas"/>
+          <w:rFonts w:ascii="Courier New" w:hAnsi="Courier New" w:eastAsia="Courier New"/>
           <w:color w:val="1A1A1A"/>
           <w:sz w:val="17"/>
         </w:rPr>
@@ -10373,7 +10373,7 @@
       </w:pPr>
       <w:r>
         <w:rPr>
-          <w:rFonts w:ascii="Consolas" w:hAnsi="Consolas" w:eastAsia="Consolas"/>
+          <w:rFonts w:ascii="Courier New" w:hAnsi="Courier New" w:eastAsia="Courier New"/>
           <w:color w:val="1A1A1A"/>
           <w:sz w:val="17"/>
         </w:rPr>
@@ -10391,7 +10391,7 @@
       </w:pPr>
       <w:r>
         <w:rPr>
-          <w:rFonts w:ascii="Consolas" w:hAnsi="Consolas" w:eastAsia="Consolas"/>
+          <w:rFonts w:ascii="Courier New" w:hAnsi="Courier New" w:eastAsia="Courier New"/>
           <w:color w:val="1A1A1A"/>
           <w:sz w:val="17"/>
         </w:rPr>
@@ -10409,7 +10409,7 @@
       </w:pPr>
       <w:r>
         <w:rPr>
-          <w:rFonts w:ascii="Consolas" w:hAnsi="Consolas" w:eastAsia="Consolas"/>
+          <w:rFonts w:ascii="Courier New" w:hAnsi="Courier New" w:eastAsia="Courier New"/>
           <w:color w:val="1A1A1A"/>
           <w:sz w:val="17"/>
         </w:rPr>
@@ -10427,7 +10427,7 @@
       </w:pPr>
       <w:r>
         <w:rPr>
-          <w:rFonts w:ascii="Consolas" w:hAnsi="Consolas" w:eastAsia="Consolas"/>
+          <w:rFonts w:ascii="Courier New" w:hAnsi="Courier New" w:eastAsia="Courier New"/>
           <w:color w:val="1A1A1A"/>
           <w:sz w:val="17"/>
         </w:rPr>
@@ -10445,7 +10445,7 @@
       </w:pPr>
       <w:r>
         <w:rPr>
-          <w:rFonts w:ascii="Consolas" w:hAnsi="Consolas" w:eastAsia="Consolas"/>
+          <w:rFonts w:ascii="Courier New" w:hAnsi="Courier New" w:eastAsia="Courier New"/>
           <w:color w:val="1A1A1A"/>
           <w:sz w:val="17"/>
         </w:rPr>
@@ -10463,7 +10463,7 @@
       </w:pPr>
       <w:r>
         <w:rPr>
-          <w:rFonts w:ascii="Consolas" w:hAnsi="Consolas" w:eastAsia="Consolas"/>
+          <w:rFonts w:ascii="Courier New" w:hAnsi="Courier New" w:eastAsia="Courier New"/>
           <w:color w:val="1A1A1A"/>
           <w:sz w:val="17"/>
         </w:rPr>
@@ -10481,7 +10481,7 @@
       </w:pPr>
       <w:r>
         <w:rPr>
-          <w:rFonts w:ascii="Consolas" w:hAnsi="Consolas" w:eastAsia="Consolas"/>
+          <w:rFonts w:ascii="Courier New" w:hAnsi="Courier New" w:eastAsia="Courier New"/>
           <w:color w:val="1A1A1A"/>
           <w:sz w:val="17"/>
         </w:rPr>
@@ -10499,7 +10499,7 @@
       </w:pPr>
       <w:r>
         <w:rPr>
-          <w:rFonts w:ascii="Consolas" w:hAnsi="Consolas" w:eastAsia="Consolas"/>
+          <w:rFonts w:ascii="Courier New" w:hAnsi="Courier New" w:eastAsia="Courier New"/>
           <w:color w:val="1A1A1A"/>
           <w:sz w:val="17"/>
         </w:rPr>
@@ -10517,7 +10517,7 @@
       </w:pPr>
       <w:r>
         <w:rPr>
-          <w:rFonts w:ascii="Consolas" w:hAnsi="Consolas" w:eastAsia="Consolas"/>
+          <w:rFonts w:ascii="Courier New" w:hAnsi="Courier New" w:eastAsia="Courier New"/>
           <w:color w:val="1A1A1A"/>
           <w:sz w:val="17"/>
         </w:rPr>
@@ -10535,7 +10535,7 @@
       </w:pPr>
       <w:r>
         <w:rPr>
-          <w:rFonts w:ascii="Consolas" w:hAnsi="Consolas" w:eastAsia="Consolas"/>
+          <w:rFonts w:ascii="Courier New" w:hAnsi="Courier New" w:eastAsia="Courier New"/>
           <w:color w:val="1A1A1A"/>
           <w:sz w:val="17"/>
         </w:rPr>
@@ -10553,7 +10553,7 @@
       </w:pPr>
       <w:r>
         <w:rPr>
-          <w:rFonts w:ascii="Consolas" w:hAnsi="Consolas" w:eastAsia="Consolas"/>
+          <w:rFonts w:ascii="Courier New" w:hAnsi="Courier New" w:eastAsia="Courier New"/>
           <w:color w:val="1A1A1A"/>
           <w:sz w:val="17"/>
         </w:rPr>
@@ -10571,7 +10571,7 @@
       </w:pPr>
       <w:r>
         <w:rPr>
-          <w:rFonts w:ascii="Consolas" w:hAnsi="Consolas" w:eastAsia="Consolas"/>
+          <w:rFonts w:ascii="Courier New" w:hAnsi="Courier New" w:eastAsia="Courier New"/>
           <w:color w:val="1A1A1A"/>
           <w:sz w:val="17"/>
         </w:rPr>
@@ -10589,7 +10589,7 @@
       </w:pPr>
       <w:r>
         <w:rPr>
-          <w:rFonts w:ascii="Consolas" w:hAnsi="Consolas" w:eastAsia="Consolas"/>
+          <w:rFonts w:ascii="Courier New" w:hAnsi="Courier New" w:eastAsia="Courier New"/>
           <w:color w:val="1A1A1A"/>
           <w:sz w:val="17"/>
         </w:rPr>
@@ -10607,7 +10607,7 @@
       </w:pPr>
       <w:r>
         <w:rPr>
-          <w:rFonts w:ascii="Consolas" w:hAnsi="Consolas" w:eastAsia="Consolas"/>
+          <w:rFonts w:ascii="Courier New" w:hAnsi="Courier New" w:eastAsia="Courier New"/>
           <w:color w:val="1A1A1A"/>
           <w:sz w:val="17"/>
         </w:rPr>
@@ -10625,7 +10625,7 @@
       </w:pPr>
       <w:r>
         <w:rPr>
-          <w:rFonts w:ascii="Consolas" w:hAnsi="Consolas" w:eastAsia="Consolas"/>
+          <w:rFonts w:ascii="Courier New" w:hAnsi="Courier New" w:eastAsia="Courier New"/>
           <w:color w:val="1A1A1A"/>
           <w:sz w:val="17"/>
         </w:rPr>
@@ -10643,7 +10643,7 @@
       </w:pPr>
       <w:r>
         <w:rPr>
-          <w:rFonts w:ascii="Consolas" w:hAnsi="Consolas" w:eastAsia="Consolas"/>
+          <w:rFonts w:ascii="Courier New" w:hAnsi="Courier New" w:eastAsia="Courier New"/>
           <w:color w:val="1A1A1A"/>
           <w:sz w:val="17"/>
         </w:rPr>
@@ -10661,7 +10661,7 @@
       </w:pPr>
       <w:r>
         <w:rPr>
-          <w:rFonts w:ascii="Consolas" w:hAnsi="Consolas" w:eastAsia="Consolas"/>
+          <w:rFonts w:ascii="Courier New" w:hAnsi="Courier New" w:eastAsia="Courier New"/>
           <w:color w:val="1A1A1A"/>
           <w:sz w:val="17"/>
         </w:rPr>
@@ -10690,10 +10690,10 @@
       </w:r>
       <w:r>
         <w:rPr>
-          <w:rFonts w:ascii="Consolas" w:hAnsi="Consolas" w:eastAsia="Consolas"/>
-          <w:b w:val="0"/>
-          <w:i w:val="0"/>
-          <w:color w:val="9B1C1C"/>
+          <w:rFonts w:ascii="Courier New" w:hAnsi="Courier New" w:eastAsia="Courier New"/>
+          <w:b w:val="0"/>
+          <w:i w:val="0"/>
+          <w:color w:val="5A4400"/>
           <w:sz w:val="17"/>
         </w:rPr>
         <w:t>show running-config</w:t>
@@ -11146,7 +11146,7 @@
       </w:pPr>
       <w:r>
         <w:rPr>
-          <w:rFonts w:ascii="Consolas" w:hAnsi="Consolas" w:eastAsia="Consolas"/>
+          <w:rFonts w:ascii="Courier New" w:hAnsi="Courier New" w:eastAsia="Courier New"/>
           <w:color w:val="1A1A1A"/>
           <w:sz w:val="17"/>
         </w:rPr>
@@ -11180,7 +11180,7 @@
       </w:pPr>
       <w:r>
         <w:rPr>
-          <w:rFonts w:ascii="Consolas" w:hAnsi="Consolas" w:eastAsia="Consolas"/>
+          <w:rFonts w:ascii="Courier New" w:hAnsi="Courier New" w:eastAsia="Courier New"/>
           <w:color w:val="1A1A1A"/>
           <w:sz w:val="17"/>
         </w:rPr>
@@ -11202,7 +11202,7 @@
       </w:r>
       <w:r>
         <w:rPr>
-          <w:rFonts w:ascii="Consolas" w:hAnsi="Consolas" w:eastAsia="Consolas"/>
+          <w:rFonts w:ascii="Courier New" w:hAnsi="Courier New" w:eastAsia="Courier New"/>
           <w:b w:val="0"/>
           <w:i w:val="0"/>
           <w:color w:val="9B1C1C"/>
@@ -11275,7 +11275,7 @@
       </w:pPr>
       <w:r>
         <w:rPr>
-          <w:rFonts w:ascii="Consolas" w:hAnsi="Consolas" w:eastAsia="Consolas"/>
+          <w:rFonts w:ascii="Courier New" w:hAnsi="Courier New" w:eastAsia="Courier New"/>
           <w:color w:val="1A1A1A"/>
           <w:sz w:val="17"/>
         </w:rPr>
@@ -11309,7 +11309,7 @@
       </w:pPr>
       <w:r>
         <w:rPr>
-          <w:rFonts w:ascii="Consolas" w:hAnsi="Consolas" w:eastAsia="Consolas"/>
+          <w:rFonts w:ascii="Courier New" w:hAnsi="Courier New" w:eastAsia="Courier New"/>
           <w:color w:val="1A1A1A"/>
           <w:sz w:val="17"/>
         </w:rPr>
@@ -11343,7 +11343,7 @@
       </w:pPr>
       <w:r>
         <w:rPr>
-          <w:rFonts w:ascii="Consolas" w:hAnsi="Consolas" w:eastAsia="Consolas"/>
+          <w:rFonts w:ascii="Courier New" w:hAnsi="Courier New" w:eastAsia="Courier New"/>
           <w:color w:val="1A1A1A"/>
           <w:sz w:val="17"/>
         </w:rPr>
@@ -11365,7 +11365,7 @@
       </w:r>
       <w:r>
         <w:rPr>
-          <w:rFonts w:ascii="Consolas" w:hAnsi="Consolas" w:eastAsia="Consolas"/>
+          <w:rFonts w:ascii="Courier New" w:hAnsi="Courier New" w:eastAsia="Courier New"/>
           <w:b w:val="0"/>
           <w:i w:val="0"/>
           <w:color w:val="9B1C1C"/>
@@ -11384,7 +11384,7 @@
       </w:r>
       <w:r>
         <w:rPr>
-          <w:rFonts w:ascii="Consolas" w:hAnsi="Consolas" w:eastAsia="Consolas"/>
+          <w:rFonts w:ascii="Courier New" w:hAnsi="Courier New" w:eastAsia="Courier New"/>
           <w:b w:val="0"/>
           <w:i w:val="0"/>
           <w:color w:val="9B1C1C"/>
@@ -11429,7 +11429,7 @@
       </w:pPr>
       <w:r>
         <w:rPr>
-          <w:rFonts w:ascii="Consolas" w:hAnsi="Consolas" w:eastAsia="Consolas"/>
+          <w:rFonts w:ascii="Courier New" w:hAnsi="Courier New" w:eastAsia="Courier New"/>
           <w:color w:val="1A1A1A"/>
           <w:sz w:val="17"/>
         </w:rPr>
@@ -11451,7 +11451,7 @@
       </w:r>
       <w:r>
         <w:rPr>
-          <w:rFonts w:ascii="Consolas" w:hAnsi="Consolas" w:eastAsia="Consolas"/>
+          <w:rFonts w:ascii="Courier New" w:hAnsi="Courier New" w:eastAsia="Courier New"/>
           <w:b w:val="0"/>
           <w:i w:val="0"/>
           <w:color w:val="9B1C1C"/>
@@ -11484,7 +11484,7 @@
       </w:r>
       <w:r>
         <w:rPr>
-          <w:rFonts w:ascii="Consolas" w:hAnsi="Consolas" w:eastAsia="Consolas"/>
+          <w:rFonts w:ascii="Courier New" w:hAnsi="Courier New" w:eastAsia="Courier New"/>
           <w:b w:val="0"/>
           <w:i w:val="0"/>
           <w:color w:val="9B1C1C"/>
@@ -11517,7 +11517,7 @@
       </w:r>
       <w:r>
         <w:rPr>
-          <w:rFonts w:ascii="Consolas" w:hAnsi="Consolas" w:eastAsia="Consolas"/>
+          <w:rFonts w:ascii="Courier New" w:hAnsi="Courier New" w:eastAsia="Courier New"/>
           <w:b w:val="0"/>
           <w:i w:val="0"/>
           <w:color w:val="9B1C1C"/>
@@ -11550,7 +11550,7 @@
       </w:r>
       <w:r>
         <w:rPr>
-          <w:rFonts w:ascii="Consolas" w:hAnsi="Consolas" w:eastAsia="Consolas"/>
+          <w:rFonts w:ascii="Courier New" w:hAnsi="Courier New" w:eastAsia="Courier New"/>
           <w:b w:val="0"/>
           <w:i w:val="0"/>
           <w:color w:val="9B1C1C"/>
@@ -11609,7 +11609,7 @@
       </w:pPr>
       <w:r>
         <w:rPr>
-          <w:rFonts w:ascii="Consolas" w:hAnsi="Consolas" w:eastAsia="Consolas"/>
+          <w:rFonts w:ascii="Courier New" w:hAnsi="Courier New" w:eastAsia="Courier New"/>
           <w:color w:val="1A1A1A"/>
           <w:sz w:val="17"/>
         </w:rPr>
@@ -11631,7 +11631,7 @@
       </w:r>
       <w:r>
         <w:rPr>
-          <w:rFonts w:ascii="Consolas" w:hAnsi="Consolas" w:eastAsia="Consolas"/>
+          <w:rFonts w:ascii="Courier New" w:hAnsi="Courier New" w:eastAsia="Courier New"/>
           <w:b w:val="0"/>
           <w:i w:val="0"/>
           <w:color w:val="9B1C1C"/>
@@ -11650,7 +11650,7 @@
       </w:r>
       <w:r>
         <w:rPr>
-          <w:rFonts w:ascii="Consolas" w:hAnsi="Consolas" w:eastAsia="Consolas"/>
+          <w:rFonts w:ascii="Courier New" w:hAnsi="Courier New" w:eastAsia="Courier New"/>
           <w:b w:val="0"/>
           <w:i w:val="0"/>
           <w:color w:val="9B1C1C"/>
@@ -11683,7 +11683,7 @@
       </w:r>
       <w:r>
         <w:rPr>
-          <w:rFonts w:ascii="Consolas" w:hAnsi="Consolas" w:eastAsia="Consolas"/>
+          <w:rFonts w:ascii="Courier New" w:hAnsi="Courier New" w:eastAsia="Courier New"/>
           <w:b w:val="0"/>
           <w:i w:val="0"/>
           <w:color w:val="9B1C1C"/>
@@ -11702,7 +11702,7 @@
       </w:r>
       <w:r>
         <w:rPr>
-          <w:rFonts w:ascii="Consolas" w:hAnsi="Consolas" w:eastAsia="Consolas"/>
+          <w:rFonts w:ascii="Courier New" w:hAnsi="Courier New" w:eastAsia="Courier New"/>
           <w:b w:val="0"/>
           <w:i w:val="0"/>
           <w:color w:val="9B1C1C"/>
@@ -11721,7 +11721,7 @@
       </w:r>
       <w:r>
         <w:rPr>
-          <w:rFonts w:ascii="Consolas" w:hAnsi="Consolas" w:eastAsia="Consolas"/>
+          <w:rFonts w:ascii="Courier New" w:hAnsi="Courier New" w:eastAsia="Courier New"/>
           <w:b w:val="0"/>
           <w:i w:val="0"/>
           <w:color w:val="9B1C1C"/>
@@ -11740,7 +11740,7 @@
       </w:r>
       <w:r>
         <w:rPr>
-          <w:rFonts w:ascii="Consolas" w:hAnsi="Consolas" w:eastAsia="Consolas"/>
+          <w:rFonts w:ascii="Courier New" w:hAnsi="Courier New" w:eastAsia="Courier New"/>
           <w:b w:val="0"/>
           <w:i w:val="0"/>
           <w:color w:val="9B1C1C"/>
@@ -11773,7 +11773,7 @@
       </w:r>
       <w:r>
         <w:rPr>
-          <w:rFonts w:ascii="Consolas" w:hAnsi="Consolas" w:eastAsia="Consolas"/>
+          <w:rFonts w:ascii="Courier New" w:hAnsi="Courier New" w:eastAsia="Courier New"/>
           <w:b w:val="0"/>
           <w:i w:val="0"/>
           <w:color w:val="9B1C1C"/>
@@ -11806,7 +11806,7 @@
       </w:r>
       <w:r>
         <w:rPr>
-          <w:rFonts w:ascii="Consolas" w:hAnsi="Consolas" w:eastAsia="Consolas"/>
+          <w:rFonts w:ascii="Courier New" w:hAnsi="Courier New" w:eastAsia="Courier New"/>
           <w:b w:val="0"/>
           <w:i w:val="0"/>
           <w:color w:val="9B1C1C"/>
@@ -11839,7 +11839,7 @@
       </w:r>
       <w:r>
         <w:rPr>
-          <w:rFonts w:ascii="Consolas" w:hAnsi="Consolas" w:eastAsia="Consolas"/>
+          <w:rFonts w:ascii="Courier New" w:hAnsi="Courier New" w:eastAsia="Courier New"/>
           <w:b w:val="0"/>
           <w:i w:val="0"/>
           <w:color w:val="9B1C1C"/>
@@ -11912,7 +11912,7 @@
       </w:pPr>
       <w:r>
         <w:rPr>
-          <w:rFonts w:ascii="Consolas" w:hAnsi="Consolas" w:eastAsia="Consolas"/>
+          <w:rFonts w:ascii="Courier New" w:hAnsi="Courier New" w:eastAsia="Courier New"/>
           <w:color w:val="1A1A1A"/>
           <w:sz w:val="17"/>
         </w:rPr>
@@ -11960,7 +11960,7 @@
       </w:pPr>
       <w:r>
         <w:rPr>
-          <w:rFonts w:ascii="Consolas" w:hAnsi="Consolas" w:eastAsia="Consolas"/>
+          <w:rFonts w:ascii="Courier New" w:hAnsi="Courier New" w:eastAsia="Courier New"/>
           <w:color w:val="1A1A1A"/>
           <w:sz w:val="17"/>
         </w:rPr>
@@ -11982,7 +11982,7 @@
       </w:r>
       <w:r>
         <w:rPr>
-          <w:rFonts w:ascii="Consolas" w:hAnsi="Consolas" w:eastAsia="Consolas"/>
+          <w:rFonts w:ascii="Courier New" w:hAnsi="Courier New" w:eastAsia="Courier New"/>
           <w:b w:val="0"/>
           <w:i w:val="0"/>
           <w:color w:val="9B1C1C"/>
@@ -12015,7 +12015,7 @@
       </w:r>
       <w:r>
         <w:rPr>
-          <w:rFonts w:ascii="Consolas" w:hAnsi="Consolas" w:eastAsia="Consolas"/>
+          <w:rFonts w:ascii="Courier New" w:hAnsi="Courier New" w:eastAsia="Courier New"/>
           <w:b w:val="0"/>
           <w:i w:val="0"/>
           <w:color w:val="9B1C1C"/>
@@ -12060,7 +12060,7 @@
       </w:pPr>
       <w:r>
         <w:rPr>
-          <w:rFonts w:ascii="Consolas" w:hAnsi="Consolas" w:eastAsia="Consolas"/>
+          <w:rFonts w:ascii="Courier New" w:hAnsi="Courier New" w:eastAsia="Courier New"/>
           <w:color w:val="1A1A1A"/>
           <w:sz w:val="17"/>
         </w:rPr>
@@ -12082,7 +12082,7 @@
       </w:r>
       <w:r>
         <w:rPr>
-          <w:rFonts w:ascii="Consolas" w:hAnsi="Consolas" w:eastAsia="Consolas"/>
+          <w:rFonts w:ascii="Courier New" w:hAnsi="Courier New" w:eastAsia="Courier New"/>
           <w:b w:val="0"/>
           <w:i w:val="0"/>
           <w:color w:val="9B1C1C"/>
@@ -12131,7 +12131,7 @@
       </w:r>
       <w:r>
         <w:rPr>
-          <w:rFonts w:ascii="Consolas" w:hAnsi="Consolas" w:eastAsia="Consolas"/>
+          <w:rFonts w:ascii="Courier New" w:hAnsi="Courier New" w:eastAsia="Courier New"/>
           <w:b w:val="0"/>
           <w:i w:val="0"/>
           <w:color w:val="9B1C1C"/>
@@ -12173,7 +12173,7 @@
       </w:r>
       <w:r>
         <w:rPr>
-          <w:rFonts w:ascii="Consolas" w:hAnsi="Consolas" w:eastAsia="Consolas"/>
+          <w:rFonts w:ascii="Courier New" w:hAnsi="Courier New" w:eastAsia="Courier New"/>
           <w:b w:val="0"/>
           <w:i w:val="0"/>
           <w:color w:val="9B1C1C"/>
@@ -12206,7 +12206,7 @@
       </w:r>
       <w:r>
         <w:rPr>
-          <w:rFonts w:ascii="Consolas" w:hAnsi="Consolas" w:eastAsia="Consolas"/>
+          <w:rFonts w:ascii="Courier New" w:hAnsi="Courier New" w:eastAsia="Courier New"/>
           <w:b w:val="0"/>
           <w:i w:val="0"/>
           <w:color w:val="9B1C1C"/>
@@ -12239,7 +12239,7 @@
       </w:r>
       <w:r>
         <w:rPr>
-          <w:rFonts w:ascii="Consolas" w:hAnsi="Consolas" w:eastAsia="Consolas"/>
+          <w:rFonts w:ascii="Courier New" w:hAnsi="Courier New" w:eastAsia="Courier New"/>
           <w:b w:val="0"/>
           <w:i w:val="0"/>
           <w:color w:val="9B1C1C"/>
@@ -12272,7 +12272,7 @@
       </w:r>
       <w:r>
         <w:rPr>
-          <w:rFonts w:ascii="Consolas" w:hAnsi="Consolas" w:eastAsia="Consolas"/>
+          <w:rFonts w:ascii="Courier New" w:hAnsi="Courier New" w:eastAsia="Courier New"/>
           <w:b w:val="0"/>
           <w:i w:val="0"/>
           <w:color w:val="9B1C1C"/>
@@ -12305,7 +12305,7 @@
       </w:r>
       <w:r>
         <w:rPr>
-          <w:rFonts w:ascii="Consolas" w:hAnsi="Consolas" w:eastAsia="Consolas"/>
+          <w:rFonts w:ascii="Courier New" w:hAnsi="Courier New" w:eastAsia="Courier New"/>
           <w:b w:val="0"/>
           <w:i w:val="0"/>
           <w:color w:val="9B1C1C"/>
@@ -12338,7 +12338,7 @@
       </w:r>
       <w:r>
         <w:rPr>
-          <w:rFonts w:ascii="Consolas" w:hAnsi="Consolas" w:eastAsia="Consolas"/>
+          <w:rFonts w:ascii="Courier New" w:hAnsi="Courier New" w:eastAsia="Courier New"/>
           <w:b w:val="0"/>
           <w:i w:val="0"/>
           <w:color w:val="9B1C1C"/>
@@ -12369,10 +12369,10 @@
       </w:r>
       <w:r>
         <w:rPr>
-          <w:rFonts w:ascii="Consolas" w:hAnsi="Consolas" w:eastAsia="Consolas"/>
-          <w:b w:val="0"/>
-          <w:i w:val="0"/>
-          <w:color w:val="9B1C1C"/>
+          <w:rFonts w:ascii="Courier New" w:hAnsi="Courier New" w:eastAsia="Courier New"/>
+          <w:b w:val="0"/>
+          <w:i w:val="0"/>
+          <w:color w:val="5A4400"/>
           <w:sz w:val="17"/>
         </w:rPr>
         <w:t>no etype</w:t>
@@ -12389,10 +12389,10 @@
       </w:r>
       <w:r>
         <w:rPr>
-          <w:rFonts w:ascii="Consolas" w:hAnsi="Consolas" w:eastAsia="Consolas"/>
-          <w:b w:val="0"/>
-          <w:i w:val="0"/>
-          <w:color w:val="9B1C1C"/>
+          <w:rFonts w:ascii="Courier New" w:hAnsi="Courier New" w:eastAsia="Courier New"/>
+          <w:b w:val="0"/>
+          <w:i w:val="0"/>
+          <w:color w:val="5A4400"/>
           <w:sz w:val="17"/>
         </w:rPr>
         <w:t>&lt;0x600-0xffff&gt;</w:t>
@@ -12409,10 +12409,10 @@
       </w:r>
       <w:r>
         <w:rPr>
-          <w:rFonts w:ascii="Consolas" w:hAnsi="Consolas" w:eastAsia="Consolas"/>
-          <w:b w:val="0"/>
-          <w:i w:val="0"/>
-          <w:color w:val="9B1C1C"/>
+          <w:rFonts w:ascii="Courier New" w:hAnsi="Courier New" w:eastAsia="Courier New"/>
+          <w:b w:val="0"/>
+          <w:i w:val="0"/>
+          <w:color w:val="5A4400"/>
           <w:sz w:val="17"/>
         </w:rPr>
         <w:t>&lt;dmac_addr&gt;</w:t>
@@ -12429,10 +12429,10 @@
       </w:r>
       <w:r>
         <w:rPr>
-          <w:rFonts w:ascii="Consolas" w:hAnsi="Consolas" w:eastAsia="Consolas"/>
-          <w:b w:val="0"/>
-          <w:i w:val="0"/>
-          <w:color w:val="9B1C1C"/>
+          <w:rFonts w:ascii="Courier New" w:hAnsi="Courier New" w:eastAsia="Courier New"/>
+          <w:b w:val="0"/>
+          <w:i w:val="0"/>
+          <w:color w:val="5A4400"/>
           <w:sz w:val="17"/>
         </w:rPr>
         <w:t>&lt;smac_addr&gt;</w:t>
@@ -12449,10 +12449,10 @@
       </w:r>
       <w:r>
         <w:rPr>
-          <w:rFonts w:ascii="Consolas" w:hAnsi="Consolas" w:eastAsia="Consolas"/>
-          <w:b w:val="0"/>
-          <w:i w:val="0"/>
-          <w:color w:val="9B1C1C"/>
+          <w:rFonts w:ascii="Courier New" w:hAnsi="Courier New" w:eastAsia="Courier New"/>
+          <w:b w:val="0"/>
+          <w:i w:val="0"/>
+          <w:color w:val="5A4400"/>
           <w:sz w:val="17"/>
         </w:rPr>
         <w:t>&lt;mac_addr&gt;</w:t>
@@ -12469,10 +12469,10 @@
       </w:r>
       <w:r>
         <w:rPr>
-          <w:rFonts w:ascii="Consolas" w:hAnsi="Consolas" w:eastAsia="Consolas"/>
-          <w:b w:val="0"/>
-          <w:i w:val="0"/>
-          <w:color w:val="9B1C1C"/>
+          <w:rFonts w:ascii="Courier New" w:hAnsi="Courier New" w:eastAsia="Courier New"/>
+          <w:b w:val="0"/>
+          <w:i w:val="0"/>
+          <w:color w:val="5A4400"/>
           <w:sz w:val="17"/>
         </w:rPr>
         <w:t>&lt;smac_addr&gt;</w:t>
@@ -12543,7 +12543,7 @@
       </w:pPr>
       <w:r>
         <w:rPr>
-          <w:rFonts w:ascii="Consolas" w:hAnsi="Consolas" w:eastAsia="Consolas"/>
+          <w:rFonts w:ascii="Courier New" w:hAnsi="Courier New" w:eastAsia="Courier New"/>
           <w:color w:val="1A1A1A"/>
           <w:sz w:val="17"/>
         </w:rPr>
@@ -12577,7 +12577,7 @@
       </w:pPr>
       <w:r>
         <w:rPr>
-          <w:rFonts w:ascii="Consolas" w:hAnsi="Consolas" w:eastAsia="Consolas"/>
+          <w:rFonts w:ascii="Courier New" w:hAnsi="Courier New" w:eastAsia="Courier New"/>
           <w:color w:val="1A1A1A"/>
           <w:sz w:val="17"/>
         </w:rPr>
@@ -12611,7 +12611,7 @@
       </w:pPr>
       <w:r>
         <w:rPr>
-          <w:rFonts w:ascii="Consolas" w:hAnsi="Consolas" w:eastAsia="Consolas"/>
+          <w:rFonts w:ascii="Courier New" w:hAnsi="Courier New" w:eastAsia="Courier New"/>
           <w:color w:val="1A1A1A"/>
           <w:sz w:val="17"/>
         </w:rPr>
@@ -12633,7 +12633,7 @@
       </w:r>
       <w:r>
         <w:rPr>
-          <w:rFonts w:ascii="Consolas" w:hAnsi="Consolas" w:eastAsia="Consolas"/>
+          <w:rFonts w:ascii="Courier New" w:hAnsi="Courier New" w:eastAsia="Courier New"/>
           <w:b w:val="0"/>
           <w:i w:val="0"/>
           <w:color w:val="9B1C1C"/>
@@ -12692,7 +12692,7 @@
       </w:pPr>
       <w:r>
         <w:rPr>
-          <w:rFonts w:ascii="Consolas" w:hAnsi="Consolas" w:eastAsia="Consolas"/>
+          <w:rFonts w:ascii="Courier New" w:hAnsi="Courier New" w:eastAsia="Courier New"/>
           <w:color w:val="1A1A1A"/>
           <w:sz w:val="17"/>
         </w:rPr>
@@ -12726,7 +12726,7 @@
       </w:pPr>
       <w:r>
         <w:rPr>
-          <w:rFonts w:ascii="Consolas" w:hAnsi="Consolas" w:eastAsia="Consolas"/>
+          <w:rFonts w:ascii="Courier New" w:hAnsi="Courier New" w:eastAsia="Courier New"/>
           <w:color w:val="1A1A1A"/>
           <w:sz w:val="17"/>
         </w:rPr>
@@ -12760,7 +12760,7 @@
       </w:pPr>
       <w:r>
         <w:rPr>
-          <w:rFonts w:ascii="Consolas" w:hAnsi="Consolas" w:eastAsia="Consolas"/>
+          <w:rFonts w:ascii="Courier New" w:hAnsi="Courier New" w:eastAsia="Courier New"/>
           <w:color w:val="1A1A1A"/>
           <w:sz w:val="17"/>
         </w:rPr>
@@ -12782,7 +12782,7 @@
       </w:r>
       <w:r>
         <w:rPr>
-          <w:rFonts w:ascii="Consolas" w:hAnsi="Consolas" w:eastAsia="Consolas"/>
+          <w:rFonts w:ascii="Courier New" w:hAnsi="Courier New" w:eastAsia="Courier New"/>
           <w:b w:val="0"/>
           <w:i w:val="0"/>
           <w:color w:val="9B1C1C"/>
@@ -12815,7 +12815,7 @@
       </w:r>
       <w:r>
         <w:rPr>
-          <w:rFonts w:ascii="Consolas" w:hAnsi="Consolas" w:eastAsia="Consolas"/>
+          <w:rFonts w:ascii="Courier New" w:hAnsi="Courier New" w:eastAsia="Courier New"/>
           <w:b w:val="0"/>
           <w:i w:val="0"/>
           <w:color w:val="9B1C1C"/>
@@ -12919,7 +12919,7 @@
       </w:pPr>
       <w:r>
         <w:rPr>
-          <w:rFonts w:ascii="Consolas" w:hAnsi="Consolas" w:eastAsia="Consolas"/>
+          <w:rFonts w:ascii="Courier New" w:hAnsi="Courier New" w:eastAsia="Courier New"/>
           <w:color w:val="1A1A1A"/>
           <w:sz w:val="17"/>
         </w:rPr>
@@ -12953,7 +12953,7 @@
       </w:pPr>
       <w:r>
         <w:rPr>
-          <w:rFonts w:ascii="Consolas" w:hAnsi="Consolas" w:eastAsia="Consolas"/>
+          <w:rFonts w:ascii="Courier New" w:hAnsi="Courier New" w:eastAsia="Courier New"/>
           <w:color w:val="1A1A1A"/>
           <w:sz w:val="17"/>
         </w:rPr>
@@ -12975,7 +12975,7 @@
       </w:r>
       <w:r>
         <w:rPr>
-          <w:rFonts w:ascii="Consolas" w:hAnsi="Consolas" w:eastAsia="Consolas"/>
+          <w:rFonts w:ascii="Courier New" w:hAnsi="Courier New" w:eastAsia="Courier New"/>
           <w:b w:val="0"/>
           <w:i w:val="0"/>
           <w:color w:val="9B1C1C"/>
@@ -13015,10 +13015,10 @@
       </w:r>
       <w:r>
         <w:rPr>
-          <w:rFonts w:ascii="Consolas" w:hAnsi="Consolas" w:eastAsia="Consolas"/>
-          <w:b w:val="0"/>
-          <w:i w:val="0"/>
-          <w:color w:val="9B1C1C"/>
+          <w:rFonts w:ascii="Courier New" w:hAnsi="Courier New" w:eastAsia="Courier New"/>
+          <w:b w:val="0"/>
+          <w:i w:val="0"/>
+          <w:color w:val="5A4400"/>
           <w:sz w:val="17"/>
         </w:rPr>
         <w:t>&lt;0-1022&gt;</w:t>
@@ -13075,7 +13075,7 @@
       </w:pPr>
       <w:r>
         <w:rPr>
-          <w:rFonts w:ascii="Consolas" w:hAnsi="Consolas" w:eastAsia="Consolas"/>
+          <w:rFonts w:ascii="Courier New" w:hAnsi="Courier New" w:eastAsia="Courier New"/>
           <w:color w:val="1A1A1A"/>
           <w:sz w:val="17"/>
         </w:rPr>
@@ -13109,7 +13109,7 @@
       </w:pPr>
       <w:r>
         <w:rPr>
-          <w:rFonts w:ascii="Consolas" w:hAnsi="Consolas" w:eastAsia="Consolas"/>
+          <w:rFonts w:ascii="Courier New" w:hAnsi="Courier New" w:eastAsia="Courier New"/>
           <w:color w:val="1A1A1A"/>
           <w:sz w:val="17"/>
         </w:rPr>
@@ -13157,7 +13157,7 @@
       </w:pPr>
       <w:r>
         <w:rPr>
-          <w:rFonts w:ascii="Consolas" w:hAnsi="Consolas" w:eastAsia="Consolas"/>
+          <w:rFonts w:ascii="Courier New" w:hAnsi="Courier New" w:eastAsia="Courier New"/>
           <w:color w:val="1A1A1A"/>
           <w:sz w:val="17"/>
         </w:rPr>
@@ -13179,7 +13179,7 @@
       </w:r>
       <w:r>
         <w:rPr>
-          <w:rFonts w:ascii="Consolas" w:hAnsi="Consolas" w:eastAsia="Consolas"/>
+          <w:rFonts w:ascii="Courier New" w:hAnsi="Courier New" w:eastAsia="Courier New"/>
           <w:b w:val="0"/>
           <w:i w:val="0"/>
           <w:color w:val="9B1C1C"/>
@@ -13208,7 +13208,7 @@
       </w:pPr>
       <w:r>
         <w:rPr>
-          <w:rFonts w:ascii="Consolas" w:hAnsi="Consolas" w:eastAsia="Consolas"/>
+          <w:rFonts w:ascii="Courier New" w:hAnsi="Courier New" w:eastAsia="Courier New"/>
           <w:color w:val="1A1A1A"/>
           <w:sz w:val="17"/>
         </w:rPr>
@@ -13230,7 +13230,7 @@
       </w:r>
       <w:r>
         <w:rPr>
-          <w:rFonts w:ascii="Consolas" w:hAnsi="Consolas" w:eastAsia="Consolas"/>
+          <w:rFonts w:ascii="Courier New" w:hAnsi="Courier New" w:eastAsia="Courier New"/>
           <w:b w:val="0"/>
           <w:i w:val="0"/>
           <w:color w:val="9B1C1C"/>
@@ -13289,7 +13289,7 @@
       </w:pPr>
       <w:r>
         <w:rPr>
-          <w:rFonts w:ascii="Consolas" w:hAnsi="Consolas" w:eastAsia="Consolas"/>
+          <w:rFonts w:ascii="Courier New" w:hAnsi="Courier New" w:eastAsia="Courier New"/>
           <w:color w:val="1A1A1A"/>
           <w:sz w:val="17"/>
         </w:rPr>
@@ -13311,7 +13311,7 @@
       </w:r>
       <w:r>
         <w:rPr>
-          <w:rFonts w:ascii="Consolas" w:hAnsi="Consolas" w:eastAsia="Consolas"/>
+          <w:rFonts w:ascii="Courier New" w:hAnsi="Courier New" w:eastAsia="Courier New"/>
           <w:b w:val="0"/>
           <w:i w:val="0"/>
           <w:color w:val="9B1C1C"/>
@@ -13340,7 +13340,7 @@
       </w:pPr>
       <w:r>
         <w:rPr>
-          <w:rFonts w:ascii="Consolas" w:hAnsi="Consolas" w:eastAsia="Consolas"/>
+          <w:rFonts w:ascii="Courier New" w:hAnsi="Courier New" w:eastAsia="Courier New"/>
           <w:color w:val="1A1A1A"/>
           <w:sz w:val="17"/>
         </w:rPr>
@@ -13362,7 +13362,7 @@
       </w:r>
       <w:r>
         <w:rPr>
-          <w:rFonts w:ascii="Consolas" w:hAnsi="Consolas" w:eastAsia="Consolas"/>
+          <w:rFonts w:ascii="Courier New" w:hAnsi="Courier New" w:eastAsia="Courier New"/>
           <w:b w:val="0"/>
           <w:i w:val="0"/>
           <w:color w:val="9B1C1C"/>
@@ -13407,7 +13407,7 @@
       </w:pPr>
       <w:r>
         <w:rPr>
-          <w:rFonts w:ascii="Consolas" w:hAnsi="Consolas" w:eastAsia="Consolas"/>
+          <w:rFonts w:ascii="Courier New" w:hAnsi="Courier New" w:eastAsia="Courier New"/>
           <w:color w:val="1A1A1A"/>
           <w:sz w:val="17"/>
         </w:rPr>
@@ -13476,7 +13476,7 @@
       </w:pPr>
       <w:r>
         <w:rPr>
-          <w:rFonts w:ascii="Consolas" w:hAnsi="Consolas" w:eastAsia="Consolas"/>
+          <w:rFonts w:ascii="Courier New" w:hAnsi="Courier New" w:eastAsia="Courier New"/>
           <w:color w:val="1A1A1A"/>
           <w:sz w:val="17"/>
         </w:rPr>
@@ -13528,7 +13528,7 @@
       </w:r>
       <w:r>
         <w:rPr>
-          <w:rFonts w:ascii="Consolas" w:hAnsi="Consolas" w:eastAsia="Consolas"/>
+          <w:rFonts w:ascii="Courier New" w:hAnsi="Courier New" w:eastAsia="Courier New"/>
           <w:b w:val="0"/>
           <w:i w:val="0"/>
           <w:color w:val="9B1C1C"/>
@@ -13557,7 +13557,7 @@
       </w:pPr>
       <w:r>
         <w:rPr>
-          <w:rFonts w:ascii="Consolas" w:hAnsi="Consolas" w:eastAsia="Consolas"/>
+          <w:rFonts w:ascii="Courier New" w:hAnsi="Courier New" w:eastAsia="Courier New"/>
           <w:color w:val="1A1A1A"/>
           <w:sz w:val="17"/>
         </w:rPr>
@@ -13575,7 +13575,7 @@
       </w:pPr>
       <w:r>
         <w:rPr>
-          <w:rFonts w:ascii="Consolas" w:hAnsi="Consolas" w:eastAsia="Consolas"/>
+          <w:rFonts w:ascii="Courier New" w:hAnsi="Courier New" w:eastAsia="Courier New"/>
           <w:color w:val="1A1A1A"/>
           <w:sz w:val="17"/>
         </w:rPr>
@@ -13593,7 +13593,7 @@
       </w:pPr>
       <w:r>
         <w:rPr>
-          <w:rFonts w:ascii="Consolas" w:hAnsi="Consolas" w:eastAsia="Consolas"/>
+          <w:rFonts w:ascii="Courier New" w:hAnsi="Courier New" w:eastAsia="Courier New"/>
           <w:color w:val="1A1A1A"/>
           <w:sz w:val="17"/>
         </w:rPr>
@@ -13611,7 +13611,7 @@
       </w:pPr>
       <w:r>
         <w:rPr>
-          <w:rFonts w:ascii="Consolas" w:hAnsi="Consolas" w:eastAsia="Consolas"/>
+          <w:rFonts w:ascii="Courier New" w:hAnsi="Courier New" w:eastAsia="Courier New"/>
           <w:color w:val="1A1A1A"/>
           <w:sz w:val="17"/>
         </w:rPr>
@@ -13629,7 +13629,7 @@
       </w:pPr>
       <w:r>
         <w:rPr>
-          <w:rFonts w:ascii="Consolas" w:hAnsi="Consolas" w:eastAsia="Consolas"/>
+          <w:rFonts w:ascii="Courier New" w:hAnsi="Courier New" w:eastAsia="Courier New"/>
           <w:color w:val="1A1A1A"/>
           <w:sz w:val="17"/>
         </w:rPr>
@@ -13647,7 +13647,7 @@
       </w:pPr>
       <w:r>
         <w:rPr>
-          <w:rFonts w:ascii="Consolas" w:hAnsi="Consolas" w:eastAsia="Consolas"/>
+          <w:rFonts w:ascii="Courier New" w:hAnsi="Courier New" w:eastAsia="Courier New"/>
           <w:color w:val="1A1A1A"/>
           <w:sz w:val="17"/>
         </w:rPr>
@@ -13676,10 +13676,10 @@
       </w:r>
       <w:r>
         <w:rPr>
-          <w:rFonts w:ascii="Consolas" w:hAnsi="Consolas" w:eastAsia="Consolas"/>
-          <w:b w:val="0"/>
-          <w:i w:val="0"/>
-          <w:color w:val="9B1C1C"/>
+          <w:rFonts w:ascii="Courier New" w:hAnsi="Courier New" w:eastAsia="Courier New"/>
+          <w:b w:val="0"/>
+          <w:i w:val="0"/>
+          <w:color w:val="5A4400"/>
           <w:sz w:val="17"/>
         </w:rPr>
         <w:t>#</w:t>
@@ -13722,7 +13722,7 @@
       </w:pPr>
       <w:r>
         <w:rPr>
-          <w:rFonts w:ascii="Consolas" w:hAnsi="Consolas" w:eastAsia="Consolas"/>
+          <w:rFonts w:ascii="Courier New" w:hAnsi="Courier New" w:eastAsia="Courier New"/>
           <w:color w:val="1A1A1A"/>
           <w:sz w:val="17"/>
         </w:rPr>
@@ -13740,7 +13740,7 @@
       </w:pPr>
       <w:r>
         <w:rPr>
-          <w:rFonts w:ascii="Consolas" w:hAnsi="Consolas" w:eastAsia="Consolas"/>
+          <w:rFonts w:ascii="Courier New" w:hAnsi="Courier New" w:eastAsia="Courier New"/>
           <w:color w:val="1A1A1A"/>
           <w:sz w:val="17"/>
         </w:rPr>
@@ -13758,7 +13758,7 @@
       </w:pPr>
       <w:r>
         <w:rPr>
-          <w:rFonts w:ascii="Consolas" w:hAnsi="Consolas" w:eastAsia="Consolas"/>
+          <w:rFonts w:ascii="Courier New" w:hAnsi="Courier New" w:eastAsia="Courier New"/>
           <w:color w:val="1A1A1A"/>
           <w:sz w:val="17"/>
         </w:rPr>
@@ -13776,7 +13776,7 @@
       </w:pPr>
       <w:r>
         <w:rPr>
-          <w:rFonts w:ascii="Consolas" w:hAnsi="Consolas" w:eastAsia="Consolas"/>
+          <w:rFonts w:ascii="Courier New" w:hAnsi="Courier New" w:eastAsia="Courier New"/>
           <w:color w:val="1A1A1A"/>
           <w:sz w:val="17"/>
         </w:rPr>
@@ -13794,7 +13794,7 @@
       </w:pPr>
       <w:r>
         <w:rPr>
-          <w:rFonts w:ascii="Consolas" w:hAnsi="Consolas" w:eastAsia="Consolas"/>
+          <w:rFonts w:ascii="Courier New" w:hAnsi="Courier New" w:eastAsia="Courier New"/>
           <w:color w:val="1A1A1A"/>
           <w:sz w:val="17"/>
         </w:rPr>
@@ -13812,7 +13812,7 @@
       </w:pPr>
       <w:r>
         <w:rPr>
-          <w:rFonts w:ascii="Consolas" w:hAnsi="Consolas" w:eastAsia="Consolas"/>
+          <w:rFonts w:ascii="Courier New" w:hAnsi="Courier New" w:eastAsia="Courier New"/>
           <w:color w:val="1A1A1A"/>
           <w:sz w:val="17"/>
         </w:rPr>
@@ -13830,7 +13830,7 @@
       </w:pPr>
       <w:r>
         <w:rPr>
-          <w:rFonts w:ascii="Consolas" w:hAnsi="Consolas" w:eastAsia="Consolas"/>
+          <w:rFonts w:ascii="Courier New" w:hAnsi="Courier New" w:eastAsia="Courier New"/>
           <w:color w:val="1A1A1A"/>
           <w:sz w:val="17"/>
         </w:rPr>
@@ -13848,7 +13848,7 @@
       </w:pPr>
       <w:r>
         <w:rPr>
-          <w:rFonts w:ascii="Consolas" w:hAnsi="Consolas" w:eastAsia="Consolas"/>
+          <w:rFonts w:ascii="Courier New" w:hAnsi="Courier New" w:eastAsia="Courier New"/>
           <w:color w:val="1A1A1A"/>
           <w:sz w:val="17"/>
         </w:rPr>
@@ -13866,7 +13866,7 @@
       </w:pPr>
       <w:r>
         <w:rPr>
-          <w:rFonts w:ascii="Consolas" w:hAnsi="Consolas" w:eastAsia="Consolas"/>
+          <w:rFonts w:ascii="Courier New" w:hAnsi="Courier New" w:eastAsia="Courier New"/>
           <w:color w:val="1A1A1A"/>
           <w:sz w:val="17"/>
         </w:rPr>
@@ -13884,7 +13884,7 @@
       </w:pPr>
       <w:r>
         <w:rPr>
-          <w:rFonts w:ascii="Consolas" w:hAnsi="Consolas" w:eastAsia="Consolas"/>
+          <w:rFonts w:ascii="Courier New" w:hAnsi="Courier New" w:eastAsia="Courier New"/>
           <w:color w:val="1A1A1A"/>
           <w:sz w:val="17"/>
         </w:rPr>
@@ -13902,7 +13902,7 @@
       </w:pPr>
       <w:r>
         <w:rPr>
-          <w:rFonts w:ascii="Consolas" w:hAnsi="Consolas" w:eastAsia="Consolas"/>
+          <w:rFonts w:ascii="Courier New" w:hAnsi="Courier New" w:eastAsia="Courier New"/>
           <w:color w:val="1A1A1A"/>
           <w:sz w:val="17"/>
         </w:rPr>
@@ -13936,7 +13936,7 @@
       </w:pPr>
       <w:r>
         <w:rPr>
-          <w:rFonts w:ascii="Consolas" w:hAnsi="Consolas" w:eastAsia="Consolas"/>
+          <w:rFonts w:ascii="Courier New" w:hAnsi="Courier New" w:eastAsia="Courier New"/>
           <w:color w:val="1A1A1A"/>
           <w:sz w:val="17"/>
         </w:rPr>
@@ -13954,7 +13954,7 @@
       </w:pPr>
       <w:r>
         <w:rPr>
-          <w:rFonts w:ascii="Consolas" w:hAnsi="Consolas" w:eastAsia="Consolas"/>
+          <w:rFonts w:ascii="Courier New" w:hAnsi="Courier New" w:eastAsia="Courier New"/>
           <w:color w:val="1A1A1A"/>
           <w:sz w:val="17"/>
         </w:rPr>
@@ -13972,7 +13972,7 @@
       </w:pPr>
       <w:r>
         <w:rPr>
-          <w:rFonts w:ascii="Consolas" w:hAnsi="Consolas" w:eastAsia="Consolas"/>
+          <w:rFonts w:ascii="Courier New" w:hAnsi="Courier New" w:eastAsia="Courier New"/>
           <w:color w:val="1A1A1A"/>
           <w:sz w:val="17"/>
         </w:rPr>
@@ -13990,7 +13990,7 @@
       </w:pPr>
       <w:r>
         <w:rPr>
-          <w:rFonts w:ascii="Consolas" w:hAnsi="Consolas" w:eastAsia="Consolas"/>
+          <w:rFonts w:ascii="Courier New" w:hAnsi="Courier New" w:eastAsia="Courier New"/>
           <w:color w:val="1A1A1A"/>
           <w:sz w:val="17"/>
         </w:rPr>
@@ -14008,7 +14008,7 @@
       </w:pPr>
       <w:r>
         <w:rPr>
-          <w:rFonts w:ascii="Consolas" w:hAnsi="Consolas" w:eastAsia="Consolas"/>
+          <w:rFonts w:ascii="Courier New" w:hAnsi="Courier New" w:eastAsia="Courier New"/>
           <w:color w:val="1A1A1A"/>
           <w:sz w:val="17"/>
         </w:rPr>
@@ -14026,7 +14026,7 @@
       </w:pPr>
       <w:r>
         <w:rPr>
-          <w:rFonts w:ascii="Consolas" w:hAnsi="Consolas" w:eastAsia="Consolas"/>
+          <w:rFonts w:ascii="Courier New" w:hAnsi="Courier New" w:eastAsia="Courier New"/>
           <w:color w:val="1A1A1A"/>
           <w:sz w:val="17"/>
         </w:rPr>
@@ -14090,7 +14090,7 @@
       </w:pPr>
       <w:r>
         <w:rPr>
-          <w:rFonts w:ascii="Consolas" w:hAnsi="Consolas" w:eastAsia="Consolas"/>
+          <w:rFonts w:ascii="Courier New" w:hAnsi="Courier New" w:eastAsia="Courier New"/>
           <w:color w:val="1A1A1A"/>
           <w:sz w:val="17"/>
         </w:rPr>
@@ -14183,7 +14183,7 @@
       </w:pPr>
       <w:r>
         <w:rPr>
-          <w:rFonts w:ascii="Consolas" w:hAnsi="Consolas" w:eastAsia="Consolas"/>
+          <w:rFonts w:ascii="Courier New" w:hAnsi="Courier New" w:eastAsia="Courier New"/>
           <w:color w:val="1A1A1A"/>
           <w:sz w:val="17"/>
         </w:rPr>
@@ -14217,7 +14217,7 @@
       </w:pPr>
       <w:r>
         <w:rPr>
-          <w:rFonts w:ascii="Consolas" w:hAnsi="Consolas" w:eastAsia="Consolas"/>
+          <w:rFonts w:ascii="Courier New" w:hAnsi="Courier New" w:eastAsia="Courier New"/>
           <w:color w:val="1A1A1A"/>
           <w:sz w:val="17"/>
         </w:rPr>
@@ -14239,7 +14239,7 @@
       </w:r>
       <w:r>
         <w:rPr>
-          <w:rFonts w:ascii="Consolas" w:hAnsi="Consolas" w:eastAsia="Consolas"/>
+          <w:rFonts w:ascii="Courier New" w:hAnsi="Courier New" w:eastAsia="Courier New"/>
           <w:b w:val="0"/>
           <w:i w:val="0"/>
           <w:color w:val="9B1C1C"/>
@@ -14298,7 +14298,7 @@
       </w:pPr>
       <w:r>
         <w:rPr>
-          <w:rFonts w:ascii="Consolas" w:hAnsi="Consolas" w:eastAsia="Consolas"/>
+          <w:rFonts w:ascii="Courier New" w:hAnsi="Courier New" w:eastAsia="Courier New"/>
           <w:color w:val="1A1A1A"/>
           <w:sz w:val="17"/>
         </w:rPr>
@@ -14316,7 +14316,7 @@
       </w:pPr>
       <w:r>
         <w:rPr>
-          <w:rFonts w:ascii="Consolas" w:hAnsi="Consolas" w:eastAsia="Consolas"/>
+          <w:rFonts w:ascii="Courier New" w:hAnsi="Courier New" w:eastAsia="Courier New"/>
           <w:color w:val="1A1A1A"/>
           <w:sz w:val="17"/>
         </w:rPr>
@@ -14334,7 +14334,7 @@
       </w:pPr>
       <w:r>
         <w:rPr>
-          <w:rFonts w:ascii="Consolas" w:hAnsi="Consolas" w:eastAsia="Consolas"/>
+          <w:rFonts w:ascii="Courier New" w:hAnsi="Courier New" w:eastAsia="Courier New"/>
           <w:color w:val="1A1A1A"/>
           <w:sz w:val="17"/>
         </w:rPr>
@@ -14352,7 +14352,7 @@
       </w:pPr>
       <w:r>
         <w:rPr>
-          <w:rFonts w:ascii="Consolas" w:hAnsi="Consolas" w:eastAsia="Consolas"/>
+          <w:rFonts w:ascii="Courier New" w:hAnsi="Courier New" w:eastAsia="Courier New"/>
           <w:color w:val="1A1A1A"/>
           <w:sz w:val="17"/>
         </w:rPr>
@@ -14370,7 +14370,7 @@
       </w:pPr>
       <w:r>
         <w:rPr>
-          <w:rFonts w:ascii="Consolas" w:hAnsi="Consolas" w:eastAsia="Consolas"/>
+          <w:rFonts w:ascii="Courier New" w:hAnsi="Courier New" w:eastAsia="Courier New"/>
           <w:color w:val="1A1A1A"/>
           <w:sz w:val="17"/>
         </w:rPr>
@@ -14388,7 +14388,7 @@
       </w:pPr>
       <w:r>
         <w:rPr>
-          <w:rFonts w:ascii="Consolas" w:hAnsi="Consolas" w:eastAsia="Consolas"/>
+          <w:rFonts w:ascii="Courier New" w:hAnsi="Courier New" w:eastAsia="Courier New"/>
           <w:color w:val="1A1A1A"/>
           <w:sz w:val="17"/>
         </w:rPr>
@@ -14406,7 +14406,7 @@
       </w:pPr>
       <w:r>
         <w:rPr>
-          <w:rFonts w:ascii="Consolas" w:hAnsi="Consolas" w:eastAsia="Consolas"/>
+          <w:rFonts w:ascii="Courier New" w:hAnsi="Courier New" w:eastAsia="Courier New"/>
           <w:color w:val="1A1A1A"/>
           <w:sz w:val="17"/>
         </w:rPr>
@@ -14424,7 +14424,7 @@
       </w:pPr>
       <w:r>
         <w:rPr>
-          <w:rFonts w:ascii="Consolas" w:hAnsi="Consolas" w:eastAsia="Consolas"/>
+          <w:rFonts w:ascii="Courier New" w:hAnsi="Courier New" w:eastAsia="Courier New"/>
           <w:color w:val="1A1A1A"/>
           <w:sz w:val="17"/>
         </w:rPr>
@@ -14442,7 +14442,7 @@
       </w:pPr>
       <w:r>
         <w:rPr>
-          <w:rFonts w:ascii="Consolas" w:hAnsi="Consolas" w:eastAsia="Consolas"/>
+          <w:rFonts w:ascii="Courier New" w:hAnsi="Courier New" w:eastAsia="Courier New"/>
           <w:color w:val="1A1A1A"/>
           <w:sz w:val="17"/>
         </w:rPr>
@@ -14460,7 +14460,7 @@
       </w:pPr>
       <w:r>
         <w:rPr>
-          <w:rFonts w:ascii="Consolas" w:hAnsi="Consolas" w:eastAsia="Consolas"/>
+          <w:rFonts w:ascii="Courier New" w:hAnsi="Courier New" w:eastAsia="Courier New"/>
           <w:color w:val="1A1A1A"/>
           <w:sz w:val="17"/>
         </w:rPr>
@@ -14494,7 +14494,7 @@
       </w:pPr>
       <w:r>
         <w:rPr>
-          <w:rFonts w:ascii="Consolas" w:hAnsi="Consolas" w:eastAsia="Consolas"/>
+          <w:rFonts w:ascii="Courier New" w:hAnsi="Courier New" w:eastAsia="Courier New"/>
           <w:color w:val="1A1A1A"/>
           <w:sz w:val="17"/>
         </w:rPr>
@@ -14512,7 +14512,7 @@
       </w:pPr>
       <w:r>
         <w:rPr>
-          <w:rFonts w:ascii="Consolas" w:hAnsi="Consolas" w:eastAsia="Consolas"/>
+          <w:rFonts w:ascii="Courier New" w:hAnsi="Courier New" w:eastAsia="Courier New"/>
           <w:color w:val="1A1A1A"/>
           <w:sz w:val="17"/>
         </w:rPr>
@@ -14530,7 +14530,7 @@
       </w:pPr>
       <w:r>
         <w:rPr>
-          <w:rFonts w:ascii="Consolas" w:hAnsi="Consolas" w:eastAsia="Consolas"/>
+          <w:rFonts w:ascii="Courier New" w:hAnsi="Courier New" w:eastAsia="Courier New"/>
           <w:color w:val="1A1A1A"/>
           <w:sz w:val="17"/>
         </w:rPr>
@@ -14548,7 +14548,7 @@
       </w:pPr>
       <w:r>
         <w:rPr>
-          <w:rFonts w:ascii="Consolas" w:hAnsi="Consolas" w:eastAsia="Consolas"/>
+          <w:rFonts w:ascii="Courier New" w:hAnsi="Courier New" w:eastAsia="Courier New"/>
           <w:color w:val="1A1A1A"/>
           <w:sz w:val="17"/>
         </w:rPr>
@@ -14566,7 +14566,7 @@
       </w:pPr>
       <w:r>
         <w:rPr>
-          <w:rFonts w:ascii="Consolas" w:hAnsi="Consolas" w:eastAsia="Consolas"/>
+          <w:rFonts w:ascii="Courier New" w:hAnsi="Courier New" w:eastAsia="Courier New"/>
           <w:color w:val="1A1A1A"/>
           <w:sz w:val="17"/>
         </w:rPr>
@@ -14584,7 +14584,7 @@
       </w:pPr>
       <w:r>
         <w:rPr>
-          <w:rFonts w:ascii="Consolas" w:hAnsi="Consolas" w:eastAsia="Consolas"/>
+          <w:rFonts w:ascii="Courier New" w:hAnsi="Courier New" w:eastAsia="Courier New"/>
           <w:color w:val="1A1A1A"/>
           <w:sz w:val="17"/>
         </w:rPr>
@@ -14602,7 +14602,7 @@
       </w:pPr>
       <w:r>
         <w:rPr>
-          <w:rFonts w:ascii="Consolas" w:hAnsi="Consolas" w:eastAsia="Consolas"/>
+          <w:rFonts w:ascii="Courier New" w:hAnsi="Courier New" w:eastAsia="Courier New"/>
           <w:color w:val="1A1A1A"/>
           <w:sz w:val="17"/>
         </w:rPr>
@@ -14620,7 +14620,7 @@
       </w:pPr>
       <w:r>
         <w:rPr>
-          <w:rFonts w:ascii="Consolas" w:hAnsi="Consolas" w:eastAsia="Consolas"/>
+          <w:rFonts w:ascii="Courier New" w:hAnsi="Courier New" w:eastAsia="Courier New"/>
           <w:color w:val="1A1A1A"/>
           <w:sz w:val="17"/>
         </w:rPr>
@@ -14638,7 +14638,7 @@
       </w:pPr>
       <w:r>
         <w:rPr>
-          <w:rFonts w:ascii="Consolas" w:hAnsi="Consolas" w:eastAsia="Consolas"/>
+          <w:rFonts w:ascii="Courier New" w:hAnsi="Courier New" w:eastAsia="Courier New"/>
           <w:color w:val="1A1A1A"/>
           <w:sz w:val="17"/>
         </w:rPr>
@@ -14656,7 +14656,7 @@
       </w:pPr>
       <w:r>
         <w:rPr>
-          <w:rFonts w:ascii="Consolas" w:hAnsi="Consolas" w:eastAsia="Consolas"/>
+          <w:rFonts w:ascii="Courier New" w:hAnsi="Courier New" w:eastAsia="Courier New"/>
           <w:color w:val="1A1A1A"/>
           <w:sz w:val="17"/>
         </w:rPr>
@@ -14674,7 +14674,7 @@
       </w:pPr>
       <w:r>
         <w:rPr>
-          <w:rFonts w:ascii="Consolas" w:hAnsi="Consolas" w:eastAsia="Consolas"/>
+          <w:rFonts w:ascii="Courier New" w:hAnsi="Courier New" w:eastAsia="Courier New"/>
           <w:color w:val="1A1A1A"/>
           <w:sz w:val="17"/>
         </w:rPr>
@@ -14692,7 +14692,7 @@
       </w:pPr>
       <w:r>
         <w:rPr>
-          <w:rFonts w:ascii="Consolas" w:hAnsi="Consolas" w:eastAsia="Consolas"/>
+          <w:rFonts w:ascii="Courier New" w:hAnsi="Courier New" w:eastAsia="Courier New"/>
           <w:color w:val="1A1A1A"/>
           <w:sz w:val="17"/>
         </w:rPr>
@@ -14710,7 +14710,7 @@
       </w:pPr>
       <w:r>
         <w:rPr>
-          <w:rFonts w:ascii="Consolas" w:hAnsi="Consolas" w:eastAsia="Consolas"/>
+          <w:rFonts w:ascii="Courier New" w:hAnsi="Courier New" w:eastAsia="Courier New"/>
           <w:color w:val="1A1A1A"/>
           <w:sz w:val="17"/>
         </w:rPr>
@@ -14728,7 +14728,7 @@
       </w:pPr>
       <w:r>
         <w:rPr>
-          <w:rFonts w:ascii="Consolas" w:hAnsi="Consolas" w:eastAsia="Consolas"/>
+          <w:rFonts w:ascii="Courier New" w:hAnsi="Courier New" w:eastAsia="Courier New"/>
           <w:color w:val="1A1A1A"/>
           <w:sz w:val="17"/>
         </w:rPr>
@@ -14797,7 +14797,7 @@
       </w:pPr>
       <w:r>
         <w:rPr>
-          <w:rFonts w:ascii="Consolas" w:hAnsi="Consolas" w:eastAsia="Consolas"/>
+          <w:rFonts w:ascii="Courier New" w:hAnsi="Courier New" w:eastAsia="Courier New"/>
           <w:color w:val="1A1A1A"/>
           <w:sz w:val="17"/>
         </w:rPr>
@@ -14815,7 +14815,7 @@
       </w:pPr>
       <w:r>
         <w:rPr>
-          <w:rFonts w:ascii="Consolas" w:hAnsi="Consolas" w:eastAsia="Consolas"/>
+          <w:rFonts w:ascii="Courier New" w:hAnsi="Courier New" w:eastAsia="Courier New"/>
           <w:color w:val="1A1A1A"/>
           <w:sz w:val="17"/>
         </w:rPr>
@@ -14863,7 +14863,7 @@
       </w:pPr>
       <w:r>
         <w:rPr>
-          <w:rFonts w:ascii="Consolas" w:hAnsi="Consolas" w:eastAsia="Consolas"/>
+          <w:rFonts w:ascii="Courier New" w:hAnsi="Courier New" w:eastAsia="Courier New"/>
           <w:color w:val="1A1A1A"/>
           <w:sz w:val="17"/>
         </w:rPr>
@@ -14897,7 +14897,7 @@
       </w:pPr>
       <w:r>
         <w:rPr>
-          <w:rFonts w:ascii="Consolas" w:hAnsi="Consolas" w:eastAsia="Consolas"/>
+          <w:rFonts w:ascii="Courier New" w:hAnsi="Courier New" w:eastAsia="Courier New"/>
           <w:color w:val="1A1A1A"/>
           <w:sz w:val="17"/>
         </w:rPr>
@@ -14931,7 +14931,7 @@
       </w:pPr>
       <w:r>
         <w:rPr>
-          <w:rFonts w:ascii="Consolas" w:hAnsi="Consolas" w:eastAsia="Consolas"/>
+          <w:rFonts w:ascii="Courier New" w:hAnsi="Courier New" w:eastAsia="Courier New"/>
           <w:color w:val="1A1A1A"/>
           <w:sz w:val="17"/>
         </w:rPr>
@@ -14965,7 +14965,7 @@
       </w:pPr>
       <w:r>
         <w:rPr>
-          <w:rFonts w:ascii="Consolas" w:hAnsi="Consolas" w:eastAsia="Consolas"/>
+          <w:rFonts w:ascii="Courier New" w:hAnsi="Courier New" w:eastAsia="Courier New"/>
           <w:color w:val="1A1A1A"/>
           <w:sz w:val="17"/>
         </w:rPr>
@@ -14999,7 +14999,7 @@
       </w:pPr>
       <w:r>
         <w:rPr>
-          <w:rFonts w:ascii="Consolas" w:hAnsi="Consolas" w:eastAsia="Consolas"/>
+          <w:rFonts w:ascii="Courier New" w:hAnsi="Courier New" w:eastAsia="Courier New"/>
           <w:color w:val="1A1A1A"/>
           <w:sz w:val="17"/>
         </w:rPr>
@@ -15044,7 +15044,7 @@
       </w:r>
       <w:r>
         <w:rPr>
-          <w:rFonts w:ascii="Consolas" w:hAnsi="Consolas" w:eastAsia="Consolas"/>
+          <w:rFonts w:ascii="Courier New" w:hAnsi="Courier New" w:eastAsia="Courier New"/>
           <w:b w:val="0"/>
           <w:i w:val="0"/>
           <w:color w:val="9B1C1C"/>
@@ -15077,7 +15077,7 @@
       </w:r>
       <w:r>
         <w:rPr>
-          <w:rFonts w:ascii="Consolas" w:hAnsi="Consolas" w:eastAsia="Consolas"/>
+          <w:rFonts w:ascii="Courier New" w:hAnsi="Courier New" w:eastAsia="Courier New"/>
           <w:b w:val="0"/>
           <w:i w:val="0"/>
           <w:color w:val="9B1C1C"/>
@@ -15119,7 +15119,7 @@
       </w:r>
       <w:r>
         <w:rPr>
-          <w:rFonts w:ascii="Consolas" w:hAnsi="Consolas" w:eastAsia="Consolas"/>
+          <w:rFonts w:ascii="Courier New" w:hAnsi="Courier New" w:eastAsia="Courier New"/>
           <w:b w:val="0"/>
           <w:i w:val="0"/>
           <w:color w:val="9B1C1C"/>
@@ -15152,7 +15152,7 @@
       </w:r>
       <w:r>
         <w:rPr>
-          <w:rFonts w:ascii="Consolas" w:hAnsi="Consolas" w:eastAsia="Consolas"/>
+          <w:rFonts w:ascii="Courier New" w:hAnsi="Courier New" w:eastAsia="Courier New"/>
           <w:b w:val="0"/>
           <w:i w:val="0"/>
           <w:color w:val="9B1C1C"/>
@@ -15185,7 +15185,7 @@
       </w:r>
       <w:r>
         <w:rPr>
-          <w:rFonts w:ascii="Consolas" w:hAnsi="Consolas" w:eastAsia="Consolas"/>
+          <w:rFonts w:ascii="Courier New" w:hAnsi="Courier New" w:eastAsia="Courier New"/>
           <w:b w:val="0"/>
           <w:i w:val="0"/>
           <w:color w:val="9B1C1C"/>
@@ -15225,10 +15225,10 @@
       </w:r>
       <w:r>
         <w:rPr>
-          <w:rFonts w:ascii="Consolas" w:hAnsi="Consolas" w:eastAsia="Consolas"/>
-          <w:b w:val="0"/>
-          <w:i w:val="0"/>
-          <w:color w:val="9B1C1C"/>
+          <w:rFonts w:ascii="Courier New" w:hAnsi="Courier New" w:eastAsia="Courier New"/>
+          <w:b w:val="0"/>
+          <w:i w:val="0"/>
+          <w:color w:val="5A4400"/>
           <w:sz w:val="17"/>
         </w:rPr>
         <w:t>time-interval</w:t>
@@ -15285,7 +15285,7 @@
       </w:pPr>
       <w:r>
         <w:rPr>
-          <w:rFonts w:ascii="Consolas" w:hAnsi="Consolas" w:eastAsia="Consolas"/>
+          <w:rFonts w:ascii="Courier New" w:hAnsi="Courier New" w:eastAsia="Courier New"/>
           <w:color w:val="1A1A1A"/>
           <w:sz w:val="17"/>
         </w:rPr>
@@ -15317,7 +15317,7 @@
       </w:pPr>
       <w:r>
         <w:rPr>
-          <w:rFonts w:ascii="Consolas" w:hAnsi="Consolas" w:eastAsia="Consolas"/>
+          <w:rFonts w:ascii="Courier New" w:hAnsi="Courier New" w:eastAsia="Courier New"/>
           <w:color w:val="1A1A1A"/>
           <w:sz w:val="17"/>
         </w:rPr>
@@ -15365,7 +15365,7 @@
       </w:pPr>
       <w:r>
         <w:rPr>
-          <w:rFonts w:ascii="Consolas" w:hAnsi="Consolas" w:eastAsia="Consolas"/>
+          <w:rFonts w:ascii="Courier New" w:hAnsi="Courier New" w:eastAsia="Courier New"/>
           <w:color w:val="1A1A1A"/>
           <w:sz w:val="17"/>
         </w:rPr>
@@ -15411,7 +15411,7 @@
       </w:pPr>
       <w:r>
         <w:rPr>
-          <w:rFonts w:ascii="Consolas" w:hAnsi="Consolas" w:eastAsia="Consolas"/>
+          <w:rFonts w:ascii="Courier New" w:hAnsi="Courier New" w:eastAsia="Courier New"/>
           <w:color w:val="1A1A1A"/>
           <w:sz w:val="17"/>
         </w:rPr>
@@ -15443,7 +15443,7 @@
       </w:pPr>
       <w:r>
         <w:rPr>
-          <w:rFonts w:ascii="Consolas" w:hAnsi="Consolas" w:eastAsia="Consolas"/>
+          <w:rFonts w:ascii="Courier New" w:hAnsi="Courier New" w:eastAsia="Courier New"/>
           <w:color w:val="1A1A1A"/>
           <w:sz w:val="17"/>
         </w:rPr>
@@ -15481,7 +15481,7 @@
       </w:r>
       <w:r>
         <w:rPr>
-          <w:rFonts w:ascii="Consolas" w:hAnsi="Consolas" w:eastAsia="Consolas"/>
+          <w:rFonts w:ascii="Courier New" w:hAnsi="Courier New" w:eastAsia="Courier New"/>
           <w:b w:val="0"/>
           <w:i w:val="0"/>
           <w:color w:val="9B1C1C"/>
@@ -15606,7 +15606,7 @@
       </w:pPr>
       <w:r>
         <w:rPr>
-          <w:rFonts w:ascii="Consolas" w:hAnsi="Consolas" w:eastAsia="Consolas"/>
+          <w:rFonts w:ascii="Courier New" w:hAnsi="Courier New" w:eastAsia="Courier New"/>
           <w:color w:val="1A1A1A"/>
           <w:sz w:val="17"/>
         </w:rPr>
@@ -15640,7 +15640,7 @@
       </w:pPr>
       <w:r>
         <w:rPr>
-          <w:rFonts w:ascii="Consolas" w:hAnsi="Consolas" w:eastAsia="Consolas"/>
+          <w:rFonts w:ascii="Courier New" w:hAnsi="Courier New" w:eastAsia="Courier New"/>
           <w:color w:val="1A1A1A"/>
           <w:sz w:val="17"/>
         </w:rPr>
@@ -15662,7 +15662,7 @@
       </w:r>
       <w:r>
         <w:rPr>
-          <w:rFonts w:ascii="Consolas" w:hAnsi="Consolas" w:eastAsia="Consolas"/>
+          <w:rFonts w:ascii="Courier New" w:hAnsi="Courier New" w:eastAsia="Courier New"/>
           <w:b w:val="0"/>
           <w:i w:val="0"/>
           <w:color w:val="9B1C1C"/>
@@ -15721,7 +15721,7 @@
       </w:pPr>
       <w:r>
         <w:rPr>
-          <w:rFonts w:ascii="Consolas" w:hAnsi="Consolas" w:eastAsia="Consolas"/>
+          <w:rFonts w:ascii="Courier New" w:hAnsi="Courier New" w:eastAsia="Courier New"/>
           <w:color w:val="1A1A1A"/>
           <w:sz w:val="17"/>
         </w:rPr>
@@ -15755,7 +15755,7 @@
       </w:pPr>
       <w:r>
         <w:rPr>
-          <w:rFonts w:ascii="Consolas" w:hAnsi="Consolas" w:eastAsia="Consolas"/>
+          <w:rFonts w:ascii="Courier New" w:hAnsi="Courier New" w:eastAsia="Courier New"/>
           <w:color w:val="1A1A1A"/>
           <w:sz w:val="17"/>
         </w:rPr>
@@ -15789,7 +15789,7 @@
       </w:pPr>
       <w:r>
         <w:rPr>
-          <w:rFonts w:ascii="Consolas" w:hAnsi="Consolas" w:eastAsia="Consolas"/>
+          <w:rFonts w:ascii="Courier New" w:hAnsi="Courier New" w:eastAsia="Courier New"/>
           <w:color w:val="1A1A1A"/>
           <w:sz w:val="17"/>
         </w:rPr>
@@ -15823,7 +15823,7 @@
       </w:pPr>
       <w:r>
         <w:rPr>
-          <w:rFonts w:ascii="Consolas" w:hAnsi="Consolas" w:eastAsia="Consolas"/>
+          <w:rFonts w:ascii="Courier New" w:hAnsi="Courier New" w:eastAsia="Courier New"/>
           <w:color w:val="1A1A1A"/>
           <w:sz w:val="17"/>
         </w:rPr>
@@ -15857,7 +15857,7 @@
       </w:pPr>
       <w:r>
         <w:rPr>
-          <w:rFonts w:ascii="Consolas" w:hAnsi="Consolas" w:eastAsia="Consolas"/>
+          <w:rFonts w:ascii="Courier New" w:hAnsi="Courier New" w:eastAsia="Courier New"/>
           <w:color w:val="1A1A1A"/>
           <w:sz w:val="17"/>
         </w:rPr>
@@ -15905,7 +15905,7 @@
       </w:pPr>
       <w:r>
         <w:rPr>
-          <w:rFonts w:ascii="Consolas" w:hAnsi="Consolas" w:eastAsia="Consolas"/>
+          <w:rFonts w:ascii="Courier New" w:hAnsi="Courier New" w:eastAsia="Courier New"/>
           <w:color w:val="1A1A1A"/>
           <w:sz w:val="17"/>
         </w:rPr>
@@ -15937,7 +15937,7 @@
       </w:pPr>
       <w:r>
         <w:rPr>
-          <w:rFonts w:ascii="Consolas" w:hAnsi="Consolas" w:eastAsia="Consolas"/>
+          <w:rFonts w:ascii="Courier New" w:hAnsi="Courier New" w:eastAsia="Courier New"/>
           <w:color w:val="1A1A1A"/>
           <w:sz w:val="17"/>
         </w:rPr>
@@ -15975,7 +15975,7 @@
       </w:r>
       <w:r>
         <w:rPr>
-          <w:rFonts w:ascii="Consolas" w:hAnsi="Consolas" w:eastAsia="Consolas"/>
+          <w:rFonts w:ascii="Courier New" w:hAnsi="Courier New" w:eastAsia="Courier New"/>
           <w:b w:val="0"/>
           <w:i w:val="0"/>
           <w:color w:val="9B1C1C"/>
@@ -16034,7 +16034,7 @@
       </w:pPr>
       <w:r>
         <w:rPr>
-          <w:rFonts w:ascii="Consolas" w:hAnsi="Consolas" w:eastAsia="Consolas"/>
+          <w:rFonts w:ascii="Courier New" w:hAnsi="Courier New" w:eastAsia="Courier New"/>
           <w:color w:val="1A1A1A"/>
           <w:sz w:val="17"/>
         </w:rPr>
@@ -16052,7 +16052,7 @@
       </w:pPr>
       <w:r>
         <w:rPr>
-          <w:rFonts w:ascii="Consolas" w:hAnsi="Consolas" w:eastAsia="Consolas"/>
+          <w:rFonts w:ascii="Courier New" w:hAnsi="Courier New" w:eastAsia="Courier New"/>
           <w:color w:val="1A1A1A"/>
           <w:sz w:val="17"/>
         </w:rPr>
@@ -16070,7 +16070,7 @@
       </w:pPr>
       <w:r>
         <w:rPr>
-          <w:rFonts w:ascii="Consolas" w:hAnsi="Consolas" w:eastAsia="Consolas"/>
+          <w:rFonts w:ascii="Courier New" w:hAnsi="Courier New" w:eastAsia="Courier New"/>
           <w:color w:val="1A1A1A"/>
           <w:sz w:val="17"/>
         </w:rPr>
@@ -16088,7 +16088,7 @@
       </w:pPr>
       <w:r>
         <w:rPr>
-          <w:rFonts w:ascii="Consolas" w:hAnsi="Consolas" w:eastAsia="Consolas"/>
+          <w:rFonts w:ascii="Courier New" w:hAnsi="Courier New" w:eastAsia="Courier New"/>
           <w:color w:val="1A1A1A"/>
           <w:sz w:val="17"/>
         </w:rPr>
@@ -16106,7 +16106,7 @@
       </w:pPr>
       <w:r>
         <w:rPr>
-          <w:rFonts w:ascii="Consolas" w:hAnsi="Consolas" w:eastAsia="Consolas"/>
+          <w:rFonts w:ascii="Courier New" w:hAnsi="Courier New" w:eastAsia="Courier New"/>
           <w:color w:val="1A1A1A"/>
           <w:sz w:val="17"/>
         </w:rPr>
@@ -16124,7 +16124,7 @@
       </w:pPr>
       <w:r>
         <w:rPr>
-          <w:rFonts w:ascii="Consolas" w:hAnsi="Consolas" w:eastAsia="Consolas"/>
+          <w:rFonts w:ascii="Courier New" w:hAnsi="Courier New" w:eastAsia="Courier New"/>
           <w:color w:val="1A1A1A"/>
           <w:sz w:val="17"/>
         </w:rPr>
@@ -16142,7 +16142,7 @@
       </w:pPr>
       <w:r>
         <w:rPr>
-          <w:rFonts w:ascii="Consolas" w:hAnsi="Consolas" w:eastAsia="Consolas"/>
+          <w:rFonts w:ascii="Courier New" w:hAnsi="Courier New" w:eastAsia="Courier New"/>
           <w:color w:val="1A1A1A"/>
           <w:sz w:val="17"/>
         </w:rPr>
@@ -16160,7 +16160,7 @@
       </w:pPr>
       <w:r>
         <w:rPr>
-          <w:rFonts w:ascii="Consolas" w:hAnsi="Consolas" w:eastAsia="Consolas"/>
+          <w:rFonts w:ascii="Courier New" w:hAnsi="Courier New" w:eastAsia="Courier New"/>
           <w:color w:val="1A1A1A"/>
           <w:sz w:val="17"/>
         </w:rPr>
@@ -16178,7 +16178,7 @@
       </w:pPr>
       <w:r>
         <w:rPr>
-          <w:rFonts w:ascii="Consolas" w:hAnsi="Consolas" w:eastAsia="Consolas"/>
+          <w:rFonts w:ascii="Courier New" w:hAnsi="Courier New" w:eastAsia="Courier New"/>
           <w:color w:val="1A1A1A"/>
           <w:sz w:val="17"/>
         </w:rPr>
@@ -16196,7 +16196,7 @@
       </w:pPr>
       <w:r>
         <w:rPr>
-          <w:rFonts w:ascii="Consolas" w:hAnsi="Consolas" w:eastAsia="Consolas"/>
+          <w:rFonts w:ascii="Courier New" w:hAnsi="Courier New" w:eastAsia="Courier New"/>
           <w:color w:val="1A1A1A"/>
           <w:sz w:val="17"/>
         </w:rPr>
@@ -16230,7 +16230,7 @@
       </w:pPr>
       <w:r>
         <w:rPr>
-          <w:rFonts w:ascii="Consolas" w:hAnsi="Consolas" w:eastAsia="Consolas"/>
+          <w:rFonts w:ascii="Courier New" w:hAnsi="Courier New" w:eastAsia="Courier New"/>
           <w:color w:val="1A1A1A"/>
           <w:sz w:val="17"/>
         </w:rPr>
@@ -16248,7 +16248,7 @@
       </w:pPr>
       <w:r>
         <w:rPr>
-          <w:rFonts w:ascii="Consolas" w:hAnsi="Consolas" w:eastAsia="Consolas"/>
+          <w:rFonts w:ascii="Courier New" w:hAnsi="Courier New" w:eastAsia="Courier New"/>
           <w:color w:val="1A1A1A"/>
           <w:sz w:val="17"/>
         </w:rPr>
@@ -16266,7 +16266,7 @@
       </w:pPr>
       <w:r>
         <w:rPr>
-          <w:rFonts w:ascii="Consolas" w:hAnsi="Consolas" w:eastAsia="Consolas"/>
+          <w:rFonts w:ascii="Courier New" w:hAnsi="Courier New" w:eastAsia="Courier New"/>
           <w:color w:val="1A1A1A"/>
           <w:sz w:val="17"/>
         </w:rPr>
@@ -16284,7 +16284,7 @@
       </w:pPr>
       <w:r>
         <w:rPr>
-          <w:rFonts w:ascii="Consolas" w:hAnsi="Consolas" w:eastAsia="Consolas"/>
+          <w:rFonts w:ascii="Courier New" w:hAnsi="Courier New" w:eastAsia="Courier New"/>
           <w:color w:val="1A1A1A"/>
           <w:sz w:val="17"/>
         </w:rPr>
@@ -16302,7 +16302,7 @@
       </w:pPr>
       <w:r>
         <w:rPr>
-          <w:rFonts w:ascii="Consolas" w:hAnsi="Consolas" w:eastAsia="Consolas"/>
+          <w:rFonts w:ascii="Courier New" w:hAnsi="Courier New" w:eastAsia="Courier New"/>
           <w:color w:val="1A1A1A"/>
           <w:sz w:val="17"/>
         </w:rPr>
@@ -16336,7 +16336,7 @@
       </w:pPr>
       <w:r>
         <w:rPr>
-          <w:rFonts w:ascii="Consolas" w:hAnsi="Consolas" w:eastAsia="Consolas"/>
+          <w:rFonts w:ascii="Courier New" w:hAnsi="Courier New" w:eastAsia="Courier New"/>
           <w:color w:val="1A1A1A"/>
           <w:sz w:val="17"/>
         </w:rPr>
@@ -16370,7 +16370,7 @@
       </w:pPr>
       <w:r>
         <w:rPr>
-          <w:rFonts w:ascii="Consolas" w:hAnsi="Consolas" w:eastAsia="Consolas"/>
+          <w:rFonts w:ascii="Courier New" w:hAnsi="Courier New" w:eastAsia="Courier New"/>
           <w:color w:val="1A1A1A"/>
           <w:sz w:val="17"/>
         </w:rPr>
@@ -16388,7 +16388,7 @@
       </w:pPr>
       <w:r>
         <w:rPr>
-          <w:rFonts w:ascii="Consolas" w:hAnsi="Consolas" w:eastAsia="Consolas"/>
+          <w:rFonts w:ascii="Courier New" w:hAnsi="Courier New" w:eastAsia="Courier New"/>
           <w:color w:val="1A1A1A"/>
           <w:sz w:val="17"/>
         </w:rPr>
@@ -16406,7 +16406,7 @@
       </w:pPr>
       <w:r>
         <w:rPr>
-          <w:rFonts w:ascii="Consolas" w:hAnsi="Consolas" w:eastAsia="Consolas"/>
+          <w:rFonts w:ascii="Courier New" w:hAnsi="Courier New" w:eastAsia="Courier New"/>
           <w:color w:val="1A1A1A"/>
           <w:sz w:val="17"/>
         </w:rPr>
@@ -16424,7 +16424,7 @@
       </w:pPr>
       <w:r>
         <w:rPr>
-          <w:rFonts w:ascii="Consolas" w:hAnsi="Consolas" w:eastAsia="Consolas"/>
+          <w:rFonts w:ascii="Courier New" w:hAnsi="Courier New" w:eastAsia="Courier New"/>
           <w:color w:val="1A1A1A"/>
           <w:sz w:val="17"/>
         </w:rPr>
@@ -16442,7 +16442,7 @@
       </w:pPr>
       <w:r>
         <w:rPr>
-          <w:rFonts w:ascii="Consolas" w:hAnsi="Consolas" w:eastAsia="Consolas"/>
+          <w:rFonts w:ascii="Courier New" w:hAnsi="Courier New" w:eastAsia="Courier New"/>
           <w:color w:val="1A1A1A"/>
           <w:sz w:val="17"/>
         </w:rPr>
@@ -16490,7 +16490,7 @@
       </w:pPr>
       <w:r>
         <w:rPr>
-          <w:rFonts w:ascii="Consolas" w:hAnsi="Consolas" w:eastAsia="Consolas"/>
+          <w:rFonts w:ascii="Courier New" w:hAnsi="Courier New" w:eastAsia="Courier New"/>
           <w:color w:val="1A1A1A"/>
           <w:sz w:val="17"/>
         </w:rPr>
@@ -16519,10 +16519,10 @@
       </w:r>
       <w:r>
         <w:rPr>
-          <w:rFonts w:ascii="Consolas" w:hAnsi="Consolas" w:eastAsia="Consolas"/>
-          <w:b w:val="0"/>
-          <w:i w:val="0"/>
-          <w:color w:val="9B1C1C"/>
+          <w:rFonts w:ascii="Courier New" w:hAnsi="Courier New" w:eastAsia="Courier New"/>
+          <w:b w:val="0"/>
+          <w:i w:val="0"/>
+          <w:color w:val="5A4400"/>
           <w:sz w:val="17"/>
         </w:rPr>
         <w:t>show tsn stream filter</w:t>
@@ -16754,7 +16754,7 @@
       </w:pPr>
       <w:r>
         <w:rPr>
-          <w:rFonts w:ascii="Consolas" w:hAnsi="Consolas" w:eastAsia="Consolas"/>
+          <w:rFonts w:ascii="Courier New" w:hAnsi="Courier New" w:eastAsia="Courier New"/>
           <w:color w:val="2E7D32"/>
           <w:sz w:val="17"/>
         </w:rPr>
@@ -16772,7 +16772,7 @@
       </w:pPr>
       <w:r>
         <w:rPr>
-          <w:rFonts w:ascii="Consolas" w:hAnsi="Consolas" w:eastAsia="Consolas"/>
+          <w:rFonts w:ascii="Courier New" w:hAnsi="Courier New" w:eastAsia="Courier New"/>
           <w:color w:val="1A1A1A"/>
           <w:sz w:val="17"/>
         </w:rPr>
@@ -16790,7 +16790,7 @@
       </w:pPr>
       <w:r>
         <w:rPr>
-          <w:rFonts w:ascii="Consolas" w:hAnsi="Consolas" w:eastAsia="Consolas"/>
+          <w:rFonts w:ascii="Courier New" w:hAnsi="Courier New" w:eastAsia="Courier New"/>
           <w:color w:val="2E7D32"/>
           <w:sz w:val="17"/>
         </w:rPr>
@@ -16808,7 +16808,7 @@
       </w:pPr>
       <w:r>
         <w:rPr>
-          <w:rFonts w:ascii="Consolas" w:hAnsi="Consolas" w:eastAsia="Consolas"/>
+          <w:rFonts w:ascii="Courier New" w:hAnsi="Courier New" w:eastAsia="Courier New"/>
           <w:color w:val="1A1A1A"/>
           <w:sz w:val="17"/>
         </w:rPr>
@@ -16826,7 +16826,7 @@
       </w:pPr>
       <w:r>
         <w:rPr>
-          <w:rFonts w:ascii="Consolas" w:hAnsi="Consolas" w:eastAsia="Consolas"/>
+          <w:rFonts w:ascii="Courier New" w:hAnsi="Courier New" w:eastAsia="Courier New"/>
           <w:color w:val="2E7D32"/>
           <w:sz w:val="17"/>
         </w:rPr>
@@ -16844,7 +16844,7 @@
       </w:pPr>
       <w:r>
         <w:rPr>
-          <w:rFonts w:ascii="Consolas" w:hAnsi="Consolas" w:eastAsia="Consolas"/>
+          <w:rFonts w:ascii="Courier New" w:hAnsi="Courier New" w:eastAsia="Courier New"/>
           <w:color w:val="1A1A1A"/>
           <w:sz w:val="17"/>
         </w:rPr>
@@ -16862,7 +16862,7 @@
       </w:pPr>
       <w:r>
         <w:rPr>
-          <w:rFonts w:ascii="Consolas" w:hAnsi="Consolas" w:eastAsia="Consolas"/>
+          <w:rFonts w:ascii="Courier New" w:hAnsi="Courier New" w:eastAsia="Courier New"/>
           <w:color w:val="2E7D32"/>
           <w:sz w:val="17"/>
         </w:rPr>
@@ -16880,7 +16880,7 @@
       </w:pPr>
       <w:r>
         <w:rPr>
-          <w:rFonts w:ascii="Consolas" w:hAnsi="Consolas" w:eastAsia="Consolas"/>
+          <w:rFonts w:ascii="Courier New" w:hAnsi="Courier New" w:eastAsia="Courier New"/>
           <w:color w:val="1A1A1A"/>
           <w:sz w:val="17"/>
         </w:rPr>
@@ -16898,7 +16898,7 @@
       </w:pPr>
       <w:r>
         <w:rPr>
-          <w:rFonts w:ascii="Consolas" w:hAnsi="Consolas" w:eastAsia="Consolas"/>
+          <w:rFonts w:ascii="Courier New" w:hAnsi="Courier New" w:eastAsia="Courier New"/>
           <w:color w:val="2E7D32"/>
           <w:sz w:val="17"/>
         </w:rPr>
@@ -16916,7 +16916,7 @@
       </w:pPr>
       <w:r>
         <w:rPr>
-          <w:rFonts w:ascii="Consolas" w:hAnsi="Consolas" w:eastAsia="Consolas"/>
+          <w:rFonts w:ascii="Courier New" w:hAnsi="Courier New" w:eastAsia="Courier New"/>
           <w:color w:val="1A1A1A"/>
           <w:sz w:val="17"/>
         </w:rPr>
@@ -16934,7 +16934,7 @@
       </w:pPr>
       <w:r>
         <w:rPr>
-          <w:rFonts w:ascii="Consolas" w:hAnsi="Consolas" w:eastAsia="Consolas"/>
+          <w:rFonts w:ascii="Courier New" w:hAnsi="Courier New" w:eastAsia="Courier New"/>
           <w:color w:val="2E7D32"/>
           <w:sz w:val="17"/>
         </w:rPr>
@@ -16952,7 +16952,7 @@
       </w:pPr>
       <w:r>
         <w:rPr>
-          <w:rFonts w:ascii="Consolas" w:hAnsi="Consolas" w:eastAsia="Consolas"/>
+          <w:rFonts w:ascii="Courier New" w:hAnsi="Courier New" w:eastAsia="Courier New"/>
           <w:color w:val="1A1A1A"/>
           <w:sz w:val="17"/>
         </w:rPr>
@@ -16981,10 +16981,10 @@
       </w:r>
       <w:r>
         <w:rPr>
-          <w:rFonts w:ascii="Consolas" w:hAnsi="Consolas" w:eastAsia="Consolas"/>
-          <w:b w:val="0"/>
-          <w:i w:val="0"/>
-          <w:color w:val="9B1C1C"/>
+          <w:rFonts w:ascii="Courier New" w:hAnsi="Courier New" w:eastAsia="Courier New"/>
+          <w:b w:val="0"/>
+          <w:i w:val="0"/>
+          <w:color w:val="5A4400"/>
           <w:sz w:val="17"/>
         </w:rPr>
         <w:t>mark-red-enable</w:t>
@@ -17025,7 +17025,7 @@
       </w:pPr>
       <w:r>
         <w:rPr>
-          <w:rFonts w:ascii="Consolas" w:hAnsi="Consolas" w:eastAsia="Consolas"/>
+          <w:rFonts w:ascii="Courier New" w:hAnsi="Courier New" w:eastAsia="Courier New"/>
           <w:color w:val="2E7D32"/>
           <w:sz w:val="17"/>
         </w:rPr>
@@ -17043,7 +17043,7 @@
       </w:pPr>
       <w:r>
         <w:rPr>
-          <w:rFonts w:ascii="Consolas" w:hAnsi="Consolas" w:eastAsia="Consolas"/>
+          <w:rFonts w:ascii="Courier New" w:hAnsi="Courier New" w:eastAsia="Courier New"/>
           <w:color w:val="1A1A1A"/>
           <w:sz w:val="17"/>
         </w:rPr>
@@ -17061,7 +17061,7 @@
       </w:pPr>
       <w:r>
         <w:rPr>
-          <w:rFonts w:ascii="Consolas" w:hAnsi="Consolas" w:eastAsia="Consolas"/>
+          <w:rFonts w:ascii="Courier New" w:hAnsi="Courier New" w:eastAsia="Courier New"/>
           <w:color w:val="2E7D32"/>
           <w:sz w:val="17"/>
         </w:rPr>
@@ -17079,7 +17079,7 @@
       </w:pPr>
       <w:r>
         <w:rPr>
-          <w:rFonts w:ascii="Consolas" w:hAnsi="Consolas" w:eastAsia="Consolas"/>
+          <w:rFonts w:ascii="Courier New" w:hAnsi="Courier New" w:eastAsia="Courier New"/>
           <w:color w:val="1A1A1A"/>
           <w:sz w:val="17"/>
         </w:rPr>
@@ -17097,7 +17097,7 @@
       </w:pPr>
       <w:r>
         <w:rPr>
-          <w:rFonts w:ascii="Consolas" w:hAnsi="Consolas" w:eastAsia="Consolas"/>
+          <w:rFonts w:ascii="Courier New" w:hAnsi="Courier New" w:eastAsia="Courier New"/>
           <w:color w:val="2E7D32"/>
           <w:sz w:val="17"/>
         </w:rPr>
@@ -17115,7 +17115,7 @@
       </w:pPr>
       <w:r>
         <w:rPr>
-          <w:rFonts w:ascii="Consolas" w:hAnsi="Consolas" w:eastAsia="Consolas"/>
+          <w:rFonts w:ascii="Courier New" w:hAnsi="Courier New" w:eastAsia="Courier New"/>
           <w:color w:val="1A1A1A"/>
           <w:sz w:val="17"/>
         </w:rPr>
@@ -17133,7 +17133,7 @@
       </w:pPr>
       <w:r>
         <w:rPr>
-          <w:rFonts w:ascii="Consolas" w:hAnsi="Consolas" w:eastAsia="Consolas"/>
+          <w:rFonts w:ascii="Courier New" w:hAnsi="Courier New" w:eastAsia="Courier New"/>
           <w:color w:val="2E7D32"/>
           <w:sz w:val="17"/>
         </w:rPr>
@@ -17151,7 +17151,7 @@
       </w:pPr>
       <w:r>
         <w:rPr>
-          <w:rFonts w:ascii="Consolas" w:hAnsi="Consolas" w:eastAsia="Consolas"/>
+          <w:rFonts w:ascii="Courier New" w:hAnsi="Courier New" w:eastAsia="Courier New"/>
           <w:color w:val="1A1A1A"/>
           <w:sz w:val="17"/>
         </w:rPr>
@@ -17169,7 +17169,7 @@
       </w:pPr>
       <w:r>
         <w:rPr>
-          <w:rFonts w:ascii="Consolas" w:hAnsi="Consolas" w:eastAsia="Consolas"/>
+          <w:rFonts w:ascii="Courier New" w:hAnsi="Courier New" w:eastAsia="Courier New"/>
           <w:color w:val="2E7D32"/>
           <w:sz w:val="17"/>
         </w:rPr>
@@ -17187,7 +17187,7 @@
       </w:pPr>
       <w:r>
         <w:rPr>
-          <w:rFonts w:ascii="Consolas" w:hAnsi="Consolas" w:eastAsia="Consolas"/>
+          <w:rFonts w:ascii="Courier New" w:hAnsi="Courier New" w:eastAsia="Courier New"/>
           <w:color w:val="1A1A1A"/>
           <w:sz w:val="17"/>
         </w:rPr>
@@ -17205,7 +17205,7 @@
       </w:pPr>
       <w:r>
         <w:rPr>
-          <w:rFonts w:ascii="Consolas" w:hAnsi="Consolas" w:eastAsia="Consolas"/>
+          <w:rFonts w:ascii="Courier New" w:hAnsi="Courier New" w:eastAsia="Courier New"/>
           <w:color w:val="1A1A1A"/>
           <w:sz w:val="17"/>
         </w:rPr>
@@ -17223,7 +17223,7 @@
       </w:pPr>
       <w:r>
         <w:rPr>
-          <w:rFonts w:ascii="Consolas" w:hAnsi="Consolas" w:eastAsia="Consolas"/>
+          <w:rFonts w:ascii="Courier New" w:hAnsi="Courier New" w:eastAsia="Courier New"/>
           <w:color w:val="1A1A1A"/>
           <w:sz w:val="17"/>
         </w:rPr>
@@ -17241,7 +17241,7 @@
       </w:pPr>
       <w:r>
         <w:rPr>
-          <w:rFonts w:ascii="Consolas" w:hAnsi="Consolas" w:eastAsia="Consolas"/>
+          <w:rFonts w:ascii="Courier New" w:hAnsi="Courier New" w:eastAsia="Courier New"/>
           <w:color w:val="1A1A1A"/>
           <w:sz w:val="17"/>
         </w:rPr>
@@ -17259,7 +17259,7 @@
       </w:pPr>
       <w:r>
         <w:rPr>
-          <w:rFonts w:ascii="Consolas" w:hAnsi="Consolas" w:eastAsia="Consolas"/>
+          <w:rFonts w:ascii="Courier New" w:hAnsi="Courier New" w:eastAsia="Courier New"/>
           <w:color w:val="1A1A1A"/>
           <w:sz w:val="17"/>
         </w:rPr>
@@ -17277,7 +17277,7 @@
       </w:pPr>
       <w:r>
         <w:rPr>
-          <w:rFonts w:ascii="Consolas" w:hAnsi="Consolas" w:eastAsia="Consolas"/>
+          <w:rFonts w:ascii="Courier New" w:hAnsi="Courier New" w:eastAsia="Courier New"/>
           <w:color w:val="1A1A1A"/>
           <w:sz w:val="17"/>
         </w:rPr>
@@ -17295,7 +17295,7 @@
       </w:pPr>
       <w:r>
         <w:rPr>
-          <w:rFonts w:ascii="Consolas" w:hAnsi="Consolas" w:eastAsia="Consolas"/>
+          <w:rFonts w:ascii="Courier New" w:hAnsi="Courier New" w:eastAsia="Courier New"/>
           <w:color w:val="1A1A1A"/>
           <w:sz w:val="17"/>
         </w:rPr>
@@ -17313,7 +17313,7 @@
       </w:pPr>
       <w:r>
         <w:rPr>
-          <w:rFonts w:ascii="Consolas" w:hAnsi="Consolas" w:eastAsia="Consolas"/>
+          <w:rFonts w:ascii="Courier New" w:hAnsi="Courier New" w:eastAsia="Courier New"/>
           <w:color w:val="1A1A1A"/>
           <w:sz w:val="17"/>
         </w:rPr>
@@ -17331,7 +17331,7 @@
       </w:pPr>
       <w:r>
         <w:rPr>
-          <w:rFonts w:ascii="Consolas" w:hAnsi="Consolas" w:eastAsia="Consolas"/>
+          <w:rFonts w:ascii="Courier New" w:hAnsi="Courier New" w:eastAsia="Courier New"/>
           <w:color w:val="1A1A1A"/>
           <w:sz w:val="17"/>
         </w:rPr>
@@ -17363,7 +17363,7 @@
       </w:pPr>
       <w:r>
         <w:rPr>
-          <w:rFonts w:ascii="Consolas" w:hAnsi="Consolas" w:eastAsia="Consolas"/>
+          <w:rFonts w:ascii="Courier New" w:hAnsi="Courier New" w:eastAsia="Courier New"/>
           <w:color w:val="2E7D32"/>
           <w:sz w:val="17"/>
         </w:rPr>
@@ -17381,7 +17381,7 @@
       </w:pPr>
       <w:r>
         <w:rPr>
-          <w:rFonts w:ascii="Consolas" w:hAnsi="Consolas" w:eastAsia="Consolas"/>
+          <w:rFonts w:ascii="Courier New" w:hAnsi="Courier New" w:eastAsia="Courier New"/>
           <w:color w:val="1A1A1A"/>
           <w:sz w:val="17"/>
         </w:rPr>
@@ -17399,7 +17399,7 @@
       </w:pPr>
       <w:r>
         <w:rPr>
-          <w:rFonts w:ascii="Consolas" w:hAnsi="Consolas" w:eastAsia="Consolas"/>
+          <w:rFonts w:ascii="Courier New" w:hAnsi="Courier New" w:eastAsia="Courier New"/>
           <w:color w:val="2E7D32"/>
           <w:sz w:val="17"/>
         </w:rPr>
@@ -17417,7 +17417,7 @@
       </w:pPr>
       <w:r>
         <w:rPr>
-          <w:rFonts w:ascii="Consolas" w:hAnsi="Consolas" w:eastAsia="Consolas"/>
+          <w:rFonts w:ascii="Courier New" w:hAnsi="Courier New" w:eastAsia="Courier New"/>
           <w:color w:val="1A1A1A"/>
           <w:sz w:val="17"/>
         </w:rPr>
@@ -17435,7 +17435,7 @@
       </w:pPr>
       <w:r>
         <w:rPr>
-          <w:rFonts w:ascii="Consolas" w:hAnsi="Consolas" w:eastAsia="Consolas"/>
+          <w:rFonts w:ascii="Courier New" w:hAnsi="Courier New" w:eastAsia="Courier New"/>
           <w:color w:val="2E7D32"/>
           <w:sz w:val="17"/>
         </w:rPr>
@@ -17453,7 +17453,7 @@
       </w:pPr>
       <w:r>
         <w:rPr>
-          <w:rFonts w:ascii="Consolas" w:hAnsi="Consolas" w:eastAsia="Consolas"/>
+          <w:rFonts w:ascii="Courier New" w:hAnsi="Courier New" w:eastAsia="Courier New"/>
           <w:color w:val="1A1A1A"/>
           <w:sz w:val="17"/>
         </w:rPr>
@@ -17471,7 +17471,7 @@
       </w:pPr>
       <w:r>
         <w:rPr>
-          <w:rFonts w:ascii="Consolas" w:hAnsi="Consolas" w:eastAsia="Consolas"/>
+          <w:rFonts w:ascii="Courier New" w:hAnsi="Courier New" w:eastAsia="Courier New"/>
           <w:color w:val="2E7D32"/>
           <w:sz w:val="17"/>
         </w:rPr>
@@ -17489,7 +17489,7 @@
       </w:pPr>
       <w:r>
         <w:rPr>
-          <w:rFonts w:ascii="Consolas" w:hAnsi="Consolas" w:eastAsia="Consolas"/>
+          <w:rFonts w:ascii="Courier New" w:hAnsi="Courier New" w:eastAsia="Courier New"/>
           <w:color w:val="1A1A1A"/>
           <w:sz w:val="17"/>
         </w:rPr>
@@ -17521,7 +17521,7 @@
       </w:pPr>
       <w:r>
         <w:rPr>
-          <w:rFonts w:ascii="Consolas" w:hAnsi="Consolas" w:eastAsia="Consolas"/>
+          <w:rFonts w:ascii="Courier New" w:hAnsi="Courier New" w:eastAsia="Courier New"/>
           <w:color w:val="1A1A1A"/>
           <w:sz w:val="17"/>
         </w:rPr>
@@ -17539,7 +17539,7 @@
       </w:pPr>
       <w:r>
         <w:rPr>
-          <w:rFonts w:ascii="Consolas" w:hAnsi="Consolas" w:eastAsia="Consolas"/>
+          <w:rFonts w:ascii="Courier New" w:hAnsi="Courier New" w:eastAsia="Courier New"/>
           <w:color w:val="1A1A1A"/>
           <w:sz w:val="17"/>
         </w:rPr>
@@ -17571,7 +17571,7 @@
       </w:pPr>
       <w:r>
         <w:rPr>
-          <w:rFonts w:ascii="Consolas" w:hAnsi="Consolas" w:eastAsia="Consolas"/>
+          <w:rFonts w:ascii="Courier New" w:hAnsi="Courier New" w:eastAsia="Courier New"/>
           <w:color w:val="1A1A1A"/>
           <w:sz w:val="17"/>
         </w:rPr>
@@ -17589,7 +17589,7 @@
       </w:pPr>
       <w:r>
         <w:rPr>
-          <w:rFonts w:ascii="Consolas" w:hAnsi="Consolas" w:eastAsia="Consolas"/>
+          <w:rFonts w:ascii="Courier New" w:hAnsi="Courier New" w:eastAsia="Courier New"/>
           <w:color w:val="1A1A1A"/>
           <w:sz w:val="17"/>
         </w:rPr>
@@ -17607,7 +17607,7 @@
       </w:pPr>
       <w:r>
         <w:rPr>
-          <w:rFonts w:ascii="Consolas" w:hAnsi="Consolas" w:eastAsia="Consolas"/>
+          <w:rFonts w:ascii="Courier New" w:hAnsi="Courier New" w:eastAsia="Courier New"/>
           <w:color w:val="1A1A1A"/>
           <w:sz w:val="17"/>
         </w:rPr>
@@ -17625,7 +17625,7 @@
       </w:pPr>
       <w:r>
         <w:rPr>
-          <w:rFonts w:ascii="Consolas" w:hAnsi="Consolas" w:eastAsia="Consolas"/>
+          <w:rFonts w:ascii="Courier New" w:hAnsi="Courier New" w:eastAsia="Courier New"/>
           <w:color w:val="1A1A1A"/>
           <w:sz w:val="17"/>
         </w:rPr>
@@ -17643,7 +17643,7 @@
       </w:pPr>
       <w:r>
         <w:rPr>
-          <w:rFonts w:ascii="Consolas" w:hAnsi="Consolas" w:eastAsia="Consolas"/>
+          <w:rFonts w:ascii="Courier New" w:hAnsi="Courier New" w:eastAsia="Courier New"/>
           <w:color w:val="1A1A1A"/>
           <w:sz w:val="17"/>
         </w:rPr>
@@ -17661,7 +17661,7 @@
       </w:pPr>
       <w:r>
         <w:rPr>
-          <w:rFonts w:ascii="Consolas" w:hAnsi="Consolas" w:eastAsia="Consolas"/>
+          <w:rFonts w:ascii="Courier New" w:hAnsi="Courier New" w:eastAsia="Courier New"/>
           <w:color w:val="1A1A1A"/>
           <w:sz w:val="17"/>
         </w:rPr>
@@ -17679,7 +17679,7 @@
       </w:pPr>
       <w:r>
         <w:rPr>
-          <w:rFonts w:ascii="Consolas" w:hAnsi="Consolas" w:eastAsia="Consolas"/>
+          <w:rFonts w:ascii="Courier New" w:hAnsi="Courier New" w:eastAsia="Courier New"/>
           <w:color w:val="1A1A1A"/>
           <w:sz w:val="17"/>
         </w:rPr>
@@ -17697,7 +17697,7 @@
       </w:pPr>
       <w:r>
         <w:rPr>
-          <w:rFonts w:ascii="Consolas" w:hAnsi="Consolas" w:eastAsia="Consolas"/>
+          <w:rFonts w:ascii="Courier New" w:hAnsi="Courier New" w:eastAsia="Courier New"/>
           <w:color w:val="1A1A1A"/>
           <w:sz w:val="17"/>
         </w:rPr>
@@ -17715,7 +17715,7 @@
       </w:pPr>
       <w:r>
         <w:rPr>
-          <w:rFonts w:ascii="Consolas" w:hAnsi="Consolas" w:eastAsia="Consolas"/>
+          <w:rFonts w:ascii="Courier New" w:hAnsi="Courier New" w:eastAsia="Courier New"/>
           <w:color w:val="1A1A1A"/>
           <w:sz w:val="17"/>
         </w:rPr>
@@ -17733,7 +17733,7 @@
       </w:pPr>
       <w:r>
         <w:rPr>
-          <w:rFonts w:ascii="Consolas" w:hAnsi="Consolas" w:eastAsia="Consolas"/>
+          <w:rFonts w:ascii="Courier New" w:hAnsi="Courier New" w:eastAsia="Courier New"/>
           <w:color w:val="1A1A1A"/>
           <w:sz w:val="17"/>
         </w:rPr>
@@ -17751,7 +17751,7 @@
       </w:pPr>
       <w:r>
         <w:rPr>
-          <w:rFonts w:ascii="Consolas" w:hAnsi="Consolas" w:eastAsia="Consolas"/>
+          <w:rFonts w:ascii="Courier New" w:hAnsi="Courier New" w:eastAsia="Courier New"/>
           <w:color w:val="1A1A1A"/>
           <w:sz w:val="17"/>
         </w:rPr>
@@ -17769,7 +17769,7 @@
       </w:pPr>
       <w:r>
         <w:rPr>
-          <w:rFonts w:ascii="Consolas" w:hAnsi="Consolas" w:eastAsia="Consolas"/>
+          <w:rFonts w:ascii="Courier New" w:hAnsi="Courier New" w:eastAsia="Courier New"/>
           <w:color w:val="1A1A1A"/>
           <w:sz w:val="17"/>
         </w:rPr>
@@ -17787,7 +17787,7 @@
       </w:pPr>
       <w:r>
         <w:rPr>
-          <w:rFonts w:ascii="Consolas" w:hAnsi="Consolas" w:eastAsia="Consolas"/>
+          <w:rFonts w:ascii="Courier New" w:hAnsi="Courier New" w:eastAsia="Courier New"/>
           <w:color w:val="1A1A1A"/>
           <w:sz w:val="17"/>
         </w:rPr>
@@ -17805,7 +17805,7 @@
       </w:pPr>
       <w:r>
         <w:rPr>
-          <w:rFonts w:ascii="Consolas" w:hAnsi="Consolas" w:eastAsia="Consolas"/>
+          <w:rFonts w:ascii="Courier New" w:hAnsi="Courier New" w:eastAsia="Courier New"/>
           <w:color w:val="1A1A1A"/>
           <w:sz w:val="17"/>
         </w:rPr>
@@ -17823,7 +17823,7 @@
       </w:pPr>
       <w:r>
         <w:rPr>
-          <w:rFonts w:ascii="Consolas" w:hAnsi="Consolas" w:eastAsia="Consolas"/>
+          <w:rFonts w:ascii="Courier New" w:hAnsi="Courier New" w:eastAsia="Courier New"/>
           <w:color w:val="1A1A1A"/>
           <w:sz w:val="17"/>
         </w:rPr>
@@ -17841,7 +17841,7 @@
       </w:pPr>
       <w:r>
         <w:rPr>
-          <w:rFonts w:ascii="Consolas" w:hAnsi="Consolas" w:eastAsia="Consolas"/>
+          <w:rFonts w:ascii="Courier New" w:hAnsi="Courier New" w:eastAsia="Courier New"/>
           <w:color w:val="1A1A1A"/>
           <w:sz w:val="17"/>
         </w:rPr>
@@ -17859,7 +17859,7 @@
       </w:pPr>
       <w:r>
         <w:rPr>
-          <w:rFonts w:ascii="Consolas" w:hAnsi="Consolas" w:eastAsia="Consolas"/>
+          <w:rFonts w:ascii="Courier New" w:hAnsi="Courier New" w:eastAsia="Courier New"/>
           <w:color w:val="1A1A1A"/>
           <w:sz w:val="17"/>
         </w:rPr>
@@ -17877,7 +17877,7 @@
       </w:pPr>
       <w:r>
         <w:rPr>
-          <w:rFonts w:ascii="Consolas" w:hAnsi="Consolas" w:eastAsia="Consolas"/>
+          <w:rFonts w:ascii="Courier New" w:hAnsi="Courier New" w:eastAsia="Courier New"/>
           <w:color w:val="1A1A1A"/>
           <w:sz w:val="17"/>
         </w:rPr>
@@ -17895,7 +17895,7 @@
       </w:pPr>
       <w:r>
         <w:rPr>
-          <w:rFonts w:ascii="Consolas" w:hAnsi="Consolas" w:eastAsia="Consolas"/>
+          <w:rFonts w:ascii="Courier New" w:hAnsi="Courier New" w:eastAsia="Courier New"/>
           <w:color w:val="1A1A1A"/>
           <w:sz w:val="17"/>
         </w:rPr>
@@ -17913,7 +17913,7 @@
       </w:pPr>
       <w:r>
         <w:rPr>
-          <w:rFonts w:ascii="Consolas" w:hAnsi="Consolas" w:eastAsia="Consolas"/>
+          <w:rFonts w:ascii="Courier New" w:hAnsi="Courier New" w:eastAsia="Courier New"/>
           <w:color w:val="1A1A1A"/>
           <w:sz w:val="17"/>
         </w:rPr>
@@ -17931,7 +17931,7 @@
       </w:pPr>
       <w:r>
         <w:rPr>
-          <w:rFonts w:ascii="Consolas" w:hAnsi="Consolas" w:eastAsia="Consolas"/>
+          <w:rFonts w:ascii="Courier New" w:hAnsi="Courier New" w:eastAsia="Courier New"/>
           <w:color w:val="1A1A1A"/>
           <w:sz w:val="17"/>
         </w:rPr>
@@ -17949,7 +17949,7 @@
       </w:pPr>
       <w:r>
         <w:rPr>
-          <w:rFonts w:ascii="Consolas" w:hAnsi="Consolas" w:eastAsia="Consolas"/>
+          <w:rFonts w:ascii="Courier New" w:hAnsi="Courier New" w:eastAsia="Courier New"/>
           <w:color w:val="1A1A1A"/>
           <w:sz w:val="17"/>
         </w:rPr>
@@ -17967,7 +17967,7 @@
       </w:pPr>
       <w:r>
         <w:rPr>
-          <w:rFonts w:ascii="Consolas" w:hAnsi="Consolas" w:eastAsia="Consolas"/>
+          <w:rFonts w:ascii="Courier New" w:hAnsi="Courier New" w:eastAsia="Courier New"/>
           <w:color w:val="1A1A1A"/>
           <w:sz w:val="17"/>
         </w:rPr>
@@ -17985,7 +17985,7 @@
       </w:pPr>
       <w:r>
         <w:rPr>
-          <w:rFonts w:ascii="Consolas" w:hAnsi="Consolas" w:eastAsia="Consolas"/>
+          <w:rFonts w:ascii="Courier New" w:hAnsi="Courier New" w:eastAsia="Courier New"/>
           <w:color w:val="1A1A1A"/>
           <w:sz w:val="17"/>
         </w:rPr>
@@ -18003,7 +18003,7 @@
       </w:pPr>
       <w:r>
         <w:rPr>
-          <w:rFonts w:ascii="Consolas" w:hAnsi="Consolas" w:eastAsia="Consolas"/>
+          <w:rFonts w:ascii="Courier New" w:hAnsi="Courier New" w:eastAsia="Courier New"/>
           <w:color w:val="1A1A1A"/>
           <w:sz w:val="17"/>
         </w:rPr>
@@ -18021,7 +18021,7 @@
       </w:pPr>
       <w:r>
         <w:rPr>
-          <w:rFonts w:ascii="Consolas" w:hAnsi="Consolas" w:eastAsia="Consolas"/>
+          <w:rFonts w:ascii="Courier New" w:hAnsi="Courier New" w:eastAsia="Courier New"/>
           <w:color w:val="1A1A1A"/>
           <w:sz w:val="17"/>
         </w:rPr>
@@ -18039,7 +18039,7 @@
       </w:pPr>
       <w:r>
         <w:rPr>
-          <w:rFonts w:ascii="Consolas" w:hAnsi="Consolas" w:eastAsia="Consolas"/>
+          <w:rFonts w:ascii="Courier New" w:hAnsi="Courier New" w:eastAsia="Courier New"/>
           <w:color w:val="1A1A1A"/>
           <w:sz w:val="17"/>
         </w:rPr>
@@ -18057,7 +18057,7 @@
       </w:pPr>
       <w:r>
         <w:rPr>
-          <w:rFonts w:ascii="Consolas" w:hAnsi="Consolas" w:eastAsia="Consolas"/>
+          <w:rFonts w:ascii="Courier New" w:hAnsi="Courier New" w:eastAsia="Courier New"/>
           <w:color w:val="1A1A1A"/>
           <w:sz w:val="17"/>
         </w:rPr>
@@ -18075,7 +18075,7 @@
       </w:pPr>
       <w:r>
         <w:rPr>
-          <w:rFonts w:ascii="Consolas" w:hAnsi="Consolas" w:eastAsia="Consolas"/>
+          <w:rFonts w:ascii="Courier New" w:hAnsi="Courier New" w:eastAsia="Courier New"/>
           <w:color w:val="1A1A1A"/>
           <w:sz w:val="17"/>
         </w:rPr>
@@ -18104,10 +18104,10 @@
       </w:r>
       <w:r>
         <w:rPr>
-          <w:rFonts w:ascii="Consolas" w:hAnsi="Consolas" w:eastAsia="Consolas"/>
-          <w:b w:val="0"/>
-          <w:i w:val="0"/>
-          <w:color w:val="9B1C1C"/>
+          <w:rFonts w:ascii="Courier New" w:hAnsi="Courier New" w:eastAsia="Courier New"/>
+          <w:b w:val="0"/>
+          <w:i w:val="0"/>
+          <w:color w:val="5A4400"/>
           <w:sz w:val="17"/>
         </w:rPr>
         <w:t>ebs</w:t>
@@ -18124,10 +18124,10 @@
       </w:r>
       <w:r>
         <w:rPr>
-          <w:rFonts w:ascii="Consolas" w:hAnsi="Consolas" w:eastAsia="Consolas"/>
-          <w:b w:val="0"/>
-          <w:i w:val="0"/>
-          <w:color w:val="9B1C1C"/>
+          <w:rFonts w:ascii="Courier New" w:hAnsi="Courier New" w:eastAsia="Courier New"/>
+          <w:b w:val="0"/>
+          <w:i w:val="0"/>
+          <w:color w:val="5A4400"/>
           <w:sz w:val="17"/>
         </w:rPr>
         <w:t>show running-config</w:t>
@@ -18144,10 +18144,10 @@
       </w:r>
       <w:r>
         <w:rPr>
-          <w:rFonts w:ascii="Consolas" w:hAnsi="Consolas" w:eastAsia="Consolas"/>
-          <w:b w:val="0"/>
-          <w:i w:val="0"/>
-          <w:color w:val="9B1C1C"/>
+          <w:rFonts w:ascii="Courier New" w:hAnsi="Courier New" w:eastAsia="Courier New"/>
+          <w:b w:val="0"/>
+          <w:i w:val="0"/>
+          <w:color w:val="5A4400"/>
           <w:sz w:val="17"/>
         </w:rPr>
         <w:t>ebs 1024</w:t>
@@ -18164,10 +18164,10 @@
       </w:r>
       <w:r>
         <w:rPr>
-          <w:rFonts w:ascii="Consolas" w:hAnsi="Consolas" w:eastAsia="Consolas"/>
-          <w:b w:val="0"/>
-          <w:i w:val="0"/>
-          <w:color w:val="9B1C1C"/>
+          <w:rFonts w:ascii="Courier New" w:hAnsi="Courier New" w:eastAsia="Courier New"/>
+          <w:b w:val="0"/>
+          <w:i w:val="0"/>
+          <w:color w:val="5A4400"/>
           <w:sz w:val="17"/>
         </w:rPr>
         <w:t>ebs</w:t>
@@ -18615,7 +18615,7 @@
       </w:pPr>
       <w:r>
         <w:rPr>
-          <w:rFonts w:ascii="Consolas" w:hAnsi="Consolas" w:eastAsia="Consolas"/>
+          <w:rFonts w:ascii="Courier New" w:hAnsi="Courier New" w:eastAsia="Courier New"/>
           <w:color w:val="1A1A1A"/>
           <w:sz w:val="17"/>
         </w:rPr>
@@ -18649,7 +18649,7 @@
       </w:pPr>
       <w:r>
         <w:rPr>
-          <w:rFonts w:ascii="Consolas" w:hAnsi="Consolas" w:eastAsia="Consolas"/>
+          <w:rFonts w:ascii="Courier New" w:hAnsi="Courier New" w:eastAsia="Courier New"/>
           <w:color w:val="1A1A1A"/>
           <w:sz w:val="17"/>
         </w:rPr>
@@ -18667,7 +18667,7 @@
       </w:pPr>
       <w:r>
         <w:rPr>
-          <w:rFonts w:ascii="Consolas" w:hAnsi="Consolas" w:eastAsia="Consolas"/>
+          <w:rFonts w:ascii="Courier New" w:hAnsi="Courier New" w:eastAsia="Courier New"/>
           <w:color w:val="1A1A1A"/>
           <w:sz w:val="17"/>
         </w:rPr>
@@ -18701,7 +18701,7 @@
       </w:pPr>
       <w:r>
         <w:rPr>
-          <w:rFonts w:ascii="Consolas" w:hAnsi="Consolas" w:eastAsia="Consolas"/>
+          <w:rFonts w:ascii="Courier New" w:hAnsi="Courier New" w:eastAsia="Courier New"/>
           <w:color w:val="1A1A1A"/>
           <w:sz w:val="17"/>
         </w:rPr>
@@ -18735,7 +18735,7 @@
       </w:pPr>
       <w:r>
         <w:rPr>
-          <w:rFonts w:ascii="Consolas" w:hAnsi="Consolas" w:eastAsia="Consolas"/>
+          <w:rFonts w:ascii="Courier New" w:hAnsi="Courier New" w:eastAsia="Courier New"/>
           <w:color w:val="1A1A1A"/>
           <w:sz w:val="17"/>
         </w:rPr>
@@ -18769,7 +18769,7 @@
       </w:pPr>
       <w:r>
         <w:rPr>
-          <w:rFonts w:ascii="Consolas" w:hAnsi="Consolas" w:eastAsia="Consolas"/>
+          <w:rFonts w:ascii="Courier New" w:hAnsi="Courier New" w:eastAsia="Courier New"/>
           <w:color w:val="1A1A1A"/>
           <w:sz w:val="17"/>
         </w:rPr>
@@ -18803,7 +18803,7 @@
       </w:pPr>
       <w:r>
         <w:rPr>
-          <w:rFonts w:ascii="Consolas" w:hAnsi="Consolas" w:eastAsia="Consolas"/>
+          <w:rFonts w:ascii="Courier New" w:hAnsi="Courier New" w:eastAsia="Courier New"/>
           <w:color w:val="1A1A1A"/>
           <w:sz w:val="17"/>
         </w:rPr>
@@ -18837,7 +18837,7 @@
       </w:pPr>
       <w:r>
         <w:rPr>
-          <w:rFonts w:ascii="Consolas" w:hAnsi="Consolas" w:eastAsia="Consolas"/>
+          <w:rFonts w:ascii="Courier New" w:hAnsi="Courier New" w:eastAsia="Courier New"/>
           <w:color w:val="1A1A1A"/>
           <w:sz w:val="17"/>
         </w:rPr>
@@ -18871,7 +18871,7 @@
       </w:pPr>
       <w:r>
         <w:rPr>
-          <w:rFonts w:ascii="Consolas" w:hAnsi="Consolas" w:eastAsia="Consolas"/>
+          <w:rFonts w:ascii="Courier New" w:hAnsi="Courier New" w:eastAsia="Courier New"/>
           <w:color w:val="1A1A1A"/>
           <w:sz w:val="17"/>
         </w:rPr>
@@ -18905,7 +18905,7 @@
       </w:pPr>
       <w:r>
         <w:rPr>
-          <w:rFonts w:ascii="Consolas" w:hAnsi="Consolas" w:eastAsia="Consolas"/>
+          <w:rFonts w:ascii="Courier New" w:hAnsi="Courier New" w:eastAsia="Courier New"/>
           <w:color w:val="1A1A1A"/>
           <w:sz w:val="17"/>
         </w:rPr>
@@ -18939,7 +18939,7 @@
       </w:pPr>
       <w:r>
         <w:rPr>
-          <w:rFonts w:ascii="Consolas" w:hAnsi="Consolas" w:eastAsia="Consolas"/>
+          <w:rFonts w:ascii="Courier New" w:hAnsi="Courier New" w:eastAsia="Courier New"/>
           <w:color w:val="1A1A1A"/>
           <w:sz w:val="17"/>
         </w:rPr>
@@ -19199,7 +19199,7 @@
       </w:pPr>
       <w:r>
         <w:rPr>
-          <w:rFonts w:ascii="Consolas" w:hAnsi="Consolas" w:eastAsia="Consolas"/>
+          <w:rFonts w:ascii="Courier New" w:hAnsi="Courier New" w:eastAsia="Courier New"/>
           <w:color w:val="2E7D32"/>
           <w:sz w:val="17"/>
         </w:rPr>
@@ -19217,7 +19217,7 @@
       </w:pPr>
       <w:r>
         <w:rPr>
-          <w:rFonts w:ascii="Consolas" w:hAnsi="Consolas" w:eastAsia="Consolas"/>
+          <w:rFonts w:ascii="Courier New" w:hAnsi="Courier New" w:eastAsia="Courier New"/>
           <w:color w:val="1A1A1A"/>
           <w:sz w:val="17"/>
         </w:rPr>
@@ -19235,7 +19235,7 @@
       </w:pPr>
       <w:r>
         <w:rPr>
-          <w:rFonts w:ascii="Consolas" w:hAnsi="Consolas" w:eastAsia="Consolas"/>
+          <w:rFonts w:ascii="Courier New" w:hAnsi="Courier New" w:eastAsia="Courier New"/>
           <w:color w:val="1A1A1A"/>
           <w:sz w:val="17"/>
         </w:rPr>
@@ -19253,7 +19253,7 @@
       </w:pPr>
       <w:r>
         <w:rPr>
-          <w:rFonts w:ascii="Consolas" w:hAnsi="Consolas" w:eastAsia="Consolas"/>
+          <w:rFonts w:ascii="Courier New" w:hAnsi="Courier New" w:eastAsia="Courier New"/>
           <w:color w:val="1A1A1A"/>
           <w:sz w:val="17"/>
         </w:rPr>
@@ -19271,7 +19271,7 @@
       </w:pPr>
       <w:r>
         <w:rPr>
-          <w:rFonts w:ascii="Consolas" w:hAnsi="Consolas" w:eastAsia="Consolas"/>
+          <w:rFonts w:ascii="Courier New" w:hAnsi="Courier New" w:eastAsia="Courier New"/>
           <w:color w:val="2E7D32"/>
           <w:sz w:val="17"/>
         </w:rPr>
@@ -19289,7 +19289,7 @@
       </w:pPr>
       <w:r>
         <w:rPr>
-          <w:rFonts w:ascii="Consolas" w:hAnsi="Consolas" w:eastAsia="Consolas"/>
+          <w:rFonts w:ascii="Courier New" w:hAnsi="Courier New" w:eastAsia="Courier New"/>
           <w:color w:val="1A1A1A"/>
           <w:sz w:val="17"/>
         </w:rPr>
@@ -19307,7 +19307,7 @@
       </w:pPr>
       <w:r>
         <w:rPr>
-          <w:rFonts w:ascii="Consolas" w:hAnsi="Consolas" w:eastAsia="Consolas"/>
+          <w:rFonts w:ascii="Courier New" w:hAnsi="Courier New" w:eastAsia="Courier New"/>
           <w:color w:val="1A1A1A"/>
           <w:sz w:val="17"/>
         </w:rPr>
@@ -19325,7 +19325,7 @@
       </w:pPr>
       <w:r>
         <w:rPr>
-          <w:rFonts w:ascii="Consolas" w:hAnsi="Consolas" w:eastAsia="Consolas"/>
+          <w:rFonts w:ascii="Courier New" w:hAnsi="Courier New" w:eastAsia="Courier New"/>
           <w:color w:val="1A1A1A"/>
           <w:sz w:val="17"/>
         </w:rPr>
@@ -19343,7 +19343,7 @@
       </w:pPr>
       <w:r>
         <w:rPr>
-          <w:rFonts w:ascii="Consolas" w:hAnsi="Consolas" w:eastAsia="Consolas"/>
+          <w:rFonts w:ascii="Courier New" w:hAnsi="Courier New" w:eastAsia="Courier New"/>
           <w:color w:val="2E7D32"/>
           <w:sz w:val="17"/>
         </w:rPr>
@@ -19361,7 +19361,7 @@
       </w:pPr>
       <w:r>
         <w:rPr>
-          <w:rFonts w:ascii="Consolas" w:hAnsi="Consolas" w:eastAsia="Consolas"/>
+          <w:rFonts w:ascii="Courier New" w:hAnsi="Courier New" w:eastAsia="Courier New"/>
           <w:color w:val="1A1A1A"/>
           <w:sz w:val="17"/>
         </w:rPr>
@@ -19379,7 +19379,7 @@
       </w:pPr>
       <w:r>
         <w:rPr>
-          <w:rFonts w:ascii="Consolas" w:hAnsi="Consolas" w:eastAsia="Consolas"/>
+          <w:rFonts w:ascii="Courier New" w:hAnsi="Courier New" w:eastAsia="Courier New"/>
           <w:color w:val="2E7D32"/>
           <w:sz w:val="17"/>
         </w:rPr>
@@ -19397,7 +19397,7 @@
       </w:pPr>
       <w:r>
         <w:rPr>
-          <w:rFonts w:ascii="Consolas" w:hAnsi="Consolas" w:eastAsia="Consolas"/>
+          <w:rFonts w:ascii="Courier New" w:hAnsi="Courier New" w:eastAsia="Courier New"/>
           <w:color w:val="1A1A1A"/>
           <w:sz w:val="17"/>
         </w:rPr>
@@ -19415,7 +19415,7 @@
       </w:pPr>
       <w:r>
         <w:rPr>
-          <w:rFonts w:ascii="Consolas" w:hAnsi="Consolas" w:eastAsia="Consolas"/>
+          <w:rFonts w:ascii="Courier New" w:hAnsi="Courier New" w:eastAsia="Courier New"/>
           <w:color w:val="1A1A1A"/>
           <w:sz w:val="17"/>
         </w:rPr>
@@ -19433,7 +19433,7 @@
       </w:pPr>
       <w:r>
         <w:rPr>
-          <w:rFonts w:ascii="Consolas" w:hAnsi="Consolas" w:eastAsia="Consolas"/>
+          <w:rFonts w:ascii="Courier New" w:hAnsi="Courier New" w:eastAsia="Courier New"/>
           <w:color w:val="1A1A1A"/>
           <w:sz w:val="17"/>
         </w:rPr>
@@ -19451,7 +19451,7 @@
       </w:pPr>
       <w:r>
         <w:rPr>
-          <w:rFonts w:ascii="Consolas" w:hAnsi="Consolas" w:eastAsia="Consolas"/>
+          <w:rFonts w:ascii="Courier New" w:hAnsi="Courier New" w:eastAsia="Courier New"/>
           <w:color w:val="2E7D32"/>
           <w:sz w:val="17"/>
         </w:rPr>
@@ -19469,7 +19469,7 @@
       </w:pPr>
       <w:r>
         <w:rPr>
-          <w:rFonts w:ascii="Consolas" w:hAnsi="Consolas" w:eastAsia="Consolas"/>
+          <w:rFonts w:ascii="Courier New" w:hAnsi="Courier New" w:eastAsia="Courier New"/>
           <w:color w:val="1A1A1A"/>
           <w:sz w:val="17"/>
         </w:rPr>
@@ -19487,7 +19487,7 @@
       </w:pPr>
       <w:r>
         <w:rPr>
-          <w:rFonts w:ascii="Consolas" w:hAnsi="Consolas" w:eastAsia="Consolas"/>
+          <w:rFonts w:ascii="Courier New" w:hAnsi="Courier New" w:eastAsia="Courier New"/>
           <w:color w:val="1A1A1A"/>
           <w:sz w:val="17"/>
         </w:rPr>
@@ -19505,7 +19505,7 @@
       </w:pPr>
       <w:r>
         <w:rPr>
-          <w:rFonts w:ascii="Consolas" w:hAnsi="Consolas" w:eastAsia="Consolas"/>
+          <w:rFonts w:ascii="Courier New" w:hAnsi="Courier New" w:eastAsia="Courier New"/>
           <w:color w:val="1A1A1A"/>
           <w:sz w:val="17"/>
         </w:rPr>
@@ -19523,7 +19523,7 @@
       </w:pPr>
       <w:r>
         <w:rPr>
-          <w:rFonts w:ascii="Consolas" w:hAnsi="Consolas" w:eastAsia="Consolas"/>
+          <w:rFonts w:ascii="Courier New" w:hAnsi="Courier New" w:eastAsia="Courier New"/>
           <w:color w:val="1A1A1A"/>
           <w:sz w:val="17"/>
         </w:rPr>
@@ -19541,7 +19541,7 @@
       </w:pPr>
       <w:r>
         <w:rPr>
-          <w:rFonts w:ascii="Consolas" w:hAnsi="Consolas" w:eastAsia="Consolas"/>
+          <w:rFonts w:ascii="Courier New" w:hAnsi="Courier New" w:eastAsia="Courier New"/>
           <w:color w:val="1A1A1A"/>
           <w:sz w:val="17"/>
         </w:rPr>
@@ -19559,7 +19559,7 @@
       </w:pPr>
       <w:r>
         <w:rPr>
-          <w:rFonts w:ascii="Consolas" w:hAnsi="Consolas" w:eastAsia="Consolas"/>
+          <w:rFonts w:ascii="Courier New" w:hAnsi="Courier New" w:eastAsia="Courier New"/>
           <w:color w:val="2E7D32"/>
           <w:sz w:val="17"/>
         </w:rPr>
@@ -19577,7 +19577,7 @@
       </w:pPr>
       <w:r>
         <w:rPr>
-          <w:rFonts w:ascii="Consolas" w:hAnsi="Consolas" w:eastAsia="Consolas"/>
+          <w:rFonts w:ascii="Courier New" w:hAnsi="Courier New" w:eastAsia="Courier New"/>
           <w:color w:val="1A1A1A"/>
           <w:sz w:val="17"/>
         </w:rPr>
@@ -19595,7 +19595,7 @@
       </w:pPr>
       <w:r>
         <w:rPr>
-          <w:rFonts w:ascii="Consolas" w:hAnsi="Consolas" w:eastAsia="Consolas"/>
+          <w:rFonts w:ascii="Courier New" w:hAnsi="Courier New" w:eastAsia="Courier New"/>
           <w:color w:val="1A1A1A"/>
           <w:sz w:val="17"/>
         </w:rPr>
@@ -19613,7 +19613,7 @@
       </w:pPr>
       <w:r>
         <w:rPr>
-          <w:rFonts w:ascii="Consolas" w:hAnsi="Consolas" w:eastAsia="Consolas"/>
+          <w:rFonts w:ascii="Courier New" w:hAnsi="Courier New" w:eastAsia="Courier New"/>
           <w:color w:val="1A1A1A"/>
           <w:sz w:val="17"/>
         </w:rPr>
@@ -19631,7 +19631,7 @@
       </w:pPr>
       <w:r>
         <w:rPr>
-          <w:rFonts w:ascii="Consolas" w:hAnsi="Consolas" w:eastAsia="Consolas"/>
+          <w:rFonts w:ascii="Courier New" w:hAnsi="Courier New" w:eastAsia="Courier New"/>
           <w:color w:val="1A1A1A"/>
           <w:sz w:val="17"/>
         </w:rPr>
@@ -19649,7 +19649,7 @@
       </w:pPr>
       <w:r>
         <w:rPr>
-          <w:rFonts w:ascii="Consolas" w:hAnsi="Consolas" w:eastAsia="Consolas"/>
+          <w:rFonts w:ascii="Courier New" w:hAnsi="Courier New" w:eastAsia="Courier New"/>
           <w:color w:val="1A1A1A"/>
           <w:sz w:val="17"/>
         </w:rPr>
@@ -19667,7 +19667,7 @@
       </w:pPr>
       <w:r>
         <w:rPr>
-          <w:rFonts w:ascii="Consolas" w:hAnsi="Consolas" w:eastAsia="Consolas"/>
+          <w:rFonts w:ascii="Courier New" w:hAnsi="Courier New" w:eastAsia="Courier New"/>
           <w:color w:val="1A1A1A"/>
           <w:sz w:val="17"/>
         </w:rPr>
@@ -19685,7 +19685,7 @@
       </w:pPr>
       <w:r>
         <w:rPr>
-          <w:rFonts w:ascii="Consolas" w:hAnsi="Consolas" w:eastAsia="Consolas"/>
+          <w:rFonts w:ascii="Courier New" w:hAnsi="Courier New" w:eastAsia="Courier New"/>
           <w:color w:val="2E7D32"/>
           <w:sz w:val="17"/>
         </w:rPr>
@@ -19703,7 +19703,7 @@
       </w:pPr>
       <w:r>
         <w:rPr>
-          <w:rFonts w:ascii="Consolas" w:hAnsi="Consolas" w:eastAsia="Consolas"/>
+          <w:rFonts w:ascii="Courier New" w:hAnsi="Courier New" w:eastAsia="Courier New"/>
           <w:color w:val="1A1A1A"/>
           <w:sz w:val="17"/>
         </w:rPr>
@@ -19721,7 +19721,7 @@
       </w:pPr>
       <w:r>
         <w:rPr>
-          <w:rFonts w:ascii="Consolas" w:hAnsi="Consolas" w:eastAsia="Consolas"/>
+          <w:rFonts w:ascii="Courier New" w:hAnsi="Courier New" w:eastAsia="Courier New"/>
           <w:color w:val="2E7D32"/>
           <w:sz w:val="17"/>
         </w:rPr>
@@ -19739,7 +19739,7 @@
       </w:pPr>
       <w:r>
         <w:rPr>
-          <w:rFonts w:ascii="Consolas" w:hAnsi="Consolas" w:eastAsia="Consolas"/>
+          <w:rFonts w:ascii="Courier New" w:hAnsi="Courier New" w:eastAsia="Courier New"/>
           <w:color w:val="1A1A1A"/>
           <w:sz w:val="17"/>
         </w:rPr>
@@ -19757,7 +19757,7 @@
       </w:pPr>
       <w:r>
         <w:rPr>
-          <w:rFonts w:ascii="Consolas" w:hAnsi="Consolas" w:eastAsia="Consolas"/>
+          <w:rFonts w:ascii="Courier New" w:hAnsi="Courier New" w:eastAsia="Courier New"/>
           <w:color w:val="1A1A1A"/>
           <w:sz w:val="17"/>
         </w:rPr>
@@ -19775,7 +19775,7 @@
       </w:pPr>
       <w:r>
         <w:rPr>
-          <w:rFonts w:ascii="Consolas" w:hAnsi="Consolas" w:eastAsia="Consolas"/>
+          <w:rFonts w:ascii="Courier New" w:hAnsi="Courier New" w:eastAsia="Courier New"/>
           <w:color w:val="1A1A1A"/>
           <w:sz w:val="17"/>
         </w:rPr>
@@ -19793,7 +19793,7 @@
       </w:pPr>
       <w:r>
         <w:rPr>
-          <w:rFonts w:ascii="Consolas" w:hAnsi="Consolas" w:eastAsia="Consolas"/>
+          <w:rFonts w:ascii="Courier New" w:hAnsi="Courier New" w:eastAsia="Courier New"/>
           <w:color w:val="2E7D32"/>
           <w:sz w:val="17"/>
         </w:rPr>
@@ -19811,7 +19811,7 @@
       </w:pPr>
       <w:r>
         <w:rPr>
-          <w:rFonts w:ascii="Consolas" w:hAnsi="Consolas" w:eastAsia="Consolas"/>
+          <w:rFonts w:ascii="Courier New" w:hAnsi="Courier New" w:eastAsia="Courier New"/>
           <w:color w:val="1A1A1A"/>
           <w:sz w:val="17"/>
         </w:rPr>
@@ -19829,7 +19829,7 @@
       </w:pPr>
       <w:r>
         <w:rPr>
-          <w:rFonts w:ascii="Consolas" w:hAnsi="Consolas" w:eastAsia="Consolas"/>
+          <w:rFonts w:ascii="Courier New" w:hAnsi="Courier New" w:eastAsia="Courier New"/>
           <w:color w:val="2E7D32"/>
           <w:sz w:val="17"/>
         </w:rPr>
@@ -19847,7 +19847,7 @@
       </w:pPr>
       <w:r>
         <w:rPr>
-          <w:rFonts w:ascii="Consolas" w:hAnsi="Consolas" w:eastAsia="Consolas"/>
+          <w:rFonts w:ascii="Courier New" w:hAnsi="Courier New" w:eastAsia="Courier New"/>
           <w:color w:val="1A1A1A"/>
           <w:sz w:val="17"/>
         </w:rPr>
@@ -19865,7 +19865,7 @@
       </w:pPr>
       <w:r>
         <w:rPr>
-          <w:rFonts w:ascii="Consolas" w:hAnsi="Consolas" w:eastAsia="Consolas"/>
+          <w:rFonts w:ascii="Courier New" w:hAnsi="Courier New" w:eastAsia="Courier New"/>
           <w:color w:val="2E7D32"/>
           <w:sz w:val="17"/>
         </w:rPr>
@@ -19883,7 +19883,7 @@
       </w:pPr>
       <w:r>
         <w:rPr>
-          <w:rFonts w:ascii="Consolas" w:hAnsi="Consolas" w:eastAsia="Consolas"/>
+          <w:rFonts w:ascii="Courier New" w:hAnsi="Courier New" w:eastAsia="Courier New"/>
           <w:color w:val="1A1A1A"/>
           <w:sz w:val="17"/>
         </w:rPr>
@@ -19915,7 +19915,7 @@
       </w:pPr>
       <w:r>
         <w:rPr>
-          <w:rFonts w:ascii="Consolas" w:hAnsi="Consolas" w:eastAsia="Consolas"/>
+          <w:rFonts w:ascii="Courier New" w:hAnsi="Courier New" w:eastAsia="Courier New"/>
           <w:color w:val="2E7D32"/>
           <w:sz w:val="17"/>
         </w:rPr>
@@ -19933,7 +19933,7 @@
       </w:pPr>
       <w:r>
         <w:rPr>
-          <w:rFonts w:ascii="Consolas" w:hAnsi="Consolas" w:eastAsia="Consolas"/>
+          <w:rFonts w:ascii="Courier New" w:hAnsi="Courier New" w:eastAsia="Courier New"/>
           <w:color w:val="1A1A1A"/>
           <w:sz w:val="17"/>
         </w:rPr>
@@ -19951,7 +19951,7 @@
       </w:pPr>
       <w:r>
         <w:rPr>
-          <w:rFonts w:ascii="Consolas" w:hAnsi="Consolas" w:eastAsia="Consolas"/>
+          <w:rFonts w:ascii="Courier New" w:hAnsi="Courier New" w:eastAsia="Courier New"/>
           <w:color w:val="1A1A1A"/>
           <w:sz w:val="17"/>
         </w:rPr>
@@ -19969,7 +19969,7 @@
       </w:pPr>
       <w:r>
         <w:rPr>
-          <w:rFonts w:ascii="Consolas" w:hAnsi="Consolas" w:eastAsia="Consolas"/>
+          <w:rFonts w:ascii="Courier New" w:hAnsi="Courier New" w:eastAsia="Courier New"/>
           <w:color w:val="1A1A1A"/>
           <w:sz w:val="17"/>
         </w:rPr>
@@ -19987,7 +19987,7 @@
       </w:pPr>
       <w:r>
         <w:rPr>
-          <w:rFonts w:ascii="Consolas" w:hAnsi="Consolas" w:eastAsia="Consolas"/>
+          <w:rFonts w:ascii="Courier New" w:hAnsi="Courier New" w:eastAsia="Courier New"/>
           <w:color w:val="2E7D32"/>
           <w:sz w:val="17"/>
         </w:rPr>
@@ -20005,7 +20005,7 @@
       </w:pPr>
       <w:r>
         <w:rPr>
-          <w:rFonts w:ascii="Consolas" w:hAnsi="Consolas" w:eastAsia="Consolas"/>
+          <w:rFonts w:ascii="Courier New" w:hAnsi="Courier New" w:eastAsia="Courier New"/>
           <w:color w:val="1A1A1A"/>
           <w:sz w:val="17"/>
         </w:rPr>
@@ -20023,7 +20023,7 @@
       </w:pPr>
       <w:r>
         <w:rPr>
-          <w:rFonts w:ascii="Consolas" w:hAnsi="Consolas" w:eastAsia="Consolas"/>
+          <w:rFonts w:ascii="Courier New" w:hAnsi="Courier New" w:eastAsia="Courier New"/>
           <w:color w:val="1A1A1A"/>
           <w:sz w:val="17"/>
         </w:rPr>
@@ -20041,7 +20041,7 @@
       </w:pPr>
       <w:r>
         <w:rPr>
-          <w:rFonts w:ascii="Consolas" w:hAnsi="Consolas" w:eastAsia="Consolas"/>
+          <w:rFonts w:ascii="Courier New" w:hAnsi="Courier New" w:eastAsia="Courier New"/>
           <w:color w:val="1A1A1A"/>
           <w:sz w:val="17"/>
         </w:rPr>
@@ -20059,7 +20059,7 @@
       </w:pPr>
       <w:r>
         <w:rPr>
-          <w:rFonts w:ascii="Consolas" w:hAnsi="Consolas" w:eastAsia="Consolas"/>
+          <w:rFonts w:ascii="Courier New" w:hAnsi="Courier New" w:eastAsia="Courier New"/>
           <w:color w:val="2E7D32"/>
           <w:sz w:val="17"/>
         </w:rPr>
@@ -20077,7 +20077,7 @@
       </w:pPr>
       <w:r>
         <w:rPr>
-          <w:rFonts w:ascii="Consolas" w:hAnsi="Consolas" w:eastAsia="Consolas"/>
+          <w:rFonts w:ascii="Courier New" w:hAnsi="Courier New" w:eastAsia="Courier New"/>
           <w:color w:val="1A1A1A"/>
           <w:sz w:val="17"/>
         </w:rPr>
@@ -20095,7 +20095,7 @@
       </w:pPr>
       <w:r>
         <w:rPr>
-          <w:rFonts w:ascii="Consolas" w:hAnsi="Consolas" w:eastAsia="Consolas"/>
+          <w:rFonts w:ascii="Courier New" w:hAnsi="Courier New" w:eastAsia="Courier New"/>
           <w:color w:val="2E7D32"/>
           <w:sz w:val="17"/>
         </w:rPr>
@@ -20113,7 +20113,7 @@
       </w:pPr>
       <w:r>
         <w:rPr>
-          <w:rFonts w:ascii="Consolas" w:hAnsi="Consolas" w:eastAsia="Consolas"/>
+          <w:rFonts w:ascii="Courier New" w:hAnsi="Courier New" w:eastAsia="Courier New"/>
           <w:color w:val="1A1A1A"/>
           <w:sz w:val="17"/>
         </w:rPr>
@@ -20131,7 +20131,7 @@
       </w:pPr>
       <w:r>
         <w:rPr>
-          <w:rFonts w:ascii="Consolas" w:hAnsi="Consolas" w:eastAsia="Consolas"/>
+          <w:rFonts w:ascii="Courier New" w:hAnsi="Courier New" w:eastAsia="Courier New"/>
           <w:color w:val="1A1A1A"/>
           <w:sz w:val="17"/>
         </w:rPr>
@@ -20149,7 +20149,7 @@
       </w:pPr>
       <w:r>
         <w:rPr>
-          <w:rFonts w:ascii="Consolas" w:hAnsi="Consolas" w:eastAsia="Consolas"/>
+          <w:rFonts w:ascii="Courier New" w:hAnsi="Courier New" w:eastAsia="Courier New"/>
           <w:color w:val="1A1A1A"/>
           <w:sz w:val="17"/>
         </w:rPr>
@@ -20167,7 +20167,7 @@
       </w:pPr>
       <w:r>
         <w:rPr>
-          <w:rFonts w:ascii="Consolas" w:hAnsi="Consolas" w:eastAsia="Consolas"/>
+          <w:rFonts w:ascii="Courier New" w:hAnsi="Courier New" w:eastAsia="Courier New"/>
           <w:color w:val="2E7D32"/>
           <w:sz w:val="17"/>
         </w:rPr>
@@ -20185,7 +20185,7 @@
       </w:pPr>
       <w:r>
         <w:rPr>
-          <w:rFonts w:ascii="Consolas" w:hAnsi="Consolas" w:eastAsia="Consolas"/>
+          <w:rFonts w:ascii="Courier New" w:hAnsi="Courier New" w:eastAsia="Courier New"/>
           <w:color w:val="1A1A1A"/>
           <w:sz w:val="17"/>
         </w:rPr>
@@ -20203,7 +20203,7 @@
       </w:pPr>
       <w:r>
         <w:rPr>
-          <w:rFonts w:ascii="Consolas" w:hAnsi="Consolas" w:eastAsia="Consolas"/>
+          <w:rFonts w:ascii="Courier New" w:hAnsi="Courier New" w:eastAsia="Courier New"/>
           <w:color w:val="1A1A1A"/>
           <w:sz w:val="17"/>
         </w:rPr>
@@ -20221,7 +20221,7 @@
       </w:pPr>
       <w:r>
         <w:rPr>
-          <w:rFonts w:ascii="Consolas" w:hAnsi="Consolas" w:eastAsia="Consolas"/>
+          <w:rFonts w:ascii="Courier New" w:hAnsi="Courier New" w:eastAsia="Courier New"/>
           <w:color w:val="1A1A1A"/>
           <w:sz w:val="17"/>
         </w:rPr>
@@ -20239,7 +20239,7 @@
       </w:pPr>
       <w:r>
         <w:rPr>
-          <w:rFonts w:ascii="Consolas" w:hAnsi="Consolas" w:eastAsia="Consolas"/>
+          <w:rFonts w:ascii="Courier New" w:hAnsi="Courier New" w:eastAsia="Courier New"/>
           <w:color w:val="1A1A1A"/>
           <w:sz w:val="17"/>
         </w:rPr>
@@ -20257,7 +20257,7 @@
       </w:pPr>
       <w:r>
         <w:rPr>
-          <w:rFonts w:ascii="Consolas" w:hAnsi="Consolas" w:eastAsia="Consolas"/>
+          <w:rFonts w:ascii="Courier New" w:hAnsi="Courier New" w:eastAsia="Courier New"/>
           <w:color w:val="2E7D32"/>
           <w:sz w:val="17"/>
         </w:rPr>
@@ -20275,7 +20275,7 @@
       </w:pPr>
       <w:r>
         <w:rPr>
-          <w:rFonts w:ascii="Consolas" w:hAnsi="Consolas" w:eastAsia="Consolas"/>
+          <w:rFonts w:ascii="Courier New" w:hAnsi="Courier New" w:eastAsia="Courier New"/>
           <w:color w:val="1A1A1A"/>
           <w:sz w:val="17"/>
         </w:rPr>
@@ -20293,7 +20293,7 @@
       </w:pPr>
       <w:r>
         <w:rPr>
-          <w:rFonts w:ascii="Consolas" w:hAnsi="Consolas" w:eastAsia="Consolas"/>
+          <w:rFonts w:ascii="Courier New" w:hAnsi="Courier New" w:eastAsia="Courier New"/>
           <w:color w:val="1A1A1A"/>
           <w:sz w:val="17"/>
         </w:rPr>
@@ -20311,7 +20311,7 @@
       </w:pPr>
       <w:r>
         <w:rPr>
-          <w:rFonts w:ascii="Consolas" w:hAnsi="Consolas" w:eastAsia="Consolas"/>
+          <w:rFonts w:ascii="Courier New" w:hAnsi="Courier New" w:eastAsia="Courier New"/>
           <w:color w:val="1A1A1A"/>
           <w:sz w:val="17"/>
         </w:rPr>
@@ -20329,7 +20329,7 @@
       </w:pPr>
       <w:r>
         <w:rPr>
-          <w:rFonts w:ascii="Consolas" w:hAnsi="Consolas" w:eastAsia="Consolas"/>
+          <w:rFonts w:ascii="Courier New" w:hAnsi="Courier New" w:eastAsia="Courier New"/>
           <w:color w:val="1A1A1A"/>
           <w:sz w:val="17"/>
         </w:rPr>
@@ -20347,7 +20347,7 @@
       </w:pPr>
       <w:r>
         <w:rPr>
-          <w:rFonts w:ascii="Consolas" w:hAnsi="Consolas" w:eastAsia="Consolas"/>
+          <w:rFonts w:ascii="Courier New" w:hAnsi="Courier New" w:eastAsia="Courier New"/>
           <w:color w:val="2E7D32"/>
           <w:sz w:val="17"/>
         </w:rPr>
@@ -20365,7 +20365,7 @@
       </w:pPr>
       <w:r>
         <w:rPr>
-          <w:rFonts w:ascii="Consolas" w:hAnsi="Consolas" w:eastAsia="Consolas"/>
+          <w:rFonts w:ascii="Courier New" w:hAnsi="Courier New" w:eastAsia="Courier New"/>
           <w:color w:val="1A1A1A"/>
           <w:sz w:val="17"/>
         </w:rPr>
@@ -20383,7 +20383,7 @@
       </w:pPr>
       <w:r>
         <w:rPr>
-          <w:rFonts w:ascii="Consolas" w:hAnsi="Consolas" w:eastAsia="Consolas"/>
+          <w:rFonts w:ascii="Courier New" w:hAnsi="Courier New" w:eastAsia="Courier New"/>
           <w:color w:val="1A1A1A"/>
           <w:sz w:val="17"/>
         </w:rPr>
@@ -20401,7 +20401,7 @@
       </w:pPr>
       <w:r>
         <w:rPr>
-          <w:rFonts w:ascii="Consolas" w:hAnsi="Consolas" w:eastAsia="Consolas"/>
+          <w:rFonts w:ascii="Courier New" w:hAnsi="Courier New" w:eastAsia="Courier New"/>
           <w:color w:val="1A1A1A"/>
           <w:sz w:val="17"/>
         </w:rPr>
@@ -20419,7 +20419,7 @@
       </w:pPr>
       <w:r>
         <w:rPr>
-          <w:rFonts w:ascii="Consolas" w:hAnsi="Consolas" w:eastAsia="Consolas"/>
+          <w:rFonts w:ascii="Courier New" w:hAnsi="Courier New" w:eastAsia="Courier New"/>
           <w:color w:val="2E7D32"/>
           <w:sz w:val="17"/>
         </w:rPr>
@@ -20437,7 +20437,7 @@
       </w:pPr>
       <w:r>
         <w:rPr>
-          <w:rFonts w:ascii="Consolas" w:hAnsi="Consolas" w:eastAsia="Consolas"/>
+          <w:rFonts w:ascii="Courier New" w:hAnsi="Courier New" w:eastAsia="Courier New"/>
           <w:color w:val="1A1A1A"/>
           <w:sz w:val="17"/>
         </w:rPr>
@@ -20455,7 +20455,7 @@
       </w:pPr>
       <w:r>
         <w:rPr>
-          <w:rFonts w:ascii="Consolas" w:hAnsi="Consolas" w:eastAsia="Consolas"/>
+          <w:rFonts w:ascii="Courier New" w:hAnsi="Courier New" w:eastAsia="Courier New"/>
           <w:color w:val="2E7D32"/>
           <w:sz w:val="17"/>
         </w:rPr>
@@ -20473,7 +20473,7 @@
       </w:pPr>
       <w:r>
         <w:rPr>
-          <w:rFonts w:ascii="Consolas" w:hAnsi="Consolas" w:eastAsia="Consolas"/>
+          <w:rFonts w:ascii="Courier New" w:hAnsi="Courier New" w:eastAsia="Courier New"/>
           <w:color w:val="1A1A1A"/>
           <w:sz w:val="17"/>
         </w:rPr>
@@ -20491,7 +20491,7 @@
       </w:pPr>
       <w:r>
         <w:rPr>
-          <w:rFonts w:ascii="Consolas" w:hAnsi="Consolas" w:eastAsia="Consolas"/>
+          <w:rFonts w:ascii="Courier New" w:hAnsi="Courier New" w:eastAsia="Courier New"/>
           <w:color w:val="2E7D32"/>
           <w:sz w:val="17"/>
         </w:rPr>
@@ -20509,7 +20509,7 @@
       </w:pPr>
       <w:r>
         <w:rPr>
-          <w:rFonts w:ascii="Consolas" w:hAnsi="Consolas" w:eastAsia="Consolas"/>
+          <w:rFonts w:ascii="Courier New" w:hAnsi="Courier New" w:eastAsia="Courier New"/>
           <w:color w:val="1A1A1A"/>
           <w:sz w:val="17"/>
         </w:rPr>
@@ -20527,7 +20527,7 @@
       </w:pPr>
       <w:r>
         <w:rPr>
-          <w:rFonts w:ascii="Consolas" w:hAnsi="Consolas" w:eastAsia="Consolas"/>
+          <w:rFonts w:ascii="Courier New" w:hAnsi="Courier New" w:eastAsia="Courier New"/>
           <w:color w:val="2E7D32"/>
           <w:sz w:val="17"/>
         </w:rPr>
@@ -20545,7 +20545,7 @@
       </w:pPr>
       <w:r>
         <w:rPr>
-          <w:rFonts w:ascii="Consolas" w:hAnsi="Consolas" w:eastAsia="Consolas"/>
+          <w:rFonts w:ascii="Courier New" w:hAnsi="Courier New" w:eastAsia="Courier New"/>
           <w:color w:val="1A1A1A"/>
           <w:sz w:val="17"/>
         </w:rPr>
@@ -20563,7 +20563,7 @@
       </w:pPr>
       <w:r>
         <w:rPr>
-          <w:rFonts w:ascii="Consolas" w:hAnsi="Consolas" w:eastAsia="Consolas"/>
+          <w:rFonts w:ascii="Courier New" w:hAnsi="Courier New" w:eastAsia="Courier New"/>
           <w:color w:val="1A1A1A"/>
           <w:sz w:val="17"/>
         </w:rPr>
@@ -20612,7 +20612,7 @@
       </w:pPr>
       <w:r>
         <w:rPr>
-          <w:rFonts w:ascii="Consolas" w:hAnsi="Consolas" w:eastAsia="Consolas"/>
+          <w:rFonts w:ascii="Courier New" w:hAnsi="Courier New" w:eastAsia="Courier New"/>
           <w:color w:val="1A1A1A"/>
           <w:sz w:val="17"/>
         </w:rPr>
@@ -20630,7 +20630,7 @@
       </w:pPr>
       <w:r>
         <w:rPr>
-          <w:rFonts w:ascii="Consolas" w:hAnsi="Consolas" w:eastAsia="Consolas"/>
+          <w:rFonts w:ascii="Courier New" w:hAnsi="Courier New" w:eastAsia="Courier New"/>
           <w:color w:val="1A1A1A"/>
           <w:sz w:val="17"/>
         </w:rPr>
@@ -20648,7 +20648,7 @@
       </w:pPr>
       <w:r>
         <w:rPr>
-          <w:rFonts w:ascii="Consolas" w:hAnsi="Consolas" w:eastAsia="Consolas"/>
+          <w:rFonts w:ascii="Courier New" w:hAnsi="Courier New" w:eastAsia="Courier New"/>
           <w:color w:val="1A1A1A"/>
           <w:sz w:val="17"/>
         </w:rPr>
@@ -20666,7 +20666,7 @@
       </w:pPr>
       <w:r>
         <w:rPr>
-          <w:rFonts w:ascii="Consolas" w:hAnsi="Consolas" w:eastAsia="Consolas"/>
+          <w:rFonts w:ascii="Courier New" w:hAnsi="Courier New" w:eastAsia="Courier New"/>
           <w:color w:val="1A1A1A"/>
           <w:sz w:val="17"/>
         </w:rPr>
@@ -20684,7 +20684,7 @@
       </w:pPr>
       <w:r>
         <w:rPr>
-          <w:rFonts w:ascii="Consolas" w:hAnsi="Consolas" w:eastAsia="Consolas"/>
+          <w:rFonts w:ascii="Courier New" w:hAnsi="Courier New" w:eastAsia="Courier New"/>
           <w:color w:val="1A1A1A"/>
           <w:sz w:val="17"/>
         </w:rPr>
@@ -20702,7 +20702,7 @@
       </w:pPr>
       <w:r>
         <w:rPr>
-          <w:rFonts w:ascii="Consolas" w:hAnsi="Consolas" w:eastAsia="Consolas"/>
+          <w:rFonts w:ascii="Courier New" w:hAnsi="Courier New" w:eastAsia="Courier New"/>
           <w:color w:val="1A1A1A"/>
           <w:sz w:val="17"/>
         </w:rPr>
@@ -20720,7 +20720,7 @@
       </w:pPr>
       <w:r>
         <w:rPr>
-          <w:rFonts w:ascii="Consolas" w:hAnsi="Consolas" w:eastAsia="Consolas"/>
+          <w:rFonts w:ascii="Courier New" w:hAnsi="Courier New" w:eastAsia="Courier New"/>
           <w:color w:val="1A1A1A"/>
           <w:sz w:val="17"/>
         </w:rPr>
@@ -20738,7 +20738,7 @@
       </w:pPr>
       <w:r>
         <w:rPr>
-          <w:rFonts w:ascii="Consolas" w:hAnsi="Consolas" w:eastAsia="Consolas"/>
+          <w:rFonts w:ascii="Courier New" w:hAnsi="Courier New" w:eastAsia="Courier New"/>
           <w:color w:val="1A1A1A"/>
           <w:sz w:val="17"/>
         </w:rPr>
@@ -20756,7 +20756,7 @@
       </w:pPr>
       <w:r>
         <w:rPr>
-          <w:rFonts w:ascii="Consolas" w:hAnsi="Consolas" w:eastAsia="Consolas"/>
+          <w:rFonts w:ascii="Courier New" w:hAnsi="Courier New" w:eastAsia="Courier New"/>
           <w:color w:val="1A1A1A"/>
           <w:sz w:val="17"/>
         </w:rPr>
@@ -20774,7 +20774,7 @@
       </w:pPr>
       <w:r>
         <w:rPr>
-          <w:rFonts w:ascii="Consolas" w:hAnsi="Consolas" w:eastAsia="Consolas"/>
+          <w:rFonts w:ascii="Courier New" w:hAnsi="Courier New" w:eastAsia="Courier New"/>
           <w:color w:val="1A1A1A"/>
           <w:sz w:val="17"/>
         </w:rPr>
@@ -20792,7 +20792,7 @@
       </w:pPr>
       <w:r>
         <w:rPr>
-          <w:rFonts w:ascii="Consolas" w:hAnsi="Consolas" w:eastAsia="Consolas"/>
+          <w:rFonts w:ascii="Courier New" w:hAnsi="Courier New" w:eastAsia="Courier New"/>
           <w:color w:val="1A1A1A"/>
           <w:sz w:val="17"/>
         </w:rPr>
@@ -20810,7 +20810,7 @@
       </w:pPr>
       <w:r>
         <w:rPr>
-          <w:rFonts w:ascii="Consolas" w:hAnsi="Consolas" w:eastAsia="Consolas"/>
+          <w:rFonts w:ascii="Courier New" w:hAnsi="Courier New" w:eastAsia="Courier New"/>
           <w:color w:val="1A1A1A"/>
           <w:sz w:val="17"/>
         </w:rPr>
@@ -20828,7 +20828,7 @@
       </w:pPr>
       <w:r>
         <w:rPr>
-          <w:rFonts w:ascii="Consolas" w:hAnsi="Consolas" w:eastAsia="Consolas"/>
+          <w:rFonts w:ascii="Courier New" w:hAnsi="Courier New" w:eastAsia="Courier New"/>
           <w:color w:val="1A1A1A"/>
           <w:sz w:val="17"/>
         </w:rPr>
@@ -20846,7 +20846,7 @@
       </w:pPr>
       <w:r>
         <w:rPr>
-          <w:rFonts w:ascii="Consolas" w:hAnsi="Consolas" w:eastAsia="Consolas"/>
+          <w:rFonts w:ascii="Courier New" w:hAnsi="Courier New" w:eastAsia="Courier New"/>
           <w:color w:val="1A1A1A"/>
           <w:sz w:val="17"/>
         </w:rPr>
@@ -20864,7 +20864,7 @@
       </w:pPr>
       <w:r>
         <w:rPr>
-          <w:rFonts w:ascii="Consolas" w:hAnsi="Consolas" w:eastAsia="Consolas"/>
+          <w:rFonts w:ascii="Courier New" w:hAnsi="Courier New" w:eastAsia="Courier New"/>
           <w:color w:val="1A1A1A"/>
           <w:sz w:val="17"/>
         </w:rPr>
@@ -20882,7 +20882,7 @@
       </w:pPr>
       <w:r>
         <w:rPr>
-          <w:rFonts w:ascii="Consolas" w:hAnsi="Consolas" w:eastAsia="Consolas"/>
+          <w:rFonts w:ascii="Courier New" w:hAnsi="Courier New" w:eastAsia="Courier New"/>
           <w:color w:val="1A1A1A"/>
           <w:sz w:val="17"/>
         </w:rPr>
@@ -20900,7 +20900,7 @@
       </w:pPr>
       <w:r>
         <w:rPr>
-          <w:rFonts w:ascii="Consolas" w:hAnsi="Consolas" w:eastAsia="Consolas"/>
+          <w:rFonts w:ascii="Courier New" w:hAnsi="Courier New" w:eastAsia="Courier New"/>
           <w:color w:val="1A1A1A"/>
           <w:sz w:val="17"/>
         </w:rPr>
@@ -20918,7 +20918,7 @@
       </w:pPr>
       <w:r>
         <w:rPr>
-          <w:rFonts w:ascii="Consolas" w:hAnsi="Consolas" w:eastAsia="Consolas"/>
+          <w:rFonts w:ascii="Courier New" w:hAnsi="Courier New" w:eastAsia="Courier New"/>
           <w:color w:val="1A1A1A"/>
           <w:sz w:val="17"/>
         </w:rPr>
@@ -20936,7 +20936,7 @@
       </w:pPr>
       <w:r>
         <w:rPr>
-          <w:rFonts w:ascii="Consolas" w:hAnsi="Consolas" w:eastAsia="Consolas"/>
+          <w:rFonts w:ascii="Courier New" w:hAnsi="Courier New" w:eastAsia="Courier New"/>
           <w:color w:val="1A1A1A"/>
           <w:sz w:val="17"/>
         </w:rPr>
@@ -20954,7 +20954,7 @@
       </w:pPr>
       <w:r>
         <w:rPr>
-          <w:rFonts w:ascii="Consolas" w:hAnsi="Consolas" w:eastAsia="Consolas"/>
+          <w:rFonts w:ascii="Courier New" w:hAnsi="Courier New" w:eastAsia="Courier New"/>
           <w:color w:val="1A1A1A"/>
           <w:sz w:val="17"/>
         </w:rPr>
@@ -20972,7 +20972,7 @@
       </w:pPr>
       <w:r>
         <w:rPr>
-          <w:rFonts w:ascii="Consolas" w:hAnsi="Consolas" w:eastAsia="Consolas"/>
+          <w:rFonts w:ascii="Courier New" w:hAnsi="Courier New" w:eastAsia="Courier New"/>
           <w:color w:val="1A1A1A"/>
           <w:sz w:val="17"/>
         </w:rPr>
@@ -20990,7 +20990,7 @@
       </w:pPr>
       <w:r>
         <w:rPr>
-          <w:rFonts w:ascii="Consolas" w:hAnsi="Consolas" w:eastAsia="Consolas"/>
+          <w:rFonts w:ascii="Courier New" w:hAnsi="Courier New" w:eastAsia="Courier New"/>
           <w:color w:val="1A1A1A"/>
           <w:sz w:val="17"/>
         </w:rPr>
@@ -21008,7 +21008,7 @@
       </w:pPr>
       <w:r>
         <w:rPr>
-          <w:rFonts w:ascii="Consolas" w:hAnsi="Consolas" w:eastAsia="Consolas"/>
+          <w:rFonts w:ascii="Courier New" w:hAnsi="Courier New" w:eastAsia="Courier New"/>
           <w:color w:val="1A1A1A"/>
           <w:sz w:val="17"/>
         </w:rPr>
@@ -21026,7 +21026,7 @@
       </w:pPr>
       <w:r>
         <w:rPr>
-          <w:rFonts w:ascii="Consolas" w:hAnsi="Consolas" w:eastAsia="Consolas"/>
+          <w:rFonts w:ascii="Courier New" w:hAnsi="Courier New" w:eastAsia="Courier New"/>
           <w:color w:val="1A1A1A"/>
           <w:sz w:val="17"/>
         </w:rPr>
@@ -21044,7 +21044,7 @@
       </w:pPr>
       <w:r>
         <w:rPr>
-          <w:rFonts w:ascii="Consolas" w:hAnsi="Consolas" w:eastAsia="Consolas"/>
+          <w:rFonts w:ascii="Courier New" w:hAnsi="Courier New" w:eastAsia="Courier New"/>
           <w:color w:val="1A1A1A"/>
           <w:sz w:val="17"/>
         </w:rPr>
@@ -21062,7 +21062,7 @@
       </w:pPr>
       <w:r>
         <w:rPr>
-          <w:rFonts w:ascii="Consolas" w:hAnsi="Consolas" w:eastAsia="Consolas"/>
+          <w:rFonts w:ascii="Courier New" w:hAnsi="Courier New" w:eastAsia="Courier New"/>
           <w:color w:val="1A1A1A"/>
           <w:sz w:val="17"/>
         </w:rPr>
@@ -21080,7 +21080,7 @@
       </w:pPr>
       <w:r>
         <w:rPr>
-          <w:rFonts w:ascii="Consolas" w:hAnsi="Consolas" w:eastAsia="Consolas"/>
+          <w:rFonts w:ascii="Courier New" w:hAnsi="Courier New" w:eastAsia="Courier New"/>
           <w:color w:val="1A1A1A"/>
           <w:sz w:val="17"/>
         </w:rPr>
@@ -21098,7 +21098,7 @@
       </w:pPr>
       <w:r>
         <w:rPr>
-          <w:rFonts w:ascii="Consolas" w:hAnsi="Consolas" w:eastAsia="Consolas"/>
+          <w:rFonts w:ascii="Courier New" w:hAnsi="Courier New" w:eastAsia="Courier New"/>
           <w:color w:val="1A1A1A"/>
           <w:sz w:val="17"/>
         </w:rPr>
@@ -21116,7 +21116,7 @@
       </w:pPr>
       <w:r>
         <w:rPr>
-          <w:rFonts w:ascii="Consolas" w:hAnsi="Consolas" w:eastAsia="Consolas"/>
+          <w:rFonts w:ascii="Courier New" w:hAnsi="Courier New" w:eastAsia="Courier New"/>
           <w:color w:val="1A1A1A"/>
           <w:sz w:val="17"/>
         </w:rPr>
@@ -21134,7 +21134,7 @@
       </w:pPr>
       <w:r>
         <w:rPr>
-          <w:rFonts w:ascii="Consolas" w:hAnsi="Consolas" w:eastAsia="Consolas"/>
+          <w:rFonts w:ascii="Courier New" w:hAnsi="Courier New" w:eastAsia="Courier New"/>
           <w:color w:val="1A1A1A"/>
           <w:sz w:val="17"/>
         </w:rPr>
@@ -21152,7 +21152,7 @@
       </w:pPr>
       <w:r>
         <w:rPr>
-          <w:rFonts w:ascii="Consolas" w:hAnsi="Consolas" w:eastAsia="Consolas"/>
+          <w:rFonts w:ascii="Courier New" w:hAnsi="Courier New" w:eastAsia="Courier New"/>
           <w:color w:val="1A1A1A"/>
           <w:sz w:val="17"/>
         </w:rPr>
@@ -21184,7 +21184,7 @@
       </w:pPr>
       <w:r>
         <w:rPr>
-          <w:rFonts w:ascii="Consolas" w:hAnsi="Consolas" w:eastAsia="Consolas"/>
+          <w:rFonts w:ascii="Courier New" w:hAnsi="Courier New" w:eastAsia="Courier New"/>
           <w:color w:val="1A1A1A"/>
           <w:sz w:val="17"/>
         </w:rPr>
@@ -21202,7 +21202,7 @@
       </w:pPr>
       <w:r>
         <w:rPr>
-          <w:rFonts w:ascii="Consolas" w:hAnsi="Consolas" w:eastAsia="Consolas"/>
+          <w:rFonts w:ascii="Courier New" w:hAnsi="Courier New" w:eastAsia="Courier New"/>
           <w:color w:val="1A1A1A"/>
           <w:sz w:val="17"/>
         </w:rPr>
@@ -21220,7 +21220,7 @@
       </w:pPr>
       <w:r>
         <w:rPr>
-          <w:rFonts w:ascii="Consolas" w:hAnsi="Consolas" w:eastAsia="Consolas"/>
+          <w:rFonts w:ascii="Courier New" w:hAnsi="Courier New" w:eastAsia="Courier New"/>
           <w:color w:val="1A1A1A"/>
           <w:sz w:val="17"/>
         </w:rPr>
@@ -21238,7 +21238,7 @@
       </w:pPr>
       <w:r>
         <w:rPr>
-          <w:rFonts w:ascii="Consolas" w:hAnsi="Consolas" w:eastAsia="Consolas"/>
+          <w:rFonts w:ascii="Courier New" w:hAnsi="Courier New" w:eastAsia="Courier New"/>
           <w:color w:val="1A1A1A"/>
           <w:sz w:val="17"/>
         </w:rPr>
@@ -21256,7 +21256,7 @@
       </w:pPr>
       <w:r>
         <w:rPr>
-          <w:rFonts w:ascii="Consolas" w:hAnsi="Consolas" w:eastAsia="Consolas"/>
+          <w:rFonts w:ascii="Courier New" w:hAnsi="Courier New" w:eastAsia="Courier New"/>
           <w:color w:val="1A1A1A"/>
           <w:sz w:val="17"/>
         </w:rPr>
@@ -21274,7 +21274,7 @@
       </w:pPr>
       <w:r>
         <w:rPr>
-          <w:rFonts w:ascii="Consolas" w:hAnsi="Consolas" w:eastAsia="Consolas"/>
+          <w:rFonts w:ascii="Courier New" w:hAnsi="Courier New" w:eastAsia="Courier New"/>
           <w:color w:val="1A1A1A"/>
           <w:sz w:val="17"/>
         </w:rPr>
@@ -21292,7 +21292,7 @@
       </w:pPr>
       <w:r>
         <w:rPr>
-          <w:rFonts w:ascii="Consolas" w:hAnsi="Consolas" w:eastAsia="Consolas"/>
+          <w:rFonts w:ascii="Courier New" w:hAnsi="Courier New" w:eastAsia="Courier New"/>
           <w:color w:val="1A1A1A"/>
           <w:sz w:val="17"/>
         </w:rPr>
@@ -21310,7 +21310,7 @@
       </w:pPr>
       <w:r>
         <w:rPr>
-          <w:rFonts w:ascii="Consolas" w:hAnsi="Consolas" w:eastAsia="Consolas"/>
+          <w:rFonts w:ascii="Courier New" w:hAnsi="Courier New" w:eastAsia="Courier New"/>
           <w:color w:val="1A1A1A"/>
           <w:sz w:val="17"/>
         </w:rPr>
@@ -21328,7 +21328,7 @@
       </w:pPr>
       <w:r>
         <w:rPr>
-          <w:rFonts w:ascii="Consolas" w:hAnsi="Consolas" w:eastAsia="Consolas"/>
+          <w:rFonts w:ascii="Courier New" w:hAnsi="Courier New" w:eastAsia="Courier New"/>
           <w:color w:val="1A1A1A"/>
           <w:sz w:val="17"/>
         </w:rPr>
@@ -21346,7 +21346,7 @@
       </w:pPr>
       <w:r>
         <w:rPr>
-          <w:rFonts w:ascii="Consolas" w:hAnsi="Consolas" w:eastAsia="Consolas"/>
+          <w:rFonts w:ascii="Courier New" w:hAnsi="Courier New" w:eastAsia="Courier New"/>
           <w:color w:val="1A1A1A"/>
           <w:sz w:val="17"/>
         </w:rPr>
@@ -21364,7 +21364,7 @@
       </w:pPr>
       <w:r>
         <w:rPr>
-          <w:rFonts w:ascii="Consolas" w:hAnsi="Consolas" w:eastAsia="Consolas"/>
+          <w:rFonts w:ascii="Courier New" w:hAnsi="Courier New" w:eastAsia="Courier New"/>
           <w:color w:val="1A1A1A"/>
           <w:sz w:val="17"/>
         </w:rPr>
@@ -21382,7 +21382,7 @@
       </w:pPr>
       <w:r>
         <w:rPr>
-          <w:rFonts w:ascii="Consolas" w:hAnsi="Consolas" w:eastAsia="Consolas"/>
+          <w:rFonts w:ascii="Courier New" w:hAnsi="Courier New" w:eastAsia="Courier New"/>
           <w:color w:val="1A1A1A"/>
           <w:sz w:val="17"/>
         </w:rPr>
@@ -21400,7 +21400,7 @@
       </w:pPr>
       <w:r>
         <w:rPr>
-          <w:rFonts w:ascii="Consolas" w:hAnsi="Consolas" w:eastAsia="Consolas"/>
+          <w:rFonts w:ascii="Courier New" w:hAnsi="Courier New" w:eastAsia="Courier New"/>
           <w:color w:val="1A1A1A"/>
           <w:sz w:val="17"/>
         </w:rPr>
@@ -21418,7 +21418,7 @@
       </w:pPr>
       <w:r>
         <w:rPr>
-          <w:rFonts w:ascii="Consolas" w:hAnsi="Consolas" w:eastAsia="Consolas"/>
+          <w:rFonts w:ascii="Courier New" w:hAnsi="Courier New" w:eastAsia="Courier New"/>
           <w:color w:val="1A1A1A"/>
           <w:sz w:val="17"/>
         </w:rPr>
@@ -21436,7 +21436,7 @@
       </w:pPr>
       <w:r>
         <w:rPr>
-          <w:rFonts w:ascii="Consolas" w:hAnsi="Consolas" w:eastAsia="Consolas"/>
+          <w:rFonts w:ascii="Courier New" w:hAnsi="Courier New" w:eastAsia="Courier New"/>
           <w:color w:val="1A1A1A"/>
           <w:sz w:val="17"/>
         </w:rPr>
@@ -21454,7 +21454,7 @@
       </w:pPr>
       <w:r>
         <w:rPr>
-          <w:rFonts w:ascii="Consolas" w:hAnsi="Consolas" w:eastAsia="Consolas"/>
+          <w:rFonts w:ascii="Courier New" w:hAnsi="Courier New" w:eastAsia="Courier New"/>
           <w:color w:val="1A1A1A"/>
           <w:sz w:val="17"/>
         </w:rPr>
@@ -21472,7 +21472,7 @@
       </w:pPr>
       <w:r>
         <w:rPr>
-          <w:rFonts w:ascii="Consolas" w:hAnsi="Consolas" w:eastAsia="Consolas"/>
+          <w:rFonts w:ascii="Courier New" w:hAnsi="Courier New" w:eastAsia="Courier New"/>
           <w:color w:val="1A1A1A"/>
           <w:sz w:val="17"/>
         </w:rPr>
@@ -21490,7 +21490,7 @@
       </w:pPr>
       <w:r>
         <w:rPr>
-          <w:rFonts w:ascii="Consolas" w:hAnsi="Consolas" w:eastAsia="Consolas"/>
+          <w:rFonts w:ascii="Courier New" w:hAnsi="Courier New" w:eastAsia="Courier New"/>
           <w:color w:val="1A1A1A"/>
           <w:sz w:val="17"/>
         </w:rPr>
@@ -21508,7 +21508,7 @@
       </w:pPr>
       <w:r>
         <w:rPr>
-          <w:rFonts w:ascii="Consolas" w:hAnsi="Consolas" w:eastAsia="Consolas"/>
+          <w:rFonts w:ascii="Courier New" w:hAnsi="Courier New" w:eastAsia="Courier New"/>
           <w:color w:val="1A1A1A"/>
           <w:sz w:val="17"/>
         </w:rPr>
@@ -21526,7 +21526,7 @@
       </w:pPr>
       <w:r>
         <w:rPr>
-          <w:rFonts w:ascii="Consolas" w:hAnsi="Consolas" w:eastAsia="Consolas"/>
+          <w:rFonts w:ascii="Courier New" w:hAnsi="Courier New" w:eastAsia="Courier New"/>
           <w:color w:val="1A1A1A"/>
           <w:sz w:val="17"/>
         </w:rPr>
@@ -21544,7 +21544,7 @@
       </w:pPr>
       <w:r>
         <w:rPr>
-          <w:rFonts w:ascii="Consolas" w:hAnsi="Consolas" w:eastAsia="Consolas"/>
+          <w:rFonts w:ascii="Courier New" w:hAnsi="Courier New" w:eastAsia="Courier New"/>
           <w:color w:val="1A1A1A"/>
           <w:sz w:val="17"/>
         </w:rPr>
@@ -21562,7 +21562,7 @@
       </w:pPr>
       <w:r>
         <w:rPr>
-          <w:rFonts w:ascii="Consolas" w:hAnsi="Consolas" w:eastAsia="Consolas"/>
+          <w:rFonts w:ascii="Courier New" w:hAnsi="Courier New" w:eastAsia="Courier New"/>
           <w:color w:val="1A1A1A"/>
           <w:sz w:val="17"/>
         </w:rPr>
@@ -21580,7 +21580,7 @@
       </w:pPr>
       <w:r>
         <w:rPr>
-          <w:rFonts w:ascii="Consolas" w:hAnsi="Consolas" w:eastAsia="Consolas"/>
+          <w:rFonts w:ascii="Courier New" w:hAnsi="Courier New" w:eastAsia="Courier New"/>
           <w:color w:val="1A1A1A"/>
           <w:sz w:val="17"/>
         </w:rPr>
@@ -21598,7 +21598,7 @@
       </w:pPr>
       <w:r>
         <w:rPr>
-          <w:rFonts w:ascii="Consolas" w:hAnsi="Consolas" w:eastAsia="Consolas"/>
+          <w:rFonts w:ascii="Courier New" w:hAnsi="Courier New" w:eastAsia="Courier New"/>
           <w:color w:val="1A1A1A"/>
           <w:sz w:val="17"/>
         </w:rPr>
@@ -21616,7 +21616,7 @@
       </w:pPr>
       <w:r>
         <w:rPr>
-          <w:rFonts w:ascii="Consolas" w:hAnsi="Consolas" w:eastAsia="Consolas"/>
+          <w:rFonts w:ascii="Courier New" w:hAnsi="Courier New" w:eastAsia="Courier New"/>
           <w:color w:val="1A1A1A"/>
           <w:sz w:val="17"/>
         </w:rPr>
@@ -21634,7 +21634,7 @@
       </w:pPr>
       <w:r>
         <w:rPr>
-          <w:rFonts w:ascii="Consolas" w:hAnsi="Consolas" w:eastAsia="Consolas"/>
+          <w:rFonts w:ascii="Courier New" w:hAnsi="Courier New" w:eastAsia="Courier New"/>
           <w:color w:val="1A1A1A"/>
           <w:sz w:val="17"/>
         </w:rPr>
@@ -21652,7 +21652,7 @@
       </w:pPr>
       <w:r>
         <w:rPr>
-          <w:rFonts w:ascii="Consolas" w:hAnsi="Consolas" w:eastAsia="Consolas"/>
+          <w:rFonts w:ascii="Courier New" w:hAnsi="Courier New" w:eastAsia="Courier New"/>
           <w:color w:val="1A1A1A"/>
           <w:sz w:val="17"/>
         </w:rPr>
@@ -21670,7 +21670,7 @@
       </w:pPr>
       <w:r>
         <w:rPr>
-          <w:rFonts w:ascii="Consolas" w:hAnsi="Consolas" w:eastAsia="Consolas"/>
+          <w:rFonts w:ascii="Courier New" w:hAnsi="Courier New" w:eastAsia="Courier New"/>
           <w:color w:val="1A1A1A"/>
           <w:sz w:val="17"/>
         </w:rPr>
@@ -21688,7 +21688,7 @@
       </w:pPr>
       <w:r>
         <w:rPr>
-          <w:rFonts w:ascii="Consolas" w:hAnsi="Consolas" w:eastAsia="Consolas"/>
+          <w:rFonts w:ascii="Courier New" w:hAnsi="Courier New" w:eastAsia="Courier New"/>
           <w:color w:val="1A1A1A"/>
           <w:sz w:val="17"/>
         </w:rPr>
@@ -21706,7 +21706,7 @@
       </w:pPr>
       <w:r>
         <w:rPr>
-          <w:rFonts w:ascii="Consolas" w:hAnsi="Consolas" w:eastAsia="Consolas"/>
+          <w:rFonts w:ascii="Courier New" w:hAnsi="Courier New" w:eastAsia="Courier New"/>
           <w:color w:val="1A1A1A"/>
           <w:sz w:val="17"/>
         </w:rPr>
@@ -21724,7 +21724,7 @@
       </w:pPr>
       <w:r>
         <w:rPr>
-          <w:rFonts w:ascii="Consolas" w:hAnsi="Consolas" w:eastAsia="Consolas"/>
+          <w:rFonts w:ascii="Courier New" w:hAnsi="Courier New" w:eastAsia="Courier New"/>
           <w:color w:val="1A1A1A"/>
           <w:sz w:val="17"/>
         </w:rPr>
@@ -21742,7 +21742,7 @@
       </w:pPr>
       <w:r>
         <w:rPr>
-          <w:rFonts w:ascii="Consolas" w:hAnsi="Consolas" w:eastAsia="Consolas"/>
+          <w:rFonts w:ascii="Courier New" w:hAnsi="Courier New" w:eastAsia="Courier New"/>
           <w:color w:val="1A1A1A"/>
           <w:sz w:val="17"/>
         </w:rPr>
@@ -21771,10 +21771,10 @@
       </w:r>
       <w:r>
         <w:rPr>
-          <w:rFonts w:ascii="Consolas" w:hAnsi="Consolas" w:eastAsia="Consolas"/>
-          <w:b w:val="0"/>
-          <w:i w:val="0"/>
-          <w:color w:val="9B1C1C"/>
+          <w:rFonts w:ascii="Courier New" w:hAnsi="Courier New" w:eastAsia="Courier New"/>
+          <w:b w:val="0"/>
+          <w:i w:val="0"/>
+          <w:color w:val="5A4400"/>
           <w:sz w:val="17"/>
         </w:rPr>
         <w:t>interface GigabitEthernet 1/2,3</w:t>
@@ -21791,10 +21791,10 @@
       </w:r>
       <w:r>
         <w:rPr>
-          <w:rFonts w:ascii="Consolas" w:hAnsi="Consolas" w:eastAsia="Consolas"/>
-          <w:b w:val="0"/>
-          <w:i w:val="0"/>
-          <w:color w:val="9B1C1C"/>
+          <w:rFonts w:ascii="Courier New" w:hAnsi="Courier New" w:eastAsia="Courier New"/>
+          <w:b w:val="0"/>
+          <w:i w:val="0"/>
+          <w:color w:val="5A4400"/>
           <w:sz w:val="17"/>
         </w:rPr>
         <w:t>exit</w:t>
@@ -21811,10 +21811,10 @@
       </w:r>
       <w:r>
         <w:rPr>
-          <w:rFonts w:ascii="Consolas" w:hAnsi="Consolas" w:eastAsia="Consolas"/>
-          <w:b w:val="0"/>
-          <w:i w:val="0"/>
-          <w:color w:val="9B1C1C"/>
+          <w:rFonts w:ascii="Courier New" w:hAnsi="Courier New" w:eastAsia="Courier New"/>
+          <w:b w:val="0"/>
+          <w:i w:val="0"/>
+          <w:color w:val="5A4400"/>
           <w:sz w:val="17"/>
         </w:rPr>
         <w:t># Configure the Gi 1/4 port</w:t>
@@ -21831,10 +21831,10 @@
       </w:r>
       <w:r>
         <w:rPr>
-          <w:rFonts w:ascii="Consolas" w:hAnsi="Consolas" w:eastAsia="Consolas"/>
-          <w:b w:val="0"/>
-          <w:i w:val="0"/>
-          <w:color w:val="9B1C1C"/>
+          <w:rFonts w:ascii="Courier New" w:hAnsi="Courier New" w:eastAsia="Courier New"/>
+          <w:b w:val="0"/>
+          <w:i w:val="0"/>
+          <w:color w:val="5A4400"/>
           <w:sz w:val="17"/>
         </w:rPr>
         <w:t>switchport hybrid allowed vlan 1</w:t>
@@ -21851,10 +21851,10 @@
       </w:r>
       <w:r>
         <w:rPr>
-          <w:rFonts w:ascii="Consolas" w:hAnsi="Consolas" w:eastAsia="Consolas"/>
-          <w:b w:val="0"/>
-          <w:i w:val="0"/>
-          <w:color w:val="9B1C1C"/>
+          <w:rFonts w:ascii="Courier New" w:hAnsi="Courier New" w:eastAsia="Courier New"/>
+          <w:b w:val="0"/>
+          <w:i w:val="0"/>
+          <w:color w:val="5A4400"/>
           <w:sz w:val="17"/>
         </w:rPr>
         <w:t>switchport mode hybrid</w:t>
@@ -21871,10 +21871,10 @@
       </w:r>
       <w:r>
         <w:rPr>
-          <w:rFonts w:ascii="Consolas" w:hAnsi="Consolas" w:eastAsia="Consolas"/>
-          <w:b w:val="0"/>
-          <w:i w:val="0"/>
-          <w:color w:val="9B1C1C"/>
+          <w:rFonts w:ascii="Courier New" w:hAnsi="Courier New" w:eastAsia="Courier New"/>
+          <w:b w:val="0"/>
+          <w:i w:val="0"/>
+          <w:color w:val="5A4400"/>
           <w:sz w:val="17"/>
         </w:rPr>
         <w:t>stream-id 20</w:t>
@@ -22083,7 +22083,7 @@
       </w:r>
       <w:r>
         <w:rPr>
-          <w:rFonts w:ascii="Consolas" w:hAnsi="Consolas" w:eastAsia="Consolas"/>
+          <w:rFonts w:ascii="Courier New" w:hAnsi="Courier New" w:eastAsia="Courier New"/>
           <w:b w:val="0"/>
           <w:i w:val="0"/>
           <w:color w:val="9B1C1C"/>
@@ -22148,7 +22148,7 @@
       </w:r>
       <w:r>
         <w:rPr>
-          <w:rFonts w:ascii="Consolas" w:hAnsi="Consolas" w:eastAsia="Consolas"/>
+          <w:rFonts w:ascii="Courier New" w:hAnsi="Courier New" w:eastAsia="Courier New"/>
           <w:b w:val="0"/>
           <w:i w:val="0"/>
           <w:color w:val="9B1C1C"/>
@@ -22190,7 +22190,7 @@
       </w:r>
       <w:r>
         <w:rPr>
-          <w:rFonts w:ascii="Consolas" w:hAnsi="Consolas" w:eastAsia="Consolas"/>
+          <w:rFonts w:ascii="Courier New" w:hAnsi="Courier New" w:eastAsia="Courier New"/>
           <w:b w:val="0"/>
           <w:i w:val="0"/>
           <w:color w:val="9B1C1C"/>
@@ -22697,7 +22697,7 @@
             </w:r>
             <w:r>
               <w:rPr>
-                <w:rFonts w:ascii="Consolas" w:hAnsi="Consolas" w:eastAsia="Consolas"/>
+                <w:rFonts w:ascii="Courier New" w:hAnsi="Courier New" w:eastAsia="Courier New"/>
                 <w:b w:val="0"/>
                 <w:i w:val="0"/>
                 <w:color w:val="9B1C1C"/>
@@ -23088,7 +23088,7 @@
             </w:r>
             <w:r>
               <w:rPr>
-                <w:rFonts w:ascii="Consolas" w:hAnsi="Consolas" w:eastAsia="Consolas"/>
+                <w:rFonts w:ascii="Courier New" w:hAnsi="Courier New" w:eastAsia="Courier New"/>
                 <w:b w:val="0"/>
                 <w:i w:val="0"/>
                 <w:color w:val="9B1C1C"/>
@@ -23293,7 +23293,7 @@
             </w:r>
             <w:r>
               <w:rPr>
-                <w:rFonts w:ascii="Consolas" w:hAnsi="Consolas" w:eastAsia="Consolas"/>
+                <w:rFonts w:ascii="Courier New" w:hAnsi="Courier New" w:eastAsia="Courier New"/>
                 <w:b w:val="0"/>
                 <w:i w:val="0"/>
                 <w:color w:val="9B1C1C"/>
@@ -23312,7 +23312,7 @@
             </w:r>
             <w:r>
               <w:rPr>
-                <w:rFonts w:ascii="Consolas" w:hAnsi="Consolas" w:eastAsia="Consolas"/>
+                <w:rFonts w:ascii="Courier New" w:hAnsi="Courier New" w:eastAsia="Courier New"/>
                 <w:b w:val="0"/>
                 <w:i w:val="0"/>
                 <w:color w:val="9B1C1C"/>
@@ -23331,7 +23331,7 @@
             </w:r>
             <w:r>
               <w:rPr>
-                <w:rFonts w:ascii="Consolas" w:hAnsi="Consolas" w:eastAsia="Consolas"/>
+                <w:rFonts w:ascii="Courier New" w:hAnsi="Courier New" w:eastAsia="Courier New"/>
                 <w:b w:val="0"/>
                 <w:i w:val="0"/>
                 <w:color w:val="9B1C1C"/>
@@ -23350,7 +23350,7 @@
             </w:r>
             <w:r>
               <w:rPr>
-                <w:rFonts w:ascii="Consolas" w:hAnsi="Consolas" w:eastAsia="Consolas"/>
+                <w:rFonts w:ascii="Courier New" w:hAnsi="Courier New" w:eastAsia="Courier New"/>
                 <w:b w:val="0"/>
                 <w:i w:val="0"/>
                 <w:color w:val="9B1C1C"/>
@@ -23431,7 +23431,7 @@
             </w:r>
             <w:r>
               <w:rPr>
-                <w:rFonts w:ascii="Consolas" w:hAnsi="Consolas" w:eastAsia="Consolas"/>
+                <w:rFonts w:ascii="Courier New" w:hAnsi="Courier New" w:eastAsia="Courier New"/>
                 <w:b w:val="0"/>
                 <w:i w:val="0"/>
                 <w:color w:val="9B1C1C"/>
@@ -23565,7 +23565,7 @@
             <w:r/>
             <w:r>
               <w:rPr>
-                <w:rFonts w:ascii="Consolas" w:hAnsi="Consolas" w:eastAsia="Consolas"/>
+                <w:rFonts w:ascii="Courier New" w:hAnsi="Courier New" w:eastAsia="Courier New"/>
                 <w:b w:val="0"/>
                 <w:i w:val="0"/>
                 <w:color w:val="9B1C1C"/>
@@ -23894,7 +23894,7 @@
             </w:r>
             <w:r>
               <w:rPr>
-                <w:rFonts w:ascii="Consolas" w:hAnsi="Consolas" w:eastAsia="Consolas"/>
+                <w:rFonts w:ascii="Courier New" w:hAnsi="Courier New" w:eastAsia="Courier New"/>
                 <w:b w:val="0"/>
                 <w:i w:val="0"/>
                 <w:color w:val="9B1C1C"/>
@@ -23975,7 +23975,7 @@
             </w:r>
             <w:r>
               <w:rPr>
-                <w:rFonts w:ascii="Consolas" w:hAnsi="Consolas" w:eastAsia="Consolas"/>
+                <w:rFonts w:ascii="Courier New" w:hAnsi="Courier New" w:eastAsia="Courier New"/>
                 <w:b w:val="0"/>
                 <w:i w:val="0"/>
                 <w:color w:val="9B1C1C"/>
@@ -23994,7 +23994,7 @@
             </w:r>
             <w:r>
               <w:rPr>
-                <w:rFonts w:ascii="Consolas" w:hAnsi="Consolas" w:eastAsia="Consolas"/>
+                <w:rFonts w:ascii="Courier New" w:hAnsi="Courier New" w:eastAsia="Courier New"/>
                 <w:b w:val="0"/>
                 <w:i w:val="0"/>
                 <w:color w:val="9B1C1C"/>
@@ -24013,7 +24013,7 @@
             </w:r>
             <w:r>
               <w:rPr>
-                <w:rFonts w:ascii="Consolas" w:hAnsi="Consolas" w:eastAsia="Consolas"/>
+                <w:rFonts w:ascii="Courier New" w:hAnsi="Courier New" w:eastAsia="Courier New"/>
                 <w:b w:val="0"/>
                 <w:i w:val="0"/>
                 <w:color w:val="9B1C1C"/>
@@ -24218,7 +24218,7 @@
             </w:r>
             <w:r>
               <w:rPr>
-                <w:rFonts w:ascii="Consolas" w:hAnsi="Consolas" w:eastAsia="Consolas"/>
+                <w:rFonts w:ascii="Courier New" w:hAnsi="Courier New" w:eastAsia="Courier New"/>
                 <w:b w:val="0"/>
                 <w:i w:val="0"/>
                 <w:color w:val="9B1C1C"/>
